--- a/F/F6/F6.docx
+++ b/F/F6/F6.docx
@@ -5,6 +5,9 @@
     <w:p>
       <w:pPr>
         <w:pStyle w:val="2"/>
+        <w:rPr>
+          <w:rFonts w:hint="eastAsia"/>
+        </w:rPr>
       </w:pPr>
       <w:r>
         <w:rPr>
@@ -14,7 +17,15 @@
       </w:r>
     </w:p>
     <w:p>
-      <w:r>
+      <w:pPr>
+        <w:rPr>
+          <w:rFonts w:hint="eastAsia"/>
+        </w:rPr>
+      </w:pPr>
+      <w:r>
+        <w:rPr>
+          <w:noProof/>
+        </w:rPr>
         <w:drawing>
           <wp:inline distT="0" distB="0" distL="0" distR="0" wp14:anchorId="007992CC" wp14:editId="45A67152">
             <wp:extent cx="5274310" cy="2428240"/>
@@ -55,6 +66,7 @@
     <w:p>
       <w:pPr>
         <w:rPr>
+          <w:rFonts w:hint="eastAsia"/>
           <w:b/>
           <w:bCs/>
         </w:rPr>
@@ -80,6 +92,7 @@
     <w:p>
       <w:pPr>
         <w:rPr>
+          <w:rFonts w:hint="eastAsia"/>
           <w:b/>
           <w:bCs/>
         </w:rPr>
@@ -95,6 +108,9 @@
     <w:p>
       <w:pPr>
         <w:ind w:firstLine="420"/>
+        <w:rPr>
+          <w:rFonts w:hint="eastAsia"/>
+        </w:rPr>
       </w:pPr>
       <w:r>
         <w:rPr>
@@ -110,6 +126,7 @@
     <w:p>
       <w:pPr>
         <w:rPr>
+          <w:rFonts w:hint="eastAsia"/>
           <w:b/>
           <w:bCs/>
         </w:rPr>
@@ -125,6 +142,9 @@
     <w:p>
       <w:pPr>
         <w:ind w:firstLine="420"/>
+        <w:rPr>
+          <w:rFonts w:hint="eastAsia"/>
+        </w:rPr>
       </w:pPr>
       <w:r>
         <w:rPr>
@@ -150,6 +170,9 @@
     <w:p>
       <w:pPr>
         <w:ind w:firstLine="420"/>
+        <w:rPr>
+          <w:rFonts w:hint="eastAsia"/>
+        </w:rPr>
       </w:pPr>
       <w:r>
         <w:rPr>
@@ -175,6 +198,7 @@
     <w:p>
       <w:pPr>
         <w:rPr>
+          <w:rFonts w:hint="eastAsia"/>
           <w:b/>
           <w:bCs/>
         </w:rPr>
@@ -190,6 +214,9 @@
     <w:p>
       <w:pPr>
         <w:ind w:firstLine="360"/>
+        <w:rPr>
+          <w:rFonts w:hint="eastAsia"/>
+        </w:rPr>
       </w:pPr>
       <w:r>
         <w:rPr>
@@ -215,6 +242,9 @@
     <w:p>
       <w:pPr>
         <w:ind w:firstLine="360"/>
+        <w:rPr>
+          <w:rFonts w:hint="eastAsia"/>
+        </w:rPr>
       </w:pPr>
       <w:r>
         <w:rPr>
@@ -245,6 +275,7 @@
     <w:p>
       <w:pPr>
         <w:rPr>
+          <w:rFonts w:hint="eastAsia"/>
           <w:b/>
           <w:bCs/>
         </w:rPr>
@@ -260,6 +291,9 @@
     <w:p>
       <w:pPr>
         <w:ind w:firstLine="360"/>
+        <w:rPr>
+          <w:rFonts w:hint="eastAsia"/>
+        </w:rPr>
       </w:pPr>
       <w:r>
         <w:rPr>
@@ -285,6 +319,9 @@
     <w:p>
       <w:pPr>
         <w:ind w:firstLine="360"/>
+        <w:rPr>
+          <w:rFonts w:hint="eastAsia"/>
+        </w:rPr>
       </w:pPr>
       <w:r>
         <w:rPr>
@@ -310,6 +347,9 @@
     <w:p>
       <w:pPr>
         <w:ind w:left="420" w:firstLine="420"/>
+        <w:rPr>
+          <w:rFonts w:hint="eastAsia"/>
+        </w:rPr>
       </w:pPr>
       <w:r>
         <w:rPr>
@@ -325,6 +365,9 @@
     <w:p>
       <w:pPr>
         <w:ind w:left="420" w:firstLine="420"/>
+        <w:rPr>
+          <w:rFonts w:hint="eastAsia"/>
+        </w:rPr>
       </w:pPr>
       <w:r>
         <w:rPr>
@@ -340,6 +383,9 @@
     <w:p>
       <w:pPr>
         <w:ind w:left="420" w:firstLine="420"/>
+        <w:rPr>
+          <w:rFonts w:hint="eastAsia"/>
+        </w:rPr>
       </w:pPr>
       <w:r>
         <w:rPr>
@@ -355,6 +401,9 @@
     <w:p>
       <w:pPr>
         <w:ind w:left="420" w:firstLine="420"/>
+        <w:rPr>
+          <w:rFonts w:hint="eastAsia"/>
+        </w:rPr>
       </w:pPr>
       <w:r>
         <w:rPr>
@@ -368,6 +417,11 @@
       </w:r>
     </w:p>
     <w:p>
+      <w:pPr>
+        <w:rPr>
+          <w:rFonts w:hint="eastAsia"/>
+        </w:rPr>
+      </w:pPr>
       <w:r>
         <w:rPr>
           <w:i/>
@@ -411,6 +465,7 @@
     <w:p>
       <w:pPr>
         <w:rPr>
+          <w:rFonts w:hint="eastAsia"/>
           <w:b/>
           <w:bCs/>
         </w:rPr>
@@ -426,6 +481,9 @@
     <w:p>
       <w:pPr>
         <w:ind w:firstLine="360"/>
+        <w:rPr>
+          <w:rFonts w:hint="eastAsia"/>
+        </w:rPr>
       </w:pPr>
       <w:r>
         <w:rPr>
@@ -451,6 +509,9 @@
     <w:p>
       <w:pPr>
         <w:ind w:firstLine="360"/>
+        <w:rPr>
+          <w:rFonts w:hint="eastAsia"/>
+        </w:rPr>
       </w:pPr>
       <w:r>
         <w:rPr>
@@ -466,6 +527,7 @@
     <w:p>
       <w:pPr>
         <w:rPr>
+          <w:rFonts w:hint="eastAsia"/>
           <w:b/>
           <w:bCs/>
         </w:rPr>
@@ -479,6 +541,11 @@
       </w:r>
     </w:p>
     <w:p>
+      <w:pPr>
+        <w:rPr>
+          <w:rFonts w:hint="eastAsia"/>
+        </w:rPr>
+      </w:pPr>
       <w:r>
         <w:t xml:space="preserve">add 指令属于 </w:t>
       </w:r>
@@ -499,6 +566,9 @@
           <w:ilvl w:val="0"/>
           <w:numId w:val="6"/>
         </w:numPr>
+        <w:rPr>
+          <w:rFonts w:hint="eastAsia"/>
+        </w:rPr>
       </w:pPr>
       <w:r>
         <w:rPr>
@@ -518,6 +588,9 @@
           <w:ilvl w:val="0"/>
           <w:numId w:val="6"/>
         </w:numPr>
+        <w:rPr>
+          <w:rFonts w:hint="eastAsia"/>
+        </w:rPr>
       </w:pPr>
       <w:r>
         <w:rPr>
@@ -536,6 +609,9 @@
           <w:ilvl w:val="0"/>
           <w:numId w:val="6"/>
         </w:numPr>
+        <w:rPr>
+          <w:rFonts w:hint="eastAsia"/>
+        </w:rPr>
       </w:pPr>
       <w:r>
         <w:rPr>
@@ -554,6 +630,9 @@
           <w:ilvl w:val="0"/>
           <w:numId w:val="6"/>
         </w:numPr>
+        <w:rPr>
+          <w:rFonts w:hint="eastAsia"/>
+        </w:rPr>
       </w:pPr>
       <w:r>
         <w:rPr>
@@ -572,6 +651,9 @@
           <w:ilvl w:val="0"/>
           <w:numId w:val="6"/>
         </w:numPr>
+        <w:rPr>
+          <w:rFonts w:hint="eastAsia"/>
+        </w:rPr>
       </w:pPr>
       <w:r>
         <w:rPr>
@@ -590,6 +672,9 @@
           <w:ilvl w:val="0"/>
           <w:numId w:val="6"/>
         </w:numPr>
+        <w:rPr>
+          <w:rFonts w:hint="eastAsia"/>
+        </w:rPr>
       </w:pPr>
       <w:r>
         <w:rPr>
@@ -605,6 +690,7 @@
     <w:p>
       <w:pPr>
         <w:rPr>
+          <w:rFonts w:hint="eastAsia"/>
           <w:b/>
           <w:bCs/>
         </w:rPr>
@@ -618,6 +704,11 @@
       </w:r>
     </w:p>
     <w:p>
+      <w:pPr>
+        <w:rPr>
+          <w:rFonts w:hint="eastAsia"/>
+        </w:rPr>
+      </w:pPr>
       <w:r>
         <w:t>根据手册第 3 章的描述，</w:t>
       </w:r>
@@ -638,6 +729,9 @@
           <w:ilvl w:val="0"/>
           <w:numId w:val="7"/>
         </w:numPr>
+        <w:rPr>
+          <w:rFonts w:hint="eastAsia"/>
+        </w:rPr>
       </w:pPr>
       <w:r>
         <w:rPr>
@@ -666,6 +760,9 @@
           <w:ilvl w:val="0"/>
           <w:numId w:val="7"/>
         </w:numPr>
+        <w:rPr>
+          <w:rFonts w:hint="eastAsia"/>
+        </w:rPr>
       </w:pPr>
       <w:r>
         <w:rPr>
@@ -684,6 +781,9 @@
           <w:ilvl w:val="0"/>
           <w:numId w:val="7"/>
         </w:numPr>
+        <w:rPr>
+          <w:rFonts w:hint="eastAsia"/>
+        </w:rPr>
       </w:pPr>
       <w:r>
         <w:rPr>
@@ -707,22 +807,19 @@
         <w:rPr>
           <w:rFonts w:hint="eastAsia"/>
         </w:rPr>
-        <w:t>F6.</w:t>
-      </w:r>
-      <w:r>
-        <w:rPr>
-          <w:rFonts w:hint="eastAsia"/>
-        </w:rPr>
-        <w:t>2.1</w:t>
-      </w:r>
-    </w:p>
-    <w:p>
-      <w:pPr>
-        <w:rPr>
-          <w:rFonts w:hint="eastAsia"/>
-        </w:rPr>
-      </w:pPr>
-      <w:r>
+        <w:t>F6.2.1</w:t>
+      </w:r>
+    </w:p>
+    <w:p>
+      <w:pPr>
+        <w:rPr>
+          <w:rFonts w:hint="eastAsia"/>
+        </w:rPr>
+      </w:pPr>
+      <w:r>
+        <w:rPr>
+          <w:noProof/>
+        </w:rPr>
         <w:drawing>
           <wp:inline distT="0" distB="0" distL="0" distR="0" wp14:anchorId="6C29EF81" wp14:editId="63DDF88C">
             <wp:extent cx="5274310" cy="1024255"/>
@@ -801,6 +898,11 @@
             <w:hideMark/>
           </w:tcPr>
           <w:p>
+            <w:pPr>
+              <w:rPr>
+                <w:rFonts w:hint="eastAsia"/>
+              </w:rPr>
+            </w:pPr>
             <w:r>
               <w:rPr>
                 <w:b/>
@@ -829,6 +931,11 @@
             <w:hideMark/>
           </w:tcPr>
           <w:p>
+            <w:pPr>
+              <w:rPr>
+                <w:rFonts w:hint="eastAsia"/>
+              </w:rPr>
+            </w:pPr>
             <w:r>
               <w:rPr>
                 <w:b/>
@@ -857,6 +964,11 @@
             <w:hideMark/>
           </w:tcPr>
           <w:p>
+            <w:pPr>
+              <w:rPr>
+                <w:rFonts w:hint="eastAsia"/>
+              </w:rPr>
+            </w:pPr>
             <w:r>
               <w:rPr>
                 <w:b/>
@@ -885,6 +997,11 @@
             <w:hideMark/>
           </w:tcPr>
           <w:p>
+            <w:pPr>
+              <w:rPr>
+                <w:rFonts w:hint="eastAsia"/>
+              </w:rPr>
+            </w:pPr>
             <w:r>
               <w:rPr>
                 <w:b/>
@@ -913,6 +1030,11 @@
             <w:hideMark/>
           </w:tcPr>
           <w:p>
+            <w:pPr>
+              <w:rPr>
+                <w:rFonts w:hint="eastAsia"/>
+              </w:rPr>
+            </w:pPr>
             <w:r>
               <w:rPr>
                 <w:b/>
@@ -946,6 +1068,11 @@
             <w:hideMark/>
           </w:tcPr>
           <w:p>
+            <w:pPr>
+              <w:rPr>
+                <w:rFonts w:hint="eastAsia"/>
+              </w:rPr>
+            </w:pPr>
             <w:r>
               <w:rPr>
                 <w:b/>
@@ -974,6 +1101,11 @@
             <w:hideMark/>
           </w:tcPr>
           <w:p>
+            <w:pPr>
+              <w:rPr>
+                <w:rFonts w:hint="eastAsia"/>
+              </w:rPr>
+            </w:pPr>
             <w:r>
               <w:rPr>
                 <w:b/>
@@ -1002,6 +1134,11 @@
             <w:hideMark/>
           </w:tcPr>
           <w:p>
+            <w:pPr>
+              <w:rPr>
+                <w:rFonts w:hint="eastAsia"/>
+              </w:rPr>
+            </w:pPr>
             <w:r>
               <w:rPr>
                 <w:b/>
@@ -1030,6 +1167,11 @@
             <w:hideMark/>
           </w:tcPr>
           <w:p>
+            <w:pPr>
+              <w:rPr>
+                <w:rFonts w:hint="eastAsia"/>
+              </w:rPr>
+            </w:pPr>
             <w:r>
               <w:rPr>
                 <w:b/>
@@ -1058,6 +1200,11 @@
             <w:hideMark/>
           </w:tcPr>
           <w:p>
+            <w:pPr>
+              <w:rPr>
+                <w:rFonts w:hint="eastAsia"/>
+              </w:rPr>
+            </w:pPr>
             <w:r>
               <w:rPr>
                 <w:b/>
@@ -1091,6 +1238,11 @@
             <w:hideMark/>
           </w:tcPr>
           <w:p>
+            <w:pPr>
+              <w:rPr>
+                <w:rFonts w:hint="eastAsia"/>
+              </w:rPr>
+            </w:pPr>
             <w:r>
               <w:t>12位符号扩展立即数</w:t>
             </w:r>
@@ -1115,6 +1267,11 @@
             <w:hideMark/>
           </w:tcPr>
           <w:p>
+            <w:pPr>
+              <w:rPr>
+                <w:rFonts w:hint="eastAsia"/>
+              </w:rPr>
+            </w:pPr>
             <w:r>
               <w:t>源寄存器</w:t>
             </w:r>
@@ -1148,6 +1305,11 @@
             <w:hideMark/>
           </w:tcPr>
           <w:p>
+            <w:pPr>
+              <w:rPr>
+                <w:rFonts w:hint="eastAsia"/>
+              </w:rPr>
+            </w:pPr>
             <w:r>
               <w:t>000</w:t>
             </w:r>
@@ -1172,6 +1334,11 @@
             <w:hideMark/>
           </w:tcPr>
           <w:p>
+            <w:pPr>
+              <w:rPr>
+                <w:rFonts w:hint="eastAsia"/>
+              </w:rPr>
+            </w:pPr>
             <w:r>
               <w:t>目标寄存器索引</w:t>
             </w:r>
@@ -1196,6 +1363,11 @@
             <w:hideMark/>
           </w:tcPr>
           <w:p>
+            <w:pPr>
+              <w:rPr>
+                <w:rFonts w:hint="eastAsia"/>
+              </w:rPr>
+            </w:pPr>
             <w:r>
               <w:t>0010011</w:t>
             </w:r>
@@ -1281,6 +1453,9 @@
           <w:ilvl w:val="0"/>
           <w:numId w:val="7"/>
         </w:numPr>
+        <w:rPr>
+          <w:rFonts w:hint="eastAsia"/>
+        </w:rPr>
       </w:pPr>
       <w:r>
         <w:rPr>
@@ -1304,6 +1479,9 @@
           <w:ilvl w:val="0"/>
           <w:numId w:val="10"/>
         </w:numPr>
+        <w:rPr>
+          <w:rFonts w:hint="eastAsia"/>
+        </w:rPr>
       </w:pPr>
       <w:r>
         <w:rPr>
@@ -1325,6 +1503,9 @@
           <w:ilvl w:val="0"/>
           <w:numId w:val="7"/>
         </w:numPr>
+        <w:rPr>
+          <w:rFonts w:hint="eastAsia"/>
+        </w:rPr>
       </w:pPr>
       <w:r>
         <w:rPr>
@@ -1343,6 +1524,9 @@
           <w:ilvl w:val="0"/>
           <w:numId w:val="7"/>
         </w:numPr>
+        <w:rPr>
+          <w:rFonts w:hint="eastAsia"/>
+        </w:rPr>
       </w:pPr>
       <w:r>
         <w:rPr>
@@ -1385,6 +1569,9 @@
           <w:ilvl w:val="0"/>
           <w:numId w:val="7"/>
         </w:numPr>
+        <w:rPr>
+          <w:rFonts w:hint="eastAsia"/>
+        </w:rPr>
       </w:pPr>
       <w:r>
         <w:rPr>
@@ -1407,6 +1594,9 @@
           <w:ilvl w:val="0"/>
           <w:numId w:val="7"/>
         </w:numPr>
+        <w:rPr>
+          <w:rFonts w:hint="eastAsia"/>
+        </w:rPr>
       </w:pPr>
       <w:r>
         <w:rPr>
@@ -1431,18 +1621,20 @@
         <w:rPr>
           <w:rFonts w:hint="eastAsia"/>
         </w:rPr>
-        <w:t>F6.2.</w:t>
-      </w:r>
-      <w:r>
-        <w:rPr>
-          <w:rFonts w:hint="eastAsia"/>
-        </w:rPr>
-        <w:t>2</w:t>
+        <w:t>F6.2.2</w:t>
       </w:r>
     </w:p>
     <w:bookmarkEnd w:id="0"/>
     <w:p>
-      <w:r>
+      <w:pPr>
+        <w:rPr>
+          <w:rFonts w:hint="eastAsia"/>
+        </w:rPr>
+      </w:pPr>
+      <w:r>
+        <w:rPr>
+          <w:noProof/>
+        </w:rPr>
         <w:drawing>
           <wp:inline distT="0" distB="0" distL="0" distR="0" wp14:anchorId="31A6508C" wp14:editId="488C4BF1">
             <wp:extent cx="5274310" cy="822325"/>
@@ -1487,6 +1679,9 @@
           <w:ilvl w:val="0"/>
           <w:numId w:val="8"/>
         </w:numPr>
+        <w:rPr>
+          <w:rFonts w:hint="eastAsia"/>
+        </w:rPr>
       </w:pPr>
       <w:r>
         <w:rPr>
@@ -1507,6 +1702,7 @@
           <w:numId w:val="8"/>
         </w:numPr>
         <w:rPr>
+          <w:rFonts w:hint="eastAsia"/>
           <w:b/>
           <w:bCs/>
         </w:rPr>
@@ -1543,13 +1739,7 @@
               <w:rPr>
                 <w:rFonts w:ascii="Cambria Math" w:hAnsi="Cambria Math"/>
               </w:rPr>
-              <m:t>X</m:t>
-            </m:r>
-            <m:r>
-              <w:rPr>
-                <w:rFonts w:ascii="Cambria Math" w:hAnsi="Cambria Math"/>
-              </w:rPr>
-              <m:t>ILEN</m:t>
+              <m:t>XILEN</m:t>
             </m:r>
           </m:sup>
         </m:sSup>
@@ -1605,6 +1795,7 @@
           <w:numId w:val="8"/>
         </w:numPr>
         <w:rPr>
+          <w:rFonts w:hint="eastAsia"/>
           <w:b/>
           <w:bCs/>
         </w:rPr>
@@ -1624,6 +1815,9 @@
           <w:ilvl w:val="0"/>
           <w:numId w:val="9"/>
         </w:numPr>
+        <w:rPr>
+          <w:rFonts w:hint="eastAsia"/>
+        </w:rPr>
       </w:pPr>
       <w:r>
         <w:t>Byte（字节）： 8 位（1 字节）</w:t>
@@ -1636,6 +1830,9 @@
           <w:ilvl w:val="0"/>
           <w:numId w:val="9"/>
         </w:numPr>
+        <w:rPr>
+          <w:rFonts w:hint="eastAsia"/>
+        </w:rPr>
       </w:pPr>
       <w:r>
         <w:t>Halfword（半字）： 16 位（2 字节）</w:t>
@@ -1648,6 +1845,9 @@
           <w:ilvl w:val="0"/>
           <w:numId w:val="9"/>
         </w:numPr>
+        <w:rPr>
+          <w:rFonts w:hint="eastAsia"/>
+        </w:rPr>
       </w:pPr>
       <w:r>
         <w:t>Word（字）： 32 位（4 字节）</w:t>
@@ -1660,6 +1860,9 @@
           <w:ilvl w:val="0"/>
           <w:numId w:val="9"/>
         </w:numPr>
+        <w:rPr>
+          <w:rFonts w:hint="eastAsia"/>
+        </w:rPr>
       </w:pPr>
       <w:r>
         <w:t>Doubleword（双字）： 64 位（8 字节）</w:t>
@@ -1672,6 +1875,9 @@
           <w:ilvl w:val="0"/>
           <w:numId w:val="9"/>
         </w:numPr>
+        <w:rPr>
+          <w:rFonts w:hint="eastAsia"/>
+        </w:rPr>
       </w:pPr>
       <w:r>
         <w:t>Quadword（四字）： 128 位（16 字节）</w:t>
@@ -1688,17 +1894,19 @@
         <w:rPr>
           <w:rFonts w:hint="eastAsia"/>
         </w:rPr>
-        <w:t>F6.2.</w:t>
-      </w:r>
-      <w:r>
-        <w:rPr>
-          <w:rFonts w:hint="eastAsia"/>
-        </w:rPr>
-        <w:t>3</w:t>
-      </w:r>
-    </w:p>
-    <w:p>
-      <w:r>
+        <w:t>F6.2.3</w:t>
+      </w:r>
+    </w:p>
+    <w:p>
+      <w:pPr>
+        <w:rPr>
+          <w:rFonts w:hint="eastAsia"/>
+        </w:rPr>
+      </w:pPr>
+      <w:r>
+        <w:rPr>
+          <w:noProof/>
+        </w:rPr>
         <w:drawing>
           <wp:inline distT="0" distB="0" distL="0" distR="0" wp14:anchorId="77AE1107" wp14:editId="49BA4469">
             <wp:extent cx="4478867" cy="814781"/>
@@ -1777,6 +1985,11 @@
             <w:hideMark/>
           </w:tcPr>
           <w:p>
+            <w:pPr>
+              <w:rPr>
+                <w:rFonts w:hint="eastAsia"/>
+              </w:rPr>
+            </w:pPr>
             <w:r>
               <w:rPr>
                 <w:b/>
@@ -1805,6 +2018,11 @@
             <w:hideMark/>
           </w:tcPr>
           <w:p>
+            <w:pPr>
+              <w:rPr>
+                <w:rFonts w:hint="eastAsia"/>
+              </w:rPr>
+            </w:pPr>
             <w:r>
               <w:rPr>
                 <w:b/>
@@ -1833,6 +2051,11 @@
             <w:hideMark/>
           </w:tcPr>
           <w:p>
+            <w:pPr>
+              <w:rPr>
+                <w:rFonts w:hint="eastAsia"/>
+              </w:rPr>
+            </w:pPr>
             <w:r>
               <w:rPr>
                 <w:b/>
@@ -1861,6 +2084,11 @@
             <w:hideMark/>
           </w:tcPr>
           <w:p>
+            <w:pPr>
+              <w:rPr>
+                <w:rFonts w:hint="eastAsia"/>
+              </w:rPr>
+            </w:pPr>
             <w:r>
               <w:rPr>
                 <w:b/>
@@ -1889,6 +2117,11 @@
             <w:hideMark/>
           </w:tcPr>
           <w:p>
+            <w:pPr>
+              <w:rPr>
+                <w:rFonts w:hint="eastAsia"/>
+              </w:rPr>
+            </w:pPr>
             <w:r>
               <w:rPr>
                 <w:b/>
@@ -1922,6 +2155,11 @@
             <w:hideMark/>
           </w:tcPr>
           <w:p>
+            <w:pPr>
+              <w:rPr>
+                <w:rFonts w:hint="eastAsia"/>
+              </w:rPr>
+            </w:pPr>
             <w:r>
               <w:rPr>
                 <w:b/>
@@ -1950,6 +2188,11 @@
             <w:hideMark/>
           </w:tcPr>
           <w:p>
+            <w:pPr>
+              <w:rPr>
+                <w:rFonts w:hint="eastAsia"/>
+              </w:rPr>
+            </w:pPr>
             <w:r>
               <w:rPr>
                 <w:b/>
@@ -1978,6 +2221,11 @@
             <w:hideMark/>
           </w:tcPr>
           <w:p>
+            <w:pPr>
+              <w:rPr>
+                <w:rFonts w:hint="eastAsia"/>
+              </w:rPr>
+            </w:pPr>
             <w:r>
               <w:rPr>
                 <w:b/>
@@ -2006,6 +2254,11 @@
             <w:hideMark/>
           </w:tcPr>
           <w:p>
+            <w:pPr>
+              <w:rPr>
+                <w:rFonts w:hint="eastAsia"/>
+              </w:rPr>
+            </w:pPr>
             <w:r>
               <w:rPr>
                 <w:b/>
@@ -2034,6 +2287,11 @@
             <w:hideMark/>
           </w:tcPr>
           <w:p>
+            <w:pPr>
+              <w:rPr>
+                <w:rFonts w:hint="eastAsia"/>
+              </w:rPr>
+            </w:pPr>
             <w:r>
               <w:rPr>
                 <w:b/>
@@ -2067,6 +2325,11 @@
             <w:hideMark/>
           </w:tcPr>
           <w:p>
+            <w:pPr>
+              <w:rPr>
+                <w:rFonts w:hint="eastAsia"/>
+              </w:rPr>
+            </w:pPr>
             <w:r>
               <w:t>12位有符号立即数偏移量</w:t>
             </w:r>
@@ -2091,6 +2354,11 @@
             <w:hideMark/>
           </w:tcPr>
           <w:p>
+            <w:pPr>
+              <w:rPr>
+                <w:rFonts w:hint="eastAsia"/>
+              </w:rPr>
+            </w:pPr>
             <w:r>
               <w:t>源寄存器 1 索引</w:t>
             </w:r>
@@ -2115,6 +2383,11 @@
             <w:hideMark/>
           </w:tcPr>
           <w:p>
+            <w:pPr>
+              <w:rPr>
+                <w:rFonts w:hint="eastAsia"/>
+              </w:rPr>
+            </w:pPr>
             <w:r>
               <w:t>000</w:t>
             </w:r>
@@ -2139,6 +2412,11 @@
             <w:hideMark/>
           </w:tcPr>
           <w:p>
+            <w:pPr>
+              <w:rPr>
+                <w:rFonts w:hint="eastAsia"/>
+              </w:rPr>
+            </w:pPr>
             <w:r>
               <w:t>目标寄存器索引</w:t>
             </w:r>
@@ -2163,6 +2441,11 @@
             <w:hideMark/>
           </w:tcPr>
           <w:p>
+            <w:pPr>
+              <w:rPr>
+                <w:rFonts w:hint="eastAsia"/>
+              </w:rPr>
+            </w:pPr>
             <w:r>
               <w:t>1100111</w:t>
             </w:r>
@@ -2185,19 +2468,7 @@
         <w:rPr>
           <w:rFonts w:hint="eastAsia"/>
         </w:rPr>
-        <w:t>功能描述 (Functional Description)</w:t>
-      </w:r>
-      <w:r>
-        <w:rPr>
-          <w:rFonts w:hint="eastAsia"/>
-        </w:rPr>
-        <w:t>：</w:t>
-      </w:r>
-      <w:r>
-        <w:rPr>
-          <w:rFonts w:hint="eastAsia"/>
-        </w:rPr>
-        <w:t>jalr 指令主要用于支持寄存器间接跳转，常用于函数返回、间接函数调用以及长距离跳转。硬件在执行该指令时，会同时进行以下操作：</w:t>
+        <w:t>功能描述 (Functional Description)：jalr 指令主要用于支持寄存器间接跳转，常用于函数返回、间接函数调用以及长距离跳转。硬件在执行该指令时，会同时进行以下操作：</w:t>
       </w:r>
     </w:p>
     <w:p>
@@ -2243,6 +2514,9 @@
           <w:ilvl w:val="0"/>
           <w:numId w:val="12"/>
         </w:numPr>
+        <w:rPr>
+          <w:rFonts w:hint="eastAsia"/>
+        </w:rPr>
       </w:pPr>
       <w:r>
         <w:rPr>
@@ -2265,6 +2539,9 @@
           <w:ilvl w:val="0"/>
           <w:numId w:val="13"/>
         </w:numPr>
+        <w:rPr>
+          <w:rFonts w:hint="eastAsia"/>
+        </w:rPr>
       </w:pPr>
       <w:r>
         <w:t>核心公式表达</w:t>
@@ -2277,6 +2554,11 @@
       </w:r>
     </w:p>
     <w:p>
+      <w:pPr>
+        <w:rPr>
+          <w:rFonts w:hint="eastAsia"/>
+        </w:rPr>
+      </w:pPr>
       <m:oMathPara>
         <m:oMath>
           <m:r>
@@ -2291,6 +2573,9 @@
     <w:p>
       <w:pPr>
         <w:jc w:val="center"/>
+        <w:rPr>
+          <w:rFonts w:hint="eastAsia"/>
+        </w:rPr>
       </w:pPr>
       <m:oMathPara>
         <m:oMath>
@@ -2305,10 +2590,541 @@
     </w:p>
     <w:p>
       <w:pPr>
-        <w:rPr>
-          <w:rFonts w:hint="eastAsia"/>
-        </w:rPr>
-      </w:pPr>
+        <w:pStyle w:val="2"/>
+        <w:rPr>
+          <w:rFonts w:hint="eastAsia"/>
+        </w:rPr>
+      </w:pPr>
+      <w:r>
+        <w:rPr>
+          <w:rFonts w:hint="eastAsia"/>
+        </w:rPr>
+        <w:t>F6.2.</w:t>
+      </w:r>
+      <w:r>
+        <w:rPr>
+          <w:rFonts w:hint="eastAsia"/>
+        </w:rPr>
+        <w:t>4</w:t>
+      </w:r>
+    </w:p>
+    <w:p>
+      <w:pPr>
+        <w:rPr>
+          <w:rFonts w:hint="eastAsia"/>
+        </w:rPr>
+      </w:pPr>
+      <w:r>
+        <w:drawing>
+          <wp:inline distT="0" distB="0" distL="0" distR="0" wp14:anchorId="0253019B" wp14:editId="3B1928A2">
+            <wp:extent cx="3189514" cy="3162248"/>
+            <wp:effectExtent l="0" t="0" r="0" b="635"/>
+            <wp:docPr id="985104425" name="图片 1"/>
+            <wp:cNvGraphicFramePr>
+              <a:graphicFrameLocks xmlns:a="http://schemas.openxmlformats.org/drawingml/2006/main" noChangeAspect="1"/>
+            </wp:cNvGraphicFramePr>
+            <a:graphic xmlns:a="http://schemas.openxmlformats.org/drawingml/2006/main">
+              <a:graphicData uri="http://schemas.openxmlformats.org/drawingml/2006/picture">
+                <pic:pic xmlns:pic="http://schemas.openxmlformats.org/drawingml/2006/picture">
+                  <pic:nvPicPr>
+                    <pic:cNvPr id="985104425" name=""/>
+                    <pic:cNvPicPr/>
+                  </pic:nvPicPr>
+                  <pic:blipFill>
+                    <a:blip r:embed="rId9"/>
+                    <a:stretch>
+                      <a:fillRect/>
+                    </a:stretch>
+                  </pic:blipFill>
+                  <pic:spPr>
+                    <a:xfrm>
+                      <a:off x="0" y="0"/>
+                      <a:ext cx="3244084" cy="3216352"/>
+                    </a:xfrm>
+                    <a:prstGeom prst="rect">
+                      <a:avLst/>
+                    </a:prstGeom>
+                  </pic:spPr>
+                </pic:pic>
+              </a:graphicData>
+            </a:graphic>
+          </wp:inline>
+        </w:drawing>
+      </w:r>
+    </w:p>
+    <w:p>
+      <w:pPr>
+        <w:rPr>
+          <w:rFonts w:hint="eastAsia"/>
+        </w:rPr>
+      </w:pPr>
+      <w:r>
+        <w:rPr>
+          <w:noProof/>
+        </w:rPr>
+        <mc:AlternateContent>
+          <mc:Choice Requires="wps">
+            <w:drawing>
+              <wp:anchor distT="0" distB="0" distL="114300" distR="114300" simplePos="0" relativeHeight="251663360" behindDoc="0" locked="0" layoutInCell="1" allowOverlap="1" wp14:anchorId="692D70BF" wp14:editId="04023E35">
+                <wp:simplePos x="0" y="0"/>
+                <wp:positionH relativeFrom="column">
+                  <wp:posOffset>832394</wp:posOffset>
+                </wp:positionH>
+                <wp:positionV relativeFrom="paragraph">
+                  <wp:posOffset>2602502</wp:posOffset>
+                </wp:positionV>
+                <wp:extent cx="195943" cy="223157"/>
+                <wp:effectExtent l="0" t="0" r="13970" b="24765"/>
+                <wp:wrapNone/>
+                <wp:docPr id="124633830" name="矩形 1"/>
+                <wp:cNvGraphicFramePr/>
+                <a:graphic xmlns:a="http://schemas.openxmlformats.org/drawingml/2006/main">
+                  <a:graphicData uri="http://schemas.microsoft.com/office/word/2010/wordprocessingShape">
+                    <wps:wsp>
+                      <wps:cNvSpPr/>
+                      <wps:spPr>
+                        <a:xfrm>
+                          <a:off x="0" y="0"/>
+                          <a:ext cx="195943" cy="223157"/>
+                        </a:xfrm>
+                        <a:prstGeom prst="rect">
+                          <a:avLst/>
+                        </a:prstGeom>
+                        <a:noFill/>
+                        <a:ln w="19050">
+                          <a:solidFill>
+                            <a:srgbClr val="C00000"/>
+                          </a:solidFill>
+                        </a:ln>
+                      </wps:spPr>
+                      <wps:style>
+                        <a:lnRef idx="2">
+                          <a:schemeClr val="accent1">
+                            <a:shade val="15000"/>
+                          </a:schemeClr>
+                        </a:lnRef>
+                        <a:fillRef idx="1">
+                          <a:schemeClr val="accent1"/>
+                        </a:fillRef>
+                        <a:effectRef idx="0">
+                          <a:schemeClr val="accent1"/>
+                        </a:effectRef>
+                        <a:fontRef idx="minor">
+                          <a:schemeClr val="lt1"/>
+                        </a:fontRef>
+                      </wps:style>
+                      <wps:bodyPr rot="0" spcFirstLastPara="0" vertOverflow="overflow" horzOverflow="overflow" vert="horz" wrap="square" lIns="91440" tIns="45720" rIns="91440" bIns="45720" numCol="1" spcCol="0" rtlCol="0" fromWordArt="0" anchor="ctr" anchorCtr="0" forceAA="0" compatLnSpc="1">
+                        <a:prstTxWarp prst="textNoShape">
+                          <a:avLst/>
+                        </a:prstTxWarp>
+                        <a:noAutofit/>
+                      </wps:bodyPr>
+                    </wps:wsp>
+                  </a:graphicData>
+                </a:graphic>
+                <wp14:sizeRelH relativeFrom="margin">
+                  <wp14:pctWidth>0</wp14:pctWidth>
+                </wp14:sizeRelH>
+                <wp14:sizeRelV relativeFrom="margin">
+                  <wp14:pctHeight>0</wp14:pctHeight>
+                </wp14:sizeRelV>
+              </wp:anchor>
+            </w:drawing>
+          </mc:Choice>
+          <mc:Fallback>
+            <w:pict>
+              <v:rect w14:anchorId="516865D0" id="矩形 1" o:spid="_x0000_s1026" style="position:absolute;margin-left:65.55pt;margin-top:204.9pt;width:15.45pt;height:17.55pt;z-index:251663360;visibility:visible;mso-wrap-style:square;mso-width-percent:0;mso-height-percent:0;mso-wrap-distance-left:9pt;mso-wrap-distance-top:0;mso-wrap-distance-right:9pt;mso-wrap-distance-bottom:0;mso-position-horizontal:absolute;mso-position-horizontal-relative:text;mso-position-vertical:absolute;mso-position-vertical-relative:text;mso-width-percent:0;mso-height-percent:0;mso-width-relative:margin;mso-height-relative:margin;v-text-anchor:middle" o:gfxdata="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" filled="f" strokecolor="#c00000" strokeweight="1.5pt"/>
+            </w:pict>
+          </mc:Fallback>
+        </mc:AlternateContent>
+      </w:r>
+      <w:r>
+        <w:rPr>
+          <w:noProof/>
+        </w:rPr>
+        <mc:AlternateContent>
+          <mc:Choice Requires="wps">
+            <w:drawing>
+              <wp:anchor distT="0" distB="0" distL="114300" distR="114300" simplePos="0" relativeHeight="251661312" behindDoc="0" locked="0" layoutInCell="1" allowOverlap="1" wp14:anchorId="2F2D0439" wp14:editId="27397C4D">
+                <wp:simplePos x="0" y="0"/>
+                <wp:positionH relativeFrom="column">
+                  <wp:posOffset>2204176</wp:posOffset>
+                </wp:positionH>
+                <wp:positionV relativeFrom="paragraph">
+                  <wp:posOffset>1437640</wp:posOffset>
+                </wp:positionV>
+                <wp:extent cx="337458" cy="103414"/>
+                <wp:effectExtent l="0" t="0" r="24765" b="11430"/>
+                <wp:wrapNone/>
+                <wp:docPr id="909404350" name="矩形 1"/>
+                <wp:cNvGraphicFramePr/>
+                <a:graphic xmlns:a="http://schemas.openxmlformats.org/drawingml/2006/main">
+                  <a:graphicData uri="http://schemas.microsoft.com/office/word/2010/wordprocessingShape">
+                    <wps:wsp>
+                      <wps:cNvSpPr/>
+                      <wps:spPr>
+                        <a:xfrm>
+                          <a:off x="0" y="0"/>
+                          <a:ext cx="337458" cy="103414"/>
+                        </a:xfrm>
+                        <a:prstGeom prst="rect">
+                          <a:avLst/>
+                        </a:prstGeom>
+                        <a:noFill/>
+                        <a:ln w="19050">
+                          <a:solidFill>
+                            <a:srgbClr val="C00000"/>
+                          </a:solidFill>
+                        </a:ln>
+                      </wps:spPr>
+                      <wps:style>
+                        <a:lnRef idx="2">
+                          <a:schemeClr val="accent1">
+                            <a:shade val="15000"/>
+                          </a:schemeClr>
+                        </a:lnRef>
+                        <a:fillRef idx="1">
+                          <a:schemeClr val="accent1"/>
+                        </a:fillRef>
+                        <a:effectRef idx="0">
+                          <a:schemeClr val="accent1"/>
+                        </a:effectRef>
+                        <a:fontRef idx="minor">
+                          <a:schemeClr val="lt1"/>
+                        </a:fontRef>
+                      </wps:style>
+                      <wps:bodyPr rot="0" spcFirstLastPara="0" vertOverflow="overflow" horzOverflow="overflow" vert="horz" wrap="square" lIns="91440" tIns="45720" rIns="91440" bIns="45720" numCol="1" spcCol="0" rtlCol="0" fromWordArt="0" anchor="ctr" anchorCtr="0" forceAA="0" compatLnSpc="1">
+                        <a:prstTxWarp prst="textNoShape">
+                          <a:avLst/>
+                        </a:prstTxWarp>
+                        <a:noAutofit/>
+                      </wps:bodyPr>
+                    </wps:wsp>
+                  </a:graphicData>
+                </a:graphic>
+              </wp:anchor>
+            </w:drawing>
+          </mc:Choice>
+          <mc:Fallback>
+            <w:pict>
+              <v:rect w14:anchorId="1DEE8A00" id="矩形 1" o:spid="_x0000_s1026" style="position:absolute;margin-left:173.55pt;margin-top:113.2pt;width:26.55pt;height:8.15pt;z-index:251661312;visibility:visible;mso-wrap-style:square;mso-wrap-distance-left:9pt;mso-wrap-distance-top:0;mso-wrap-distance-right:9pt;mso-wrap-distance-bottom:0;mso-position-horizontal:absolute;mso-position-horizontal-relative:text;mso-position-vertical:absolute;mso-position-vertical-relative:text;v-text-anchor:middle" o:gfxdata="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" filled="f" strokecolor="#c00000" strokeweight="1.5pt"/>
+            </w:pict>
+          </mc:Fallback>
+        </mc:AlternateContent>
+      </w:r>
+      <w:r>
+        <w:rPr>
+          <w:noProof/>
+        </w:rPr>
+        <mc:AlternateContent>
+          <mc:Choice Requires="wps">
+            <w:drawing>
+              <wp:anchor distT="0" distB="0" distL="114300" distR="114300" simplePos="0" relativeHeight="251659264" behindDoc="0" locked="0" layoutInCell="1" allowOverlap="1" wp14:anchorId="22E72618" wp14:editId="2A79BAC8">
+                <wp:simplePos x="0" y="0"/>
+                <wp:positionH relativeFrom="column">
+                  <wp:posOffset>1888671</wp:posOffset>
+                </wp:positionH>
+                <wp:positionV relativeFrom="paragraph">
+                  <wp:posOffset>295003</wp:posOffset>
+                </wp:positionV>
+                <wp:extent cx="337458" cy="103414"/>
+                <wp:effectExtent l="0" t="0" r="24765" b="11430"/>
+                <wp:wrapNone/>
+                <wp:docPr id="1158482472" name="矩形 1"/>
+                <wp:cNvGraphicFramePr/>
+                <a:graphic xmlns:a="http://schemas.openxmlformats.org/drawingml/2006/main">
+                  <a:graphicData uri="http://schemas.microsoft.com/office/word/2010/wordprocessingShape">
+                    <wps:wsp>
+                      <wps:cNvSpPr/>
+                      <wps:spPr>
+                        <a:xfrm>
+                          <a:off x="0" y="0"/>
+                          <a:ext cx="337458" cy="103414"/>
+                        </a:xfrm>
+                        <a:prstGeom prst="rect">
+                          <a:avLst/>
+                        </a:prstGeom>
+                        <a:noFill/>
+                        <a:ln w="19050">
+                          <a:solidFill>
+                            <a:srgbClr val="C00000"/>
+                          </a:solidFill>
+                        </a:ln>
+                      </wps:spPr>
+                      <wps:style>
+                        <a:lnRef idx="2">
+                          <a:schemeClr val="accent1">
+                            <a:shade val="15000"/>
+                          </a:schemeClr>
+                        </a:lnRef>
+                        <a:fillRef idx="1">
+                          <a:schemeClr val="accent1"/>
+                        </a:fillRef>
+                        <a:effectRef idx="0">
+                          <a:schemeClr val="accent1"/>
+                        </a:effectRef>
+                        <a:fontRef idx="minor">
+                          <a:schemeClr val="lt1"/>
+                        </a:fontRef>
+                      </wps:style>
+                      <wps:bodyPr rot="0" spcFirstLastPara="0" vertOverflow="overflow" horzOverflow="overflow" vert="horz" wrap="square" lIns="91440" tIns="45720" rIns="91440" bIns="45720" numCol="1" spcCol="0" rtlCol="0" fromWordArt="0" anchor="ctr" anchorCtr="0" forceAA="0" compatLnSpc="1">
+                        <a:prstTxWarp prst="textNoShape">
+                          <a:avLst/>
+                        </a:prstTxWarp>
+                        <a:noAutofit/>
+                      </wps:bodyPr>
+                    </wps:wsp>
+                  </a:graphicData>
+                </a:graphic>
+              </wp:anchor>
+            </w:drawing>
+          </mc:Choice>
+          <mc:Fallback>
+            <w:pict>
+              <v:rect w14:anchorId="39DC8F6B" id="矩形 1" o:spid="_x0000_s1026" style="position:absolute;margin-left:148.7pt;margin-top:23.25pt;width:26.55pt;height:8.15pt;z-index:251659264;visibility:visible;mso-wrap-style:square;mso-wrap-distance-left:9pt;mso-wrap-distance-top:0;mso-wrap-distance-right:9pt;mso-wrap-distance-bottom:0;mso-position-horizontal:absolute;mso-position-horizontal-relative:text;mso-position-vertical:absolute;mso-position-vertical-relative:text;v-text-anchor:middle" o:gfxdata="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" filled="f" strokecolor="#c00000" strokeweight="1.5pt"/>
+            </w:pict>
+          </mc:Fallback>
+        </mc:AlternateContent>
+      </w:r>
+      <w:r>
+        <w:drawing>
+          <wp:inline distT="0" distB="0" distL="0" distR="0" wp14:anchorId="090A64BE" wp14:editId="72F8B707">
+            <wp:extent cx="5647241" cy="4038600"/>
+            <wp:effectExtent l="0" t="0" r="0" b="0"/>
+            <wp:docPr id="1044589927" name="图片 1"/>
+            <wp:cNvGraphicFramePr>
+              <a:graphicFrameLocks xmlns:a="http://schemas.openxmlformats.org/drawingml/2006/main" noChangeAspect="1"/>
+            </wp:cNvGraphicFramePr>
+            <a:graphic xmlns:a="http://schemas.openxmlformats.org/drawingml/2006/main">
+              <a:graphicData uri="http://schemas.openxmlformats.org/drawingml/2006/picture">
+                <pic:pic xmlns:pic="http://schemas.openxmlformats.org/drawingml/2006/picture">
+                  <pic:nvPicPr>
+                    <pic:cNvPr id="1044589927" name=""/>
+                    <pic:cNvPicPr/>
+                  </pic:nvPicPr>
+                  <pic:blipFill>
+                    <a:blip r:embed="rId10"/>
+                    <a:stretch>
+                      <a:fillRect/>
+                    </a:stretch>
+                  </pic:blipFill>
+                  <pic:spPr>
+                    <a:xfrm>
+                      <a:off x="0" y="0"/>
+                      <a:ext cx="5651485" cy="4041635"/>
+                    </a:xfrm>
+                    <a:prstGeom prst="rect">
+                      <a:avLst/>
+                    </a:prstGeom>
+                  </pic:spPr>
+                </pic:pic>
+              </a:graphicData>
+            </a:graphic>
+          </wp:inline>
+        </w:drawing>
+      </w:r>
+    </w:p>
+    <w:p>
+      <w:pPr>
+        <w:pStyle w:val="2"/>
+        <w:rPr>
+          <w:rFonts w:hint="eastAsia"/>
+        </w:rPr>
+      </w:pPr>
+      <w:r>
+        <w:rPr>
+          <w:rFonts w:hint="eastAsia"/>
+        </w:rPr>
+        <w:lastRenderedPageBreak/>
+        <w:t>F6.</w:t>
+      </w:r>
+      <w:r>
+        <w:rPr>
+          <w:rFonts w:hint="eastAsia"/>
+        </w:rPr>
+        <w:t>3</w:t>
+      </w:r>
+      <w:r>
+        <w:rPr>
+          <w:rFonts w:hint="eastAsia"/>
+        </w:rPr>
+        <w:t>.</w:t>
+      </w:r>
+      <w:r>
+        <w:rPr>
+          <w:rFonts w:hint="eastAsia"/>
+        </w:rPr>
+        <w:t>1</w:t>
+      </w:r>
+    </w:p>
+    <w:p>
+      <w:r>
+        <w:drawing>
+          <wp:inline distT="0" distB="0" distL="0" distR="0" wp14:anchorId="6E33B35B" wp14:editId="1E40D779">
+            <wp:extent cx="4746171" cy="931977"/>
+            <wp:effectExtent l="0" t="0" r="0" b="1905"/>
+            <wp:docPr id="1922572837" name="图片 1"/>
+            <wp:cNvGraphicFramePr>
+              <a:graphicFrameLocks xmlns:a="http://schemas.openxmlformats.org/drawingml/2006/main" noChangeAspect="1"/>
+            </wp:cNvGraphicFramePr>
+            <a:graphic xmlns:a="http://schemas.openxmlformats.org/drawingml/2006/main">
+              <a:graphicData uri="http://schemas.openxmlformats.org/drawingml/2006/picture">
+                <pic:pic xmlns:pic="http://schemas.openxmlformats.org/drawingml/2006/picture">
+                  <pic:nvPicPr>
+                    <pic:cNvPr id="1922572837" name=""/>
+                    <pic:cNvPicPr/>
+                  </pic:nvPicPr>
+                  <pic:blipFill>
+                    <a:blip r:embed="rId11"/>
+                    <a:stretch>
+                      <a:fillRect/>
+                    </a:stretch>
+                  </pic:blipFill>
+                  <pic:spPr>
+                    <a:xfrm>
+                      <a:off x="0" y="0"/>
+                      <a:ext cx="4786666" cy="939929"/>
+                    </a:xfrm>
+                    <a:prstGeom prst="rect">
+                      <a:avLst/>
+                    </a:prstGeom>
+                  </pic:spPr>
+                </pic:pic>
+              </a:graphicData>
+            </a:graphic>
+          </wp:inline>
+        </w:drawing>
+      </w:r>
+    </w:p>
+    <w:p>
+      <w:pPr>
+        <w:rPr>
+          <w:rFonts w:hint="eastAsia"/>
+        </w:rPr>
+      </w:pPr>
+      <w:r>
+        <w:rPr>
+          <w:rFonts w:hint="eastAsia"/>
+        </w:rPr>
+        <w:t>采用ai进行</w:t>
+      </w:r>
+    </w:p>
+    <w:p>
+      <w:pPr>
+        <w:rPr>
+          <w:rFonts w:hint="eastAsia"/>
+        </w:rPr>
+      </w:pPr>
+      <w:r>
+        <w:rPr>
+          <w:rFonts w:hint="eastAsia"/>
+        </w:rPr>
+        <w:t>01400513   # 0x00: addi a0, zero, 20      | 初始赋值 a0 = 20</w:t>
+      </w:r>
+    </w:p>
+    <w:p>
+      <w:pPr>
+        <w:rPr>
+          <w:rFonts w:hint="eastAsia"/>
+        </w:rPr>
+      </w:pPr>
+      <w:r>
+        <w:rPr>
+          <w:rFonts w:hint="eastAsia"/>
+        </w:rPr>
+        <w:t>010000e7   # 0x04: jalr ra, 16(zero)      | 跳转到 16 (0x10) 处的 &lt;fun&gt;</w:t>
+      </w:r>
+    </w:p>
+    <w:p>
+      <w:pPr>
+        <w:rPr>
+          <w:rFonts w:hint="eastAsia"/>
+        </w:rPr>
+      </w:pPr>
+      <w:r>
+        <w:rPr>
+          <w:rFonts w:hint="eastAsia"/>
+        </w:rPr>
+        <w:t>00c000e7   # 0x08: jalr ra, 12(zero)      | 从函数返回后，跳转到 12 (0x0C) 处的 &lt;halt&gt;</w:t>
+      </w:r>
+    </w:p>
+    <w:p>
+      <w:pPr>
+        <w:rPr>
+          <w:rFonts w:hint="eastAsia"/>
+        </w:rPr>
+      </w:pPr>
+      <w:r>
+        <w:rPr>
+          <w:rFonts w:hint="eastAsia"/>
+        </w:rPr>
+        <w:t>00c00067   # 0x0C: jalr zero, 12(zero)    | &lt;halt&gt; 自锁死循环</w:t>
+      </w:r>
+    </w:p>
+    <w:p>
+      <w:pPr>
+        <w:rPr>
+          <w:rFonts w:hint="eastAsia"/>
+        </w:rPr>
+      </w:pPr>
+      <w:r>
+        <w:rPr>
+          <w:rFonts w:hint="eastAsia"/>
+        </w:rPr>
+        <w:t>00a50513   # 0x10: addi a0, a0, 10        | &lt;fun&gt; 开始：a0 = 20 + 10 = 30</w:t>
+      </w:r>
+    </w:p>
+    <w:p>
+      <w:pPr>
+        <w:rPr>
+          <w:rFonts w:hint="eastAsia"/>
+        </w:rPr>
+      </w:pPr>
+      <w:r>
+        <w:rPr>
+          <w:rFonts w:hint="eastAsia"/>
+        </w:rPr>
+        <w:t>ff150513   # 0x14: addi a0, a0, -15       | 【新测试1】负数累加：a0 = 30 + (-15) = 15</w:t>
+      </w:r>
+    </w:p>
+    <w:p>
+      <w:pPr>
+        <w:rPr>
+          <w:rFonts w:hint="eastAsia"/>
+        </w:rPr>
+      </w:pPr>
+      <w:r>
+        <w:rPr>
+          <w:rFonts w:hint="eastAsia"/>
+        </w:rPr>
+        <w:t>ffb00513   # 0x18: addi a0, zero, -5      | 【新测试2】负数赋值：a0 = 0 + (-5) = -5</w:t>
+      </w:r>
+    </w:p>
+    <w:p>
+      <w:pPr>
+        <w:rPr>
+          <w:rFonts w:hint="eastAsia"/>
+        </w:rPr>
+      </w:pPr>
+      <w:r>
+        <w:rPr>
+          <w:rFonts w:hint="eastAsia"/>
+        </w:rPr>
+        <w:t>80000293   # 0x1C: addi x5, zero, -2048   | 【新测试3】边界极值：x5 = 0 + (-2048) = -2048</w:t>
+      </w:r>
+    </w:p>
+    <w:p>
+      <w:pPr>
+        <w:rPr>
+          <w:rFonts w:hint="eastAsia"/>
+        </w:rPr>
+      </w:pPr>
+      <w:r>
+        <w:rPr>
+          <w:rFonts w:hint="eastAsia"/>
+        </w:rPr>
+        <w:t>00008067   # 0x20: jalr zero, 0(ra)       | 函数返回，弹回 0x08 处</w:t>
+      </w:r>
     </w:p>
     <w:sectPr>
       <w:pgSz w:w="11906" w:h="16838"/>
@@ -4554,6 +5370,7 @@
   <w:style w:type="character" w:default="1" w:styleId="a0">
     <w:name w:val="Default Paragraph Font"/>
     <w:uiPriority w:val="1"/>
+    <w:semiHidden/>
     <w:unhideWhenUsed/>
   </w:style>
   <w:style w:type="table" w:default="1" w:styleId="a1">

--- a/F/F6/F6.docx
+++ b/F/F6/F6.docx
@@ -2599,22 +2599,19 @@
         <w:rPr>
           <w:rFonts w:hint="eastAsia"/>
         </w:rPr>
-        <w:t>F6.2.</w:t>
-      </w:r>
-      <w:r>
-        <w:rPr>
-          <w:rFonts w:hint="eastAsia"/>
-        </w:rPr>
-        <w:t>4</w:t>
-      </w:r>
-    </w:p>
-    <w:p>
-      <w:pPr>
-        <w:rPr>
-          <w:rFonts w:hint="eastAsia"/>
-        </w:rPr>
-      </w:pPr>
-      <w:r>
+        <w:t>F6.2.4</w:t>
+      </w:r>
+    </w:p>
+    <w:p>
+      <w:pPr>
+        <w:rPr>
+          <w:rFonts w:hint="eastAsia"/>
+        </w:rPr>
+      </w:pPr>
+      <w:r>
+        <w:rPr>
+          <w:noProof/>
+        </w:rPr>
         <w:drawing>
           <wp:inline distT="0" distB="0" distL="0" distR="0" wp14:anchorId="0253019B" wp14:editId="3B1928A2">
             <wp:extent cx="3189514" cy="3162248"/>
@@ -2665,87 +2662,7 @@
         <mc:AlternateContent>
           <mc:Choice Requires="wps">
             <w:drawing>
-              <wp:anchor distT="0" distB="0" distL="114300" distR="114300" simplePos="0" relativeHeight="251663360" behindDoc="0" locked="0" layoutInCell="1" allowOverlap="1" wp14:anchorId="692D70BF" wp14:editId="04023E35">
-                <wp:simplePos x="0" y="0"/>
-                <wp:positionH relativeFrom="column">
-                  <wp:posOffset>832394</wp:posOffset>
-                </wp:positionH>
-                <wp:positionV relativeFrom="paragraph">
-                  <wp:posOffset>2602502</wp:posOffset>
-                </wp:positionV>
-                <wp:extent cx="195943" cy="223157"/>
-                <wp:effectExtent l="0" t="0" r="13970" b="24765"/>
-                <wp:wrapNone/>
-                <wp:docPr id="124633830" name="矩形 1"/>
-                <wp:cNvGraphicFramePr/>
-                <a:graphic xmlns:a="http://schemas.openxmlformats.org/drawingml/2006/main">
-                  <a:graphicData uri="http://schemas.microsoft.com/office/word/2010/wordprocessingShape">
-                    <wps:wsp>
-                      <wps:cNvSpPr/>
-                      <wps:spPr>
-                        <a:xfrm>
-                          <a:off x="0" y="0"/>
-                          <a:ext cx="195943" cy="223157"/>
-                        </a:xfrm>
-                        <a:prstGeom prst="rect">
-                          <a:avLst/>
-                        </a:prstGeom>
-                        <a:noFill/>
-                        <a:ln w="19050">
-                          <a:solidFill>
-                            <a:srgbClr val="C00000"/>
-                          </a:solidFill>
-                        </a:ln>
-                      </wps:spPr>
-                      <wps:style>
-                        <a:lnRef idx="2">
-                          <a:schemeClr val="accent1">
-                            <a:shade val="15000"/>
-                          </a:schemeClr>
-                        </a:lnRef>
-                        <a:fillRef idx="1">
-                          <a:schemeClr val="accent1"/>
-                        </a:fillRef>
-                        <a:effectRef idx="0">
-                          <a:schemeClr val="accent1"/>
-                        </a:effectRef>
-                        <a:fontRef idx="minor">
-                          <a:schemeClr val="lt1"/>
-                        </a:fontRef>
-                      </wps:style>
-                      <wps:bodyPr rot="0" spcFirstLastPara="0" vertOverflow="overflow" horzOverflow="overflow" vert="horz" wrap="square" lIns="91440" tIns="45720" rIns="91440" bIns="45720" numCol="1" spcCol="0" rtlCol="0" fromWordArt="0" anchor="ctr" anchorCtr="0" forceAA="0" compatLnSpc="1">
-                        <a:prstTxWarp prst="textNoShape">
-                          <a:avLst/>
-                        </a:prstTxWarp>
-                        <a:noAutofit/>
-                      </wps:bodyPr>
-                    </wps:wsp>
-                  </a:graphicData>
-                </a:graphic>
-                <wp14:sizeRelH relativeFrom="margin">
-                  <wp14:pctWidth>0</wp14:pctWidth>
-                </wp14:sizeRelH>
-                <wp14:sizeRelV relativeFrom="margin">
-                  <wp14:pctHeight>0</wp14:pctHeight>
-                </wp14:sizeRelV>
-              </wp:anchor>
-            </w:drawing>
-          </mc:Choice>
-          <mc:Fallback>
-            <w:pict>
-              <v:rect w14:anchorId="516865D0" id="矩形 1" o:spid="_x0000_s1026" style="position:absolute;margin-left:65.55pt;margin-top:204.9pt;width:15.45pt;height:17.55pt;z-index:251663360;visibility:visible;mso-wrap-style:square;mso-width-percent:0;mso-height-percent:0;mso-wrap-distance-left:9pt;mso-wrap-distance-top:0;mso-wrap-distance-right:9pt;mso-wrap-distance-bottom:0;mso-position-horizontal:absolute;mso-position-horizontal-relative:text;mso-position-vertical:absolute;mso-position-vertical-relative:text;mso-width-percent:0;mso-height-percent:0;mso-width-relative:margin;mso-height-relative:margin;v-text-anchor:middle" o:gfxdata="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" filled="f" strokecolor="#c00000" strokeweight="1.5pt"/>
-            </w:pict>
-          </mc:Fallback>
-        </mc:AlternateContent>
-      </w:r>
-      <w:r>
-        <w:rPr>
-          <w:noProof/>
-        </w:rPr>
-        <mc:AlternateContent>
-          <mc:Choice Requires="wps">
-            <w:drawing>
-              <wp:anchor distT="0" distB="0" distL="114300" distR="114300" simplePos="0" relativeHeight="251661312" behindDoc="0" locked="0" layoutInCell="1" allowOverlap="1" wp14:anchorId="2F2D0439" wp14:editId="27397C4D">
+              <wp:anchor distT="0" distB="0" distL="114300" distR="114300" simplePos="0" relativeHeight="251661312" behindDoc="0" locked="0" layoutInCell="1" allowOverlap="1" wp14:anchorId="2F2D0439" wp14:editId="0FB7B063">
                 <wp:simplePos x="0" y="0"/>
                 <wp:positionH relativeFrom="column">
                   <wp:posOffset>2204176</wp:posOffset>
@@ -2807,7 +2724,7 @@
           </mc:Choice>
           <mc:Fallback>
             <w:pict>
-              <v:rect w14:anchorId="1DEE8A00" id="矩形 1" o:spid="_x0000_s1026" style="position:absolute;margin-left:173.55pt;margin-top:113.2pt;width:26.55pt;height:8.15pt;z-index:251661312;visibility:visible;mso-wrap-style:square;mso-wrap-distance-left:9pt;mso-wrap-distance-top:0;mso-wrap-distance-right:9pt;mso-wrap-distance-bottom:0;mso-position-horizontal:absolute;mso-position-horizontal-relative:text;mso-position-vertical:absolute;mso-position-vertical-relative:text;v-text-anchor:middle" o:gfxdata="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" filled="f" strokecolor="#c00000" strokeweight="1.5pt"/>
+              <v:rect w14:anchorId="7CA1A0C0" id="矩形 1" o:spid="_x0000_s1026" style="position:absolute;margin-left:173.55pt;margin-top:113.2pt;width:26.55pt;height:8.15pt;z-index:251661312;visibility:visible;mso-wrap-style:square;mso-wrap-distance-left:9pt;mso-wrap-distance-top:0;mso-wrap-distance-right:9pt;mso-wrap-distance-bottom:0;mso-position-horizontal:absolute;mso-position-horizontal-relative:text;mso-position-vertical:absolute;mso-position-vertical-relative:text;v-text-anchor:middle" o:gfxdata="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" filled="f" strokecolor="#c00000" strokeweight="1.5pt"/>
             </w:pict>
           </mc:Fallback>
         </mc:AlternateContent>
@@ -2886,81 +2803,19 @@
           </mc:Fallback>
         </mc:AlternateContent>
       </w:r>
-      <w:r>
+    </w:p>
+    <w:p>
+      <w:pPr>
+        <w:rPr>
+          <w:rFonts w:hint="eastAsia"/>
+        </w:rPr>
+      </w:pPr>
+      <w:r>
+        <w:rPr>
+          <w:noProof/>
+        </w:rPr>
         <w:drawing>
-          <wp:inline distT="0" distB="0" distL="0" distR="0" wp14:anchorId="090A64BE" wp14:editId="72F8B707">
-            <wp:extent cx="5647241" cy="4038600"/>
-            <wp:effectExtent l="0" t="0" r="0" b="0"/>
-            <wp:docPr id="1044589927" name="图片 1"/>
-            <wp:cNvGraphicFramePr>
-              <a:graphicFrameLocks xmlns:a="http://schemas.openxmlformats.org/drawingml/2006/main" noChangeAspect="1"/>
-            </wp:cNvGraphicFramePr>
-            <a:graphic xmlns:a="http://schemas.openxmlformats.org/drawingml/2006/main">
-              <a:graphicData uri="http://schemas.openxmlformats.org/drawingml/2006/picture">
-                <pic:pic xmlns:pic="http://schemas.openxmlformats.org/drawingml/2006/picture">
-                  <pic:nvPicPr>
-                    <pic:cNvPr id="1044589927" name=""/>
-                    <pic:cNvPicPr/>
-                  </pic:nvPicPr>
-                  <pic:blipFill>
-                    <a:blip r:embed="rId10"/>
-                    <a:stretch>
-                      <a:fillRect/>
-                    </a:stretch>
-                  </pic:blipFill>
-                  <pic:spPr>
-                    <a:xfrm>
-                      <a:off x="0" y="0"/>
-                      <a:ext cx="5651485" cy="4041635"/>
-                    </a:xfrm>
-                    <a:prstGeom prst="rect">
-                      <a:avLst/>
-                    </a:prstGeom>
-                  </pic:spPr>
-                </pic:pic>
-              </a:graphicData>
-            </a:graphic>
-          </wp:inline>
-        </w:drawing>
-      </w:r>
-    </w:p>
-    <w:p>
-      <w:pPr>
-        <w:pStyle w:val="2"/>
-        <w:rPr>
-          <w:rFonts w:hint="eastAsia"/>
-        </w:rPr>
-      </w:pPr>
-      <w:r>
-        <w:rPr>
-          <w:rFonts w:hint="eastAsia"/>
-        </w:rPr>
-        <w:lastRenderedPageBreak/>
-        <w:t>F6.</w:t>
-      </w:r>
-      <w:r>
-        <w:rPr>
-          <w:rFonts w:hint="eastAsia"/>
-        </w:rPr>
-        <w:t>3</w:t>
-      </w:r>
-      <w:r>
-        <w:rPr>
-          <w:rFonts w:hint="eastAsia"/>
-        </w:rPr>
-        <w:t>.</w:t>
-      </w:r>
-      <w:r>
-        <w:rPr>
-          <w:rFonts w:hint="eastAsia"/>
-        </w:rPr>
-        <w:t>1</w:t>
-      </w:r>
-    </w:p>
-    <w:p>
-      <w:r>
-        <w:drawing>
-          <wp:inline distT="0" distB="0" distL="0" distR="0" wp14:anchorId="6E33B35B" wp14:editId="1E40D779">
+          <wp:inline distT="0" distB="0" distL="0" distR="0" wp14:anchorId="6E33B35B" wp14:editId="07AD143C">
             <wp:extent cx="4746171" cy="931977"/>
             <wp:effectExtent l="0" t="0" r="0" b="1905"/>
             <wp:docPr id="1922572837" name="图片 1"/>
@@ -2975,7 +2830,7 @@
                     <pic:cNvPicPr/>
                   </pic:nvPicPr>
                   <pic:blipFill>
-                    <a:blip r:embed="rId11"/>
+                    <a:blip r:embed="rId10"/>
                     <a:stretch>
                       <a:fillRect/>
                     </a:stretch>
@@ -3008,6 +2863,12 @@
         </w:rPr>
         <w:t>采用ai进行</w:t>
       </w:r>
+      <w:r>
+        <w:rPr>
+          <w:rFonts w:hint="eastAsia"/>
+        </w:rPr>
+        <w:t>生成测试：</w:t>
+      </w:r>
     </w:p>
     <w:p>
       <w:pPr>
@@ -3071,7 +2932,7 @@
         <w:rPr>
           <w:rFonts w:hint="eastAsia"/>
         </w:rPr>
-        <w:t>00a50513   # 0x10: addi a0, a0, 10        | &lt;fun&gt; 开始：a0 = 20 + 10 = 30</w:t>
+        <w:t>00a50513   # 0x10: addi a0, a0, 10       | &lt;fun&gt; 开始：a0 = 20 + 10 = 30</w:t>
       </w:r>
     </w:p>
     <w:p>
@@ -3110,7 +2971,7 @@
         <w:rPr>
           <w:rFonts w:hint="eastAsia"/>
         </w:rPr>
-        <w:t>80000293   # 0x1C: addi x5, zero, -2048   | 【新测试3】边界极值：x5 = 0 + (-2048) = -2048</w:t>
+        <w:t>80000293   # 0x1C: addi x5, zero, -2048 |【新测试3】边界极值：x5 = 0 + (-2048) = -2048</w:t>
       </w:r>
     </w:p>
     <w:p>
@@ -3125,6 +2986,4510 @@
         </w:rPr>
         <w:t>00008067   # 0x20: jalr zero, 0(ra)       | 函数返回，弹回 0x08 处</w:t>
       </w:r>
+    </w:p>
+    <w:p>
+      <w:pPr>
+        <w:rPr>
+          <w:rFonts w:hint="eastAsia"/>
+        </w:rPr>
+      </w:pPr>
+    </w:p>
+    <w:p>
+      <w:pPr>
+        <w:rPr>
+          <w:rFonts w:hint="eastAsia"/>
+          <w:b/>
+          <w:bCs/>
+        </w:rPr>
+      </w:pPr>
+      <w:r>
+        <w:rPr>
+          <w:b/>
+          <w:bCs/>
+        </w:rPr>
+        <w:t>如果电路完全正确（符合预期）：</w:t>
+      </w:r>
+    </w:p>
+    <w:p>
+      <w:pPr>
+        <w:numPr>
+          <w:ilvl w:val="0"/>
+          <w:numId w:val="14"/>
+        </w:numPr>
+        <w:rPr>
+          <w:rFonts w:hint="eastAsia"/>
+        </w:rPr>
+      </w:pPr>
+      <w:r>
+        <w:rPr>
+          <w:b/>
+          <w:bCs/>
+        </w:rPr>
+        <w:t>x10 (a0)：</w:t>
+      </w:r>
+      <w:r>
+        <w:t xml:space="preserve"> 数值应当显示为十六进制 </w:t>
+      </w:r>
+      <w:r>
+        <w:rPr>
+          <w:b/>
+          <w:bCs/>
+        </w:rPr>
+        <w:t>0xFFFFFFFB</w:t>
+      </w:r>
+      <w:r>
+        <w:t>。</w:t>
+      </w:r>
+      <w:r>
+        <w:rPr>
+          <w:rFonts w:hint="eastAsia"/>
+        </w:rPr>
+        <w:t>（-5）</w:t>
+      </w:r>
+    </w:p>
+    <w:p>
+      <w:pPr>
+        <w:numPr>
+          <w:ilvl w:val="0"/>
+          <w:numId w:val="14"/>
+        </w:numPr>
+        <w:rPr>
+          <w:rFonts w:hint="eastAsia"/>
+        </w:rPr>
+      </w:pPr>
+      <w:r>
+        <w:rPr>
+          <w:b/>
+          <w:bCs/>
+        </w:rPr>
+        <w:t>x5 (t0)：</w:t>
+      </w:r>
+      <w:r>
+        <w:t xml:space="preserve"> 数值应当呈现十六进制 </w:t>
+      </w:r>
+      <w:r>
+        <w:rPr>
+          <w:b/>
+          <w:bCs/>
+        </w:rPr>
+        <w:t>0xFFFFF800</w:t>
+      </w:r>
+      <w:r>
+        <w:t xml:space="preserve">（有符号十进制显示为 </w:t>
+      </w:r>
+      <w:r>
+        <w:rPr>
+          <w:b/>
+          <w:bCs/>
+        </w:rPr>
+        <w:t>-2048</w:t>
+      </w:r>
+      <w:r>
+        <w:t>）。</w:t>
+      </w:r>
+    </w:p>
+    <w:p>
+      <w:pPr>
+        <w:rPr>
+          <w:rFonts w:hint="eastAsia"/>
+        </w:rPr>
+      </w:pPr>
+      <w:r>
+        <w:rPr>
+          <w:noProof/>
+        </w:rPr>
+        <mc:AlternateContent>
+          <mc:Choice Requires="wps">
+            <w:drawing>
+              <wp:anchor distT="0" distB="0" distL="114300" distR="114300" simplePos="0" relativeHeight="251669504" behindDoc="0" locked="0" layoutInCell="1" allowOverlap="1" wp14:anchorId="3A4B4B96" wp14:editId="437097C0">
+                <wp:simplePos x="0" y="0"/>
+                <wp:positionH relativeFrom="column">
+                  <wp:posOffset>804863</wp:posOffset>
+                </wp:positionH>
+                <wp:positionV relativeFrom="paragraph">
+                  <wp:posOffset>2312353</wp:posOffset>
+                </wp:positionV>
+                <wp:extent cx="161925" cy="271462"/>
+                <wp:effectExtent l="0" t="0" r="28575" b="14605"/>
+                <wp:wrapNone/>
+                <wp:docPr id="1875023587" name="矩形 1"/>
+                <wp:cNvGraphicFramePr/>
+                <a:graphic xmlns:a="http://schemas.openxmlformats.org/drawingml/2006/main">
+                  <a:graphicData uri="http://schemas.microsoft.com/office/word/2010/wordprocessingShape">
+                    <wps:wsp>
+                      <wps:cNvSpPr/>
+                      <wps:spPr>
+                        <a:xfrm>
+                          <a:off x="0" y="0"/>
+                          <a:ext cx="161925" cy="271462"/>
+                        </a:xfrm>
+                        <a:prstGeom prst="rect">
+                          <a:avLst/>
+                        </a:prstGeom>
+                        <a:noFill/>
+                        <a:ln w="19050">
+                          <a:solidFill>
+                            <a:srgbClr val="C00000"/>
+                          </a:solidFill>
+                        </a:ln>
+                      </wps:spPr>
+                      <wps:style>
+                        <a:lnRef idx="2">
+                          <a:schemeClr val="accent1">
+                            <a:shade val="15000"/>
+                          </a:schemeClr>
+                        </a:lnRef>
+                        <a:fillRef idx="1">
+                          <a:schemeClr val="accent1"/>
+                        </a:fillRef>
+                        <a:effectRef idx="0">
+                          <a:schemeClr val="accent1"/>
+                        </a:effectRef>
+                        <a:fontRef idx="minor">
+                          <a:schemeClr val="lt1"/>
+                        </a:fontRef>
+                      </wps:style>
+                      <wps:bodyPr rot="0" spcFirstLastPara="0" vertOverflow="overflow" horzOverflow="overflow" vert="horz" wrap="square" lIns="91440" tIns="45720" rIns="91440" bIns="45720" numCol="1" spcCol="0" rtlCol="0" fromWordArt="0" anchor="ctr" anchorCtr="0" forceAA="0" compatLnSpc="1">
+                        <a:prstTxWarp prst="textNoShape">
+                          <a:avLst/>
+                        </a:prstTxWarp>
+                        <a:noAutofit/>
+                      </wps:bodyPr>
+                    </wps:wsp>
+                  </a:graphicData>
+                </a:graphic>
+                <wp14:sizeRelH relativeFrom="margin">
+                  <wp14:pctWidth>0</wp14:pctWidth>
+                </wp14:sizeRelH>
+                <wp14:sizeRelV relativeFrom="margin">
+                  <wp14:pctHeight>0</wp14:pctHeight>
+                </wp14:sizeRelV>
+              </wp:anchor>
+            </w:drawing>
+          </mc:Choice>
+          <mc:Fallback>
+            <w:pict>
+              <v:rect w14:anchorId="04D4759B" id="矩形 1" o:spid="_x0000_s1026" style="position:absolute;margin-left:63.4pt;margin-top:182.1pt;width:12.75pt;height:21.35pt;z-index:251669504;visibility:visible;mso-wrap-style:square;mso-width-percent:0;mso-height-percent:0;mso-wrap-distance-left:9pt;mso-wrap-distance-top:0;mso-wrap-distance-right:9pt;mso-wrap-distance-bottom:0;mso-position-horizontal:absolute;mso-position-horizontal-relative:text;mso-position-vertical:absolute;mso-position-vertical-relative:text;mso-width-percent:0;mso-height-percent:0;mso-width-relative:margin;mso-height-relative:margin;v-text-anchor:middle" o:gfxdata="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" filled="f" strokecolor="#c00000" strokeweight="1.5pt"/>
+            </w:pict>
+          </mc:Fallback>
+        </mc:AlternateContent>
+      </w:r>
+      <w:r>
+        <w:rPr>
+          <w:noProof/>
+        </w:rPr>
+        <mc:AlternateContent>
+          <mc:Choice Requires="wps">
+            <w:drawing>
+              <wp:anchor distT="0" distB="0" distL="114300" distR="114300" simplePos="0" relativeHeight="251667456" behindDoc="0" locked="0" layoutInCell="1" allowOverlap="1" wp14:anchorId="4BF10A5A" wp14:editId="4EC48F12">
+                <wp:simplePos x="0" y="0"/>
+                <wp:positionH relativeFrom="column">
+                  <wp:posOffset>2071370</wp:posOffset>
+                </wp:positionH>
+                <wp:positionV relativeFrom="paragraph">
+                  <wp:posOffset>1302385</wp:posOffset>
+                </wp:positionV>
+                <wp:extent cx="337458" cy="103414"/>
+                <wp:effectExtent l="0" t="0" r="24765" b="11430"/>
+                <wp:wrapNone/>
+                <wp:docPr id="1792179871" name="矩形 1"/>
+                <wp:cNvGraphicFramePr/>
+                <a:graphic xmlns:a="http://schemas.openxmlformats.org/drawingml/2006/main">
+                  <a:graphicData uri="http://schemas.microsoft.com/office/word/2010/wordprocessingShape">
+                    <wps:wsp>
+                      <wps:cNvSpPr/>
+                      <wps:spPr>
+                        <a:xfrm>
+                          <a:off x="0" y="0"/>
+                          <a:ext cx="337458" cy="103414"/>
+                        </a:xfrm>
+                        <a:prstGeom prst="rect">
+                          <a:avLst/>
+                        </a:prstGeom>
+                        <a:noFill/>
+                        <a:ln w="19050">
+                          <a:solidFill>
+                            <a:srgbClr val="C00000"/>
+                          </a:solidFill>
+                        </a:ln>
+                      </wps:spPr>
+                      <wps:style>
+                        <a:lnRef idx="2">
+                          <a:schemeClr val="accent1">
+                            <a:shade val="15000"/>
+                          </a:schemeClr>
+                        </a:lnRef>
+                        <a:fillRef idx="1">
+                          <a:schemeClr val="accent1"/>
+                        </a:fillRef>
+                        <a:effectRef idx="0">
+                          <a:schemeClr val="accent1"/>
+                        </a:effectRef>
+                        <a:fontRef idx="minor">
+                          <a:schemeClr val="lt1"/>
+                        </a:fontRef>
+                      </wps:style>
+                      <wps:bodyPr rot="0" spcFirstLastPara="0" vertOverflow="overflow" horzOverflow="overflow" vert="horz" wrap="square" lIns="91440" tIns="45720" rIns="91440" bIns="45720" numCol="1" spcCol="0" rtlCol="0" fromWordArt="0" anchor="ctr" anchorCtr="0" forceAA="0" compatLnSpc="1">
+                        <a:prstTxWarp prst="textNoShape">
+                          <a:avLst/>
+                        </a:prstTxWarp>
+                        <a:noAutofit/>
+                      </wps:bodyPr>
+                    </wps:wsp>
+                  </a:graphicData>
+                </a:graphic>
+              </wp:anchor>
+            </w:drawing>
+          </mc:Choice>
+          <mc:Fallback>
+            <w:pict>
+              <v:rect w14:anchorId="7DF12071" id="矩形 1" o:spid="_x0000_s1026" style="position:absolute;margin-left:163.1pt;margin-top:102.55pt;width:26.55pt;height:8.15pt;z-index:251667456;visibility:visible;mso-wrap-style:square;mso-wrap-distance-left:9pt;mso-wrap-distance-top:0;mso-wrap-distance-right:9pt;mso-wrap-distance-bottom:0;mso-position-horizontal:absolute;mso-position-horizontal-relative:text;mso-position-vertical:absolute;mso-position-vertical-relative:text;v-text-anchor:middle" o:gfxdata="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" filled="f" strokecolor="#c00000" strokeweight="1.5pt"/>
+            </w:pict>
+          </mc:Fallback>
+        </mc:AlternateContent>
+      </w:r>
+    </w:p>
+    <w:p>
+      <w:pPr>
+        <w:pStyle w:val="2"/>
+        <w:rPr>
+          <w:rFonts w:hint="eastAsia"/>
+        </w:rPr>
+      </w:pPr>
+      <w:r>
+        <w:rPr>
+          <w:rFonts w:hint="eastAsia"/>
+        </w:rPr>
+        <w:lastRenderedPageBreak/>
+        <w:t>F6.3.1</w:t>
+      </w:r>
+    </w:p>
+    <w:p>
+      <w:pPr>
+        <w:rPr>
+          <w:rFonts w:hint="eastAsia"/>
+        </w:rPr>
+      </w:pPr>
+      <w:r>
+        <w:rPr>
+          <w:noProof/>
+        </w:rPr>
+        <w:drawing>
+          <wp:inline distT="0" distB="0" distL="0" distR="0" wp14:anchorId="6208FF25" wp14:editId="4AFEA872">
+            <wp:extent cx="4324350" cy="881426"/>
+            <wp:effectExtent l="0" t="0" r="0" b="0"/>
+            <wp:docPr id="2114779823" name="图片 1"/>
+            <wp:cNvGraphicFramePr>
+              <a:graphicFrameLocks xmlns:a="http://schemas.openxmlformats.org/drawingml/2006/main" noChangeAspect="1"/>
+            </wp:cNvGraphicFramePr>
+            <a:graphic xmlns:a="http://schemas.openxmlformats.org/drawingml/2006/main">
+              <a:graphicData uri="http://schemas.openxmlformats.org/drawingml/2006/picture">
+                <pic:pic xmlns:pic="http://schemas.openxmlformats.org/drawingml/2006/picture">
+                  <pic:nvPicPr>
+                    <pic:cNvPr id="2114779823" name=""/>
+                    <pic:cNvPicPr/>
+                  </pic:nvPicPr>
+                  <pic:blipFill>
+                    <a:blip r:embed="rId11"/>
+                    <a:stretch>
+                      <a:fillRect/>
+                    </a:stretch>
+                  </pic:blipFill>
+                  <pic:spPr>
+                    <a:xfrm>
+                      <a:off x="0" y="0"/>
+                      <a:ext cx="4339089" cy="884430"/>
+                    </a:xfrm>
+                    <a:prstGeom prst="rect">
+                      <a:avLst/>
+                    </a:prstGeom>
+                  </pic:spPr>
+                </pic:pic>
+              </a:graphicData>
+            </a:graphic>
+          </wp:inline>
+        </w:drawing>
+      </w:r>
+    </w:p>
+    <w:p>
+      <w:pPr>
+        <w:pStyle w:val="a9"/>
+        <w:numPr>
+          <w:ilvl w:val="0"/>
+          <w:numId w:val="15"/>
+        </w:numPr>
+        <w:rPr>
+          <w:rFonts w:hint="eastAsia"/>
+        </w:rPr>
+      </w:pPr>
+      <w:r>
+        <w:t>LUI (load upper immediate)</w:t>
+      </w:r>
+    </w:p>
+    <w:p>
+      <w:pPr>
+        <w:rPr>
+          <w:rFonts w:hint="eastAsia"/>
+        </w:rPr>
+      </w:pPr>
+      <w:r>
+        <w:rPr>
+          <w:noProof/>
+        </w:rPr>
+        <w:drawing>
+          <wp:inline distT="0" distB="0" distL="0" distR="0" wp14:anchorId="3F7D187C" wp14:editId="08D6C390">
+            <wp:extent cx="5274310" cy="663575"/>
+            <wp:effectExtent l="0" t="0" r="2540" b="3175"/>
+            <wp:docPr id="2046259795" name="图片 1"/>
+            <wp:cNvGraphicFramePr>
+              <a:graphicFrameLocks xmlns:a="http://schemas.openxmlformats.org/drawingml/2006/main" noChangeAspect="1"/>
+            </wp:cNvGraphicFramePr>
+            <a:graphic xmlns:a="http://schemas.openxmlformats.org/drawingml/2006/main">
+              <a:graphicData uri="http://schemas.openxmlformats.org/drawingml/2006/picture">
+                <pic:pic xmlns:pic="http://schemas.openxmlformats.org/drawingml/2006/picture">
+                  <pic:nvPicPr>
+                    <pic:cNvPr id="2046259795" name=""/>
+                    <pic:cNvPicPr/>
+                  </pic:nvPicPr>
+                  <pic:blipFill>
+                    <a:blip r:embed="rId12"/>
+                    <a:stretch>
+                      <a:fillRect/>
+                    </a:stretch>
+                  </pic:blipFill>
+                  <pic:spPr>
+                    <a:xfrm>
+                      <a:off x="0" y="0"/>
+                      <a:ext cx="5274310" cy="663575"/>
+                    </a:xfrm>
+                    <a:prstGeom prst="rect">
+                      <a:avLst/>
+                    </a:prstGeom>
+                  </pic:spPr>
+                </pic:pic>
+              </a:graphicData>
+            </a:graphic>
+          </wp:inline>
+        </w:drawing>
+      </w:r>
+    </w:p>
+    <w:p>
+      <w:pPr>
+        <w:rPr>
+          <w:rFonts w:hint="eastAsia"/>
+        </w:rPr>
+      </w:pPr>
+      <w:r>
+        <w:rPr>
+          <w:rFonts w:hint="eastAsia"/>
+        </w:rPr>
+        <w:t>lui</w:t>
+      </w:r>
+      <w:r>
+        <w:t>用于构建32位常量,并使用</w:t>
+      </w:r>
+      <w:r>
+        <w:rPr>
+          <w:color w:val="EE0000"/>
+        </w:rPr>
+        <w:t>U‐Type</w:t>
+      </w:r>
+      <w:r>
+        <w:t>格式。LUI将 32位U型立即数值放入 目标寄存器 rd,并将最低12位填充为零。</w:t>
+      </w:r>
+    </w:p>
+    <w:p>
+      <w:pPr>
+        <w:pStyle w:val="a9"/>
+        <w:numPr>
+          <w:ilvl w:val="0"/>
+          <w:numId w:val="15"/>
+        </w:numPr>
+        <w:rPr>
+          <w:rFonts w:hint="eastAsia"/>
+        </w:rPr>
+      </w:pPr>
+      <w:r>
+        <w:t xml:space="preserve">ADD </w:t>
+      </w:r>
+    </w:p>
+    <w:p>
+      <w:pPr>
+        <w:rPr>
+          <w:rFonts w:hint="eastAsia"/>
+        </w:rPr>
+      </w:pPr>
+      <w:r>
+        <w:rPr>
+          <w:noProof/>
+        </w:rPr>
+        <w:drawing>
+          <wp:inline distT="0" distB="0" distL="0" distR="0" wp14:anchorId="32B98266" wp14:editId="756D42AC">
+            <wp:extent cx="5274310" cy="570865"/>
+            <wp:effectExtent l="0" t="0" r="2540" b="635"/>
+            <wp:docPr id="1841619720" name="图片 1"/>
+            <wp:cNvGraphicFramePr>
+              <a:graphicFrameLocks xmlns:a="http://schemas.openxmlformats.org/drawingml/2006/main" noChangeAspect="1"/>
+            </wp:cNvGraphicFramePr>
+            <a:graphic xmlns:a="http://schemas.openxmlformats.org/drawingml/2006/main">
+              <a:graphicData uri="http://schemas.openxmlformats.org/drawingml/2006/picture">
+                <pic:pic xmlns:pic="http://schemas.openxmlformats.org/drawingml/2006/picture">
+                  <pic:nvPicPr>
+                    <pic:cNvPr id="1841619720" name=""/>
+                    <pic:cNvPicPr/>
+                  </pic:nvPicPr>
+                  <pic:blipFill>
+                    <a:blip r:embed="rId13"/>
+                    <a:stretch>
+                      <a:fillRect/>
+                    </a:stretch>
+                  </pic:blipFill>
+                  <pic:spPr>
+                    <a:xfrm>
+                      <a:off x="0" y="0"/>
+                      <a:ext cx="5274310" cy="570865"/>
+                    </a:xfrm>
+                    <a:prstGeom prst="rect">
+                      <a:avLst/>
+                    </a:prstGeom>
+                  </pic:spPr>
+                </pic:pic>
+              </a:graphicData>
+            </a:graphic>
+          </wp:inline>
+        </w:drawing>
+      </w:r>
+    </w:p>
+    <w:p>
+      <w:pPr>
+        <w:rPr>
+          <w:rFonts w:hint="eastAsia"/>
+        </w:rPr>
+      </w:pPr>
+      <w:r>
+        <w:rPr>
+          <w:rFonts w:hint="eastAsia"/>
+        </w:rPr>
+        <w:t>add</w:t>
+      </w:r>
+      <w:r>
+        <w:t>执行 rs1 与 rs2 的加法运算。溢出会被忽略</w:t>
+      </w:r>
+      <w:r>
+        <w:rPr>
+          <w:rFonts w:hint="eastAsia"/>
+        </w:rPr>
+        <w:t>，</w:t>
+      </w:r>
+      <w:r>
+        <w:t>结果的低 XLEN 位会写入目标寄存器 rd</w:t>
+      </w:r>
+    </w:p>
+    <w:p>
+      <w:pPr>
+        <w:rPr>
+          <w:rFonts w:hint="eastAsia"/>
+          <w:b/>
+          <w:bCs/>
+          <w:i/>
+          <w:iCs/>
+        </w:rPr>
+      </w:pPr>
+    </w:p>
+    <w:p>
+      <w:pPr>
+        <w:rPr>
+          <w:rFonts w:hint="eastAsia"/>
+        </w:rPr>
+      </w:pPr>
+      <w:r>
+        <w:rPr>
+          <w:rFonts w:hint="eastAsia"/>
+        </w:rPr>
+        <w:t>通过ai编写了一段测试指令</w:t>
+      </w:r>
+    </w:p>
+    <w:p>
+      <w:pPr>
+        <w:rPr>
+          <w:rFonts w:hint="eastAsia"/>
+          <w:szCs w:val="21"/>
+        </w:rPr>
+      </w:pPr>
+      <w:r>
+        <w:rPr>
+          <w:rFonts w:hint="eastAsia"/>
+          <w:szCs w:val="21"/>
+        </w:rPr>
+        <w:t>12345537   # 0x00: lui a0, 0x12345        | 拼接大常数高位：a0 = 0x12345000</w:t>
+      </w:r>
+    </w:p>
+    <w:p>
+      <w:pPr>
+        <w:rPr>
+          <w:rFonts w:hint="eastAsia"/>
+          <w:szCs w:val="21"/>
+        </w:rPr>
+      </w:pPr>
+      <w:r>
+        <w:rPr>
+          <w:rFonts w:hint="eastAsia"/>
+          <w:szCs w:val="21"/>
+        </w:rPr>
+        <w:t>67800593   # 0x04: addi a1, zero, 0x678   | 载入低位立即数：a1 = 0x00000678</w:t>
+      </w:r>
+    </w:p>
+    <w:p>
+      <w:pPr>
+        <w:rPr>
+          <w:rFonts w:hint="eastAsia"/>
+          <w:szCs w:val="21"/>
+        </w:rPr>
+      </w:pPr>
+      <w:r>
+        <w:rPr>
+          <w:rFonts w:hint="eastAsia"/>
+          <w:szCs w:val="21"/>
+        </w:rPr>
+        <w:t>00b50533   # 0x08: add a0, a0, a1         | 寄存器累加(测add)：a0 = 0x12345000 + 0x00000678 = 0x12345678</w:t>
+      </w:r>
+    </w:p>
+    <w:p>
+      <w:pPr>
+        <w:rPr>
+          <w:rFonts w:hint="eastAsia"/>
+          <w:szCs w:val="21"/>
+        </w:rPr>
+      </w:pPr>
+      <w:r>
+        <w:rPr>
+          <w:rFonts w:hint="eastAsia"/>
+          <w:szCs w:val="21"/>
+        </w:rPr>
+        <w:t>018000e7   # 0x0C: jalr ra, 24(zero)      | 函数调用：ra = 0x10, 跳转到 24 (0x18) 处的 &lt;fun&gt;</w:t>
+      </w:r>
+    </w:p>
+    <w:p>
+      <w:pPr>
+        <w:rPr>
+          <w:rFonts w:hint="eastAsia"/>
+          <w:szCs w:val="21"/>
+        </w:rPr>
+      </w:pPr>
+      <w:r>
+        <w:rPr>
+          <w:rFonts w:hint="eastAsia"/>
+          <w:szCs w:val="21"/>
+        </w:rPr>
+        <w:t>014000e7   # 0x10: jalr ra, 20(zero)      | 从函数弹回后，跳转到 20 (0x14) 处的 &lt;halt&gt;</w:t>
+      </w:r>
+    </w:p>
+    <w:p>
+      <w:pPr>
+        <w:rPr>
+          <w:rFonts w:hint="eastAsia"/>
+          <w:szCs w:val="21"/>
+        </w:rPr>
+      </w:pPr>
+      <w:r>
+        <w:rPr>
+          <w:rFonts w:hint="eastAsia"/>
+          <w:szCs w:val="21"/>
+        </w:rPr>
+        <w:t>01400067   # 0x14: jalr zero, 20(zero)    | &lt;halt&gt; 自锁死循环</w:t>
+      </w:r>
+    </w:p>
+    <w:p>
+      <w:pPr>
+        <w:rPr>
+          <w:rFonts w:hint="eastAsia"/>
+          <w:szCs w:val="21"/>
+        </w:rPr>
+      </w:pPr>
+      <w:r>
+        <w:rPr>
+          <w:rFonts w:hint="eastAsia"/>
+          <w:szCs w:val="21"/>
+        </w:rPr>
+        <w:t>ff950513   # 0x18: addi a0, a0, -7        | &lt;fun&gt; 内部逻辑：测负数符号扩展：a0 = 0x12345678 - 7 = 0x12345671</w:t>
+      </w:r>
+    </w:p>
+    <w:p>
+      <w:pPr>
+        <w:rPr>
+          <w:rFonts w:hint="eastAsia"/>
+          <w:szCs w:val="21"/>
+        </w:rPr>
+      </w:pPr>
+      <w:r>
+        <w:rPr>
+          <w:rFonts w:hint="eastAsia"/>
+          <w:szCs w:val="21"/>
+        </w:rPr>
+        <w:t>00008067   # 0x1C: jalr zero, 0(ra)       | 函数异步返回：弹回 0x10 处</w:t>
+      </w:r>
+    </w:p>
+    <w:p>
+      <w:pPr>
+        <w:rPr>
+          <w:rFonts w:hint="eastAsia"/>
+          <w:szCs w:val="21"/>
+        </w:rPr>
+      </w:pPr>
+      <w:r>
+        <w:rPr>
+          <w:rFonts w:hint="eastAsia"/>
+          <w:szCs w:val="21"/>
+        </w:rPr>
+        <w:t>运行结构符合预期：</w:t>
+      </w:r>
+    </w:p>
+    <w:p>
+      <w:pPr>
+        <w:rPr>
+          <w:rFonts w:hint="eastAsia"/>
+          <w:szCs w:val="21"/>
+        </w:rPr>
+      </w:pPr>
+      <w:r>
+        <w:rPr>
+          <w:szCs w:val="21"/>
+        </w:rPr>
+        <w:t xml:space="preserve">  </w:t>
+      </w:r>
+      <w:r>
+        <w:rPr>
+          <w:b/>
+          <w:bCs/>
+          <w:szCs w:val="21"/>
+        </w:rPr>
+        <w:t>PC 寄存器值：</w:t>
+      </w:r>
+      <w:r>
+        <w:rPr>
+          <w:szCs w:val="21"/>
+        </w:rPr>
+        <w:t xml:space="preserve"> 应当卡死在 </w:t>
+      </w:r>
+      <w:r>
+        <w:rPr>
+          <w:b/>
+          <w:bCs/>
+          <w:szCs w:val="21"/>
+        </w:rPr>
+        <w:t>20</w:t>
+      </w:r>
+      <w:r>
+        <w:rPr>
+          <w:szCs w:val="21"/>
+        </w:rPr>
+        <w:t xml:space="preserve"> (十六进制 0x00000014)。</w:t>
+      </w:r>
+    </w:p>
+    <w:p>
+      <w:pPr>
+        <w:rPr>
+          <w:rFonts w:hint="eastAsia"/>
+          <w:szCs w:val="21"/>
+        </w:rPr>
+      </w:pPr>
+      <w:r>
+        <w:rPr>
+          <w:szCs w:val="21"/>
+        </w:rPr>
+        <w:t xml:space="preserve">  </w:t>
+      </w:r>
+      <w:r>
+        <w:rPr>
+          <w:b/>
+          <w:bCs/>
+          <w:szCs w:val="21"/>
+        </w:rPr>
+        <w:t>GPR[10] (a0)：</w:t>
+      </w:r>
+      <w:r>
+        <w:rPr>
+          <w:szCs w:val="21"/>
+        </w:rPr>
+        <w:t xml:space="preserve"> 数值应当</w:t>
+      </w:r>
+      <w:r>
+        <w:rPr>
+          <w:rFonts w:hint="eastAsia"/>
+          <w:szCs w:val="21"/>
+        </w:rPr>
+        <w:t>为</w:t>
+      </w:r>
+      <w:r>
+        <w:rPr>
+          <w:szCs w:val="21"/>
+        </w:rPr>
+        <w:t xml:space="preserve"> </w:t>
+      </w:r>
+      <w:r>
+        <w:rPr>
+          <w:b/>
+          <w:bCs/>
+          <w:szCs w:val="21"/>
+        </w:rPr>
+        <w:t>0x12345671</w:t>
+      </w:r>
+      <w:r>
+        <w:rPr>
+          <w:szCs w:val="21"/>
+        </w:rPr>
+        <w:t>。</w:t>
+      </w:r>
+    </w:p>
+    <w:p>
+      <w:pPr>
+        <w:rPr>
+          <w:rFonts w:hint="eastAsia"/>
+          <w:szCs w:val="21"/>
+        </w:rPr>
+      </w:pPr>
+      <w:r>
+        <w:rPr>
+          <w:szCs w:val="21"/>
+        </w:rPr>
+        <w:t xml:space="preserve">  </w:t>
+      </w:r>
+      <w:r>
+        <w:rPr>
+          <w:b/>
+          <w:bCs/>
+          <w:szCs w:val="21"/>
+        </w:rPr>
+        <w:t>GPR[11] (a1)：</w:t>
+      </w:r>
+      <w:r>
+        <w:rPr>
+          <w:szCs w:val="21"/>
+        </w:rPr>
+        <w:t xml:space="preserve"> 数值应当为 </w:t>
+      </w:r>
+      <w:r>
+        <w:rPr>
+          <w:b/>
+          <w:bCs/>
+          <w:szCs w:val="21"/>
+        </w:rPr>
+        <w:t>0x00000678</w:t>
+      </w:r>
+      <w:r>
+        <w:rPr>
+          <w:szCs w:val="21"/>
+        </w:rPr>
+        <w:t>。</w:t>
+      </w:r>
+    </w:p>
+    <w:p>
+      <w:pPr>
+        <w:rPr>
+          <w:rFonts w:hint="eastAsia"/>
+          <w:szCs w:val="21"/>
+        </w:rPr>
+      </w:pPr>
+      <w:r>
+        <w:rPr>
+          <w:szCs w:val="21"/>
+        </w:rPr>
+        <w:t xml:space="preserve">  </w:t>
+      </w:r>
+      <w:r>
+        <w:rPr>
+          <w:b/>
+          <w:bCs/>
+          <w:szCs w:val="21"/>
+        </w:rPr>
+        <w:t>GPR[1] (ra)：</w:t>
+      </w:r>
+      <w:r>
+        <w:rPr>
+          <w:szCs w:val="21"/>
+        </w:rPr>
+        <w:t xml:space="preserve"> 数值应当更新为步骤 5 留下的痕迹 </w:t>
+      </w:r>
+      <w:r>
+        <w:rPr>
+          <w:b/>
+          <w:bCs/>
+          <w:szCs w:val="21"/>
+        </w:rPr>
+        <w:t>20</w:t>
+      </w:r>
+      <w:r>
+        <w:rPr>
+          <w:szCs w:val="21"/>
+        </w:rPr>
+        <w:t xml:space="preserve"> (十六进制 0x00000014)</w:t>
+      </w:r>
+    </w:p>
+    <w:p>
+      <w:pPr>
+        <w:pStyle w:val="2"/>
+        <w:rPr>
+          <w:rFonts w:hint="eastAsia"/>
+        </w:rPr>
+      </w:pPr>
+      <w:r>
+        <w:rPr>
+          <w:rFonts w:hint="eastAsia"/>
+        </w:rPr>
+        <w:lastRenderedPageBreak/>
+        <w:t>F6.3.2</w:t>
+      </w:r>
+      <w:r>
+        <w:rPr>
+          <w:rFonts w:hint="eastAsia"/>
+        </w:rPr>
+        <w:t>/3/4</w:t>
+      </w:r>
+    </w:p>
+    <w:p>
+      <w:pPr>
+        <w:rPr>
+          <w:rFonts w:hint="eastAsia"/>
+          <w:szCs w:val="21"/>
+        </w:rPr>
+      </w:pPr>
+      <w:r>
+        <w:rPr>
+          <w:noProof/>
+          <w:szCs w:val="21"/>
+        </w:rPr>
+        <w:drawing>
+          <wp:inline distT="0" distB="0" distL="0" distR="0" wp14:anchorId="787E09A6" wp14:editId="727FD90D">
+            <wp:extent cx="3886200" cy="920785"/>
+            <wp:effectExtent l="0" t="0" r="0" b="0"/>
+            <wp:docPr id="1657557409" name="图片 1"/>
+            <wp:cNvGraphicFramePr>
+              <a:graphicFrameLocks xmlns:a="http://schemas.openxmlformats.org/drawingml/2006/main" noChangeAspect="1"/>
+            </wp:cNvGraphicFramePr>
+            <a:graphic xmlns:a="http://schemas.openxmlformats.org/drawingml/2006/main">
+              <a:graphicData uri="http://schemas.openxmlformats.org/drawingml/2006/picture">
+                <pic:pic xmlns:pic="http://schemas.openxmlformats.org/drawingml/2006/picture">
+                  <pic:nvPicPr>
+                    <pic:cNvPr id="1657557409" name=""/>
+                    <pic:cNvPicPr/>
+                  </pic:nvPicPr>
+                  <pic:blipFill>
+                    <a:blip r:embed="rId14"/>
+                    <a:stretch>
+                      <a:fillRect/>
+                    </a:stretch>
+                  </pic:blipFill>
+                  <pic:spPr>
+                    <a:xfrm>
+                      <a:off x="0" y="0"/>
+                      <a:ext cx="3913997" cy="927371"/>
+                    </a:xfrm>
+                    <a:prstGeom prst="rect">
+                      <a:avLst/>
+                    </a:prstGeom>
+                  </pic:spPr>
+                </pic:pic>
+              </a:graphicData>
+            </a:graphic>
+          </wp:inline>
+        </w:drawing>
+      </w:r>
+    </w:p>
+    <w:p>
+      <w:pPr>
+        <w:rPr>
+          <w:rFonts w:hint="eastAsia"/>
+          <w:szCs w:val="21"/>
+        </w:rPr>
+      </w:pPr>
+      <w:r>
+        <w:rPr>
+          <w:noProof/>
+          <w:szCs w:val="21"/>
+        </w:rPr>
+        <w:drawing>
+          <wp:inline distT="0" distB="0" distL="0" distR="0" wp14:anchorId="49DB56F6" wp14:editId="7AFAE2EA">
+            <wp:extent cx="3890750" cy="942474"/>
+            <wp:effectExtent l="0" t="0" r="0" b="0"/>
+            <wp:docPr id="897949399" name="图片 1"/>
+            <wp:cNvGraphicFramePr>
+              <a:graphicFrameLocks xmlns:a="http://schemas.openxmlformats.org/drawingml/2006/main" noChangeAspect="1"/>
+            </wp:cNvGraphicFramePr>
+            <a:graphic xmlns:a="http://schemas.openxmlformats.org/drawingml/2006/main">
+              <a:graphicData uri="http://schemas.openxmlformats.org/drawingml/2006/picture">
+                <pic:pic xmlns:pic="http://schemas.openxmlformats.org/drawingml/2006/picture">
+                  <pic:nvPicPr>
+                    <pic:cNvPr id="897949399" name=""/>
+                    <pic:cNvPicPr/>
+                  </pic:nvPicPr>
+                  <pic:blipFill>
+                    <a:blip r:embed="rId15"/>
+                    <a:stretch>
+                      <a:fillRect/>
+                    </a:stretch>
+                  </pic:blipFill>
+                  <pic:spPr>
+                    <a:xfrm>
+                      <a:off x="0" y="0"/>
+                      <a:ext cx="3917777" cy="949021"/>
+                    </a:xfrm>
+                    <a:prstGeom prst="rect">
+                      <a:avLst/>
+                    </a:prstGeom>
+                  </pic:spPr>
+                </pic:pic>
+              </a:graphicData>
+            </a:graphic>
+          </wp:inline>
+        </w:drawing>
+      </w:r>
+    </w:p>
+    <w:p>
+      <w:pPr>
+        <w:rPr>
+          <w:rFonts w:hint="eastAsia"/>
+          <w:szCs w:val="21"/>
+        </w:rPr>
+      </w:pPr>
+      <w:r>
+        <w:rPr>
+          <w:noProof/>
+          <w:szCs w:val="21"/>
+        </w:rPr>
+        <w:drawing>
+          <wp:inline distT="0" distB="0" distL="0" distR="0" wp14:anchorId="1F1FA138" wp14:editId="4FDCE470">
+            <wp:extent cx="4199021" cy="982266"/>
+            <wp:effectExtent l="0" t="0" r="0" b="8890"/>
+            <wp:docPr id="324637934" name="图片 1"/>
+            <wp:cNvGraphicFramePr>
+              <a:graphicFrameLocks xmlns:a="http://schemas.openxmlformats.org/drawingml/2006/main" noChangeAspect="1"/>
+            </wp:cNvGraphicFramePr>
+            <a:graphic xmlns:a="http://schemas.openxmlformats.org/drawingml/2006/main">
+              <a:graphicData uri="http://schemas.openxmlformats.org/drawingml/2006/picture">
+                <pic:pic xmlns:pic="http://schemas.openxmlformats.org/drawingml/2006/picture">
+                  <pic:nvPicPr>
+                    <pic:cNvPr id="324637934" name=""/>
+                    <pic:cNvPicPr/>
+                  </pic:nvPicPr>
+                  <pic:blipFill>
+                    <a:blip r:embed="rId16"/>
+                    <a:stretch>
+                      <a:fillRect/>
+                    </a:stretch>
+                  </pic:blipFill>
+                  <pic:spPr>
+                    <a:xfrm>
+                      <a:off x="0" y="0"/>
+                      <a:ext cx="4206797" cy="984085"/>
+                    </a:xfrm>
+                    <a:prstGeom prst="rect">
+                      <a:avLst/>
+                    </a:prstGeom>
+                  </pic:spPr>
+                </pic:pic>
+              </a:graphicData>
+            </a:graphic>
+          </wp:inline>
+        </w:drawing>
+      </w:r>
+    </w:p>
+    <w:p>
+      <w:pPr>
+        <w:rPr>
+          <w:rFonts w:hint="eastAsia"/>
+          <w:szCs w:val="21"/>
+        </w:rPr>
+      </w:pPr>
+      <w:r>
+        <w:rPr>
+          <w:noProof/>
+          <w:szCs w:val="21"/>
+        </w:rPr>
+        <w:drawing>
+          <wp:inline distT="0" distB="0" distL="0" distR="0" wp14:anchorId="38E24039" wp14:editId="1719420D">
+            <wp:extent cx="4198620" cy="1482104"/>
+            <wp:effectExtent l="0" t="0" r="0" b="3810"/>
+            <wp:docPr id="1500320499" name="图片 1"/>
+            <wp:cNvGraphicFramePr>
+              <a:graphicFrameLocks xmlns:a="http://schemas.openxmlformats.org/drawingml/2006/main" noChangeAspect="1"/>
+            </wp:cNvGraphicFramePr>
+            <a:graphic xmlns:a="http://schemas.openxmlformats.org/drawingml/2006/main">
+              <a:graphicData uri="http://schemas.openxmlformats.org/drawingml/2006/picture">
+                <pic:pic xmlns:pic="http://schemas.openxmlformats.org/drawingml/2006/picture">
+                  <pic:nvPicPr>
+                    <pic:cNvPr id="1500320499" name=""/>
+                    <pic:cNvPicPr/>
+                  </pic:nvPicPr>
+                  <pic:blipFill>
+                    <a:blip r:embed="rId17"/>
+                    <a:stretch>
+                      <a:fillRect/>
+                    </a:stretch>
+                  </pic:blipFill>
+                  <pic:spPr>
+                    <a:xfrm>
+                      <a:off x="0" y="0"/>
+                      <a:ext cx="4207150" cy="1485115"/>
+                    </a:xfrm>
+                    <a:prstGeom prst="rect">
+                      <a:avLst/>
+                    </a:prstGeom>
+                  </pic:spPr>
+                </pic:pic>
+              </a:graphicData>
+            </a:graphic>
+          </wp:inline>
+        </w:drawing>
+      </w:r>
+    </w:p>
+    <w:p>
+      <w:pPr>
+        <w:rPr>
+          <w:rFonts w:hint="eastAsia"/>
+          <w:szCs w:val="21"/>
+        </w:rPr>
+      </w:pPr>
+      <w:r>
+        <w:rPr>
+          <w:noProof/>
+          <w:szCs w:val="21"/>
+        </w:rPr>
+        <w:drawing>
+          <wp:inline distT="0" distB="0" distL="0" distR="0" wp14:anchorId="6D2DDF53" wp14:editId="3AAA6CD3">
+            <wp:extent cx="4219876" cy="1852864"/>
+            <wp:effectExtent l="0" t="0" r="0" b="0"/>
+            <wp:docPr id="2002722063" name="图片 1"/>
+            <wp:cNvGraphicFramePr>
+              <a:graphicFrameLocks xmlns:a="http://schemas.openxmlformats.org/drawingml/2006/main" noChangeAspect="1"/>
+            </wp:cNvGraphicFramePr>
+            <a:graphic xmlns:a="http://schemas.openxmlformats.org/drawingml/2006/main">
+              <a:graphicData uri="http://schemas.openxmlformats.org/drawingml/2006/picture">
+                <pic:pic xmlns:pic="http://schemas.openxmlformats.org/drawingml/2006/picture">
+                  <pic:nvPicPr>
+                    <pic:cNvPr id="2002722063" name=""/>
+                    <pic:cNvPicPr/>
+                  </pic:nvPicPr>
+                  <pic:blipFill>
+                    <a:blip r:embed="rId18"/>
+                    <a:stretch>
+                      <a:fillRect/>
+                    </a:stretch>
+                  </pic:blipFill>
+                  <pic:spPr>
+                    <a:xfrm>
+                      <a:off x="0" y="0"/>
+                      <a:ext cx="4229337" cy="1857018"/>
+                    </a:xfrm>
+                    <a:prstGeom prst="rect">
+                      <a:avLst/>
+                    </a:prstGeom>
+                  </pic:spPr>
+                </pic:pic>
+              </a:graphicData>
+            </a:graphic>
+          </wp:inline>
+        </w:drawing>
+      </w:r>
+    </w:p>
+    <w:tbl>
+      <w:tblPr>
+        <w:tblW w:w="0" w:type="auto"/>
+        <w:tblCellSpacing w:w="15" w:type="dxa"/>
+        <w:tblCellMar>
+          <w:left w:w="0" w:type="dxa"/>
+          <w:right w:w="0" w:type="dxa"/>
+        </w:tblCellMar>
+        <w:tblLook w:val="04A0" w:firstRow="1" w:lastRow="0" w:firstColumn="1" w:lastColumn="0" w:noHBand="0" w:noVBand="1"/>
+      </w:tblPr>
+      <w:tblGrid>
+        <w:gridCol w:w="1964"/>
+        <w:gridCol w:w="1008"/>
+        <w:gridCol w:w="1323"/>
+        <w:gridCol w:w="942"/>
+        <w:gridCol w:w="3053"/>
+      </w:tblGrid>
+      <w:tr>
+        <w:trPr>
+          <w:tblHeader/>
+          <w:tblCellSpacing w:w="15" w:type="dxa"/>
+        </w:trPr>
+        <w:tc>
+          <w:tcPr>
+            <w:tcW w:w="0" w:type="auto"/>
+            <w:tcBorders>
+              <w:top w:val="single" w:sz="6" w:space="0" w:color="C4C7C5"/>
+              <w:left w:val="single" w:sz="6" w:space="0" w:color="C4C7C5"/>
+              <w:bottom w:val="single" w:sz="6" w:space="0" w:color="C4C7C5"/>
+              <w:right w:val="single" w:sz="6" w:space="0" w:color="C4C7C5"/>
+            </w:tcBorders>
+            <w:tcMar>
+              <w:top w:w="120" w:type="dxa"/>
+              <w:left w:w="180" w:type="dxa"/>
+              <w:bottom w:w="120" w:type="dxa"/>
+              <w:right w:w="180" w:type="dxa"/>
+            </w:tcMar>
+            <w:vAlign w:val="center"/>
+            <w:hideMark/>
+          </w:tcPr>
+          <w:p>
+            <w:pPr>
+              <w:rPr>
+                <w:rFonts w:hint="eastAsia"/>
+                <w:sz w:val="18"/>
+                <w:szCs w:val="18"/>
+              </w:rPr>
+            </w:pPr>
+            <w:r>
+              <w:rPr>
+                <w:b/>
+                <w:bCs/>
+                <w:sz w:val="18"/>
+                <w:szCs w:val="18"/>
+              </w:rPr>
+              <w:t>指令</w:t>
+            </w:r>
+          </w:p>
+        </w:tc>
+        <w:tc>
+          <w:tcPr>
+            <w:tcW w:w="0" w:type="auto"/>
+            <w:tcBorders>
+              <w:top w:val="single" w:sz="6" w:space="0" w:color="C4C7C5"/>
+              <w:left w:val="single" w:sz="6" w:space="0" w:color="C4C7C5"/>
+              <w:bottom w:val="single" w:sz="6" w:space="0" w:color="C4C7C5"/>
+              <w:right w:val="single" w:sz="6" w:space="0" w:color="C4C7C5"/>
+            </w:tcBorders>
+            <w:tcMar>
+              <w:top w:w="120" w:type="dxa"/>
+              <w:left w:w="180" w:type="dxa"/>
+              <w:bottom w:w="120" w:type="dxa"/>
+              <w:right w:w="180" w:type="dxa"/>
+            </w:tcMar>
+            <w:vAlign w:val="center"/>
+            <w:hideMark/>
+          </w:tcPr>
+          <w:p>
+            <w:pPr>
+              <w:rPr>
+                <w:rFonts w:hint="eastAsia"/>
+                <w:sz w:val="18"/>
+                <w:szCs w:val="18"/>
+              </w:rPr>
+            </w:pPr>
+            <w:r>
+              <w:rPr>
+                <w:b/>
+                <w:bCs/>
+                <w:sz w:val="18"/>
+                <w:szCs w:val="18"/>
+              </w:rPr>
+              <w:t>格式类型</w:t>
+            </w:r>
+          </w:p>
+        </w:tc>
+        <w:tc>
+          <w:tcPr>
+            <w:tcW w:w="0" w:type="auto"/>
+            <w:tcBorders>
+              <w:top w:val="single" w:sz="6" w:space="0" w:color="C4C7C5"/>
+              <w:left w:val="single" w:sz="6" w:space="0" w:color="C4C7C5"/>
+              <w:bottom w:val="single" w:sz="6" w:space="0" w:color="C4C7C5"/>
+              <w:right w:val="single" w:sz="6" w:space="0" w:color="C4C7C5"/>
+            </w:tcBorders>
+            <w:tcMar>
+              <w:top w:w="120" w:type="dxa"/>
+              <w:left w:w="180" w:type="dxa"/>
+              <w:bottom w:w="120" w:type="dxa"/>
+              <w:right w:w="180" w:type="dxa"/>
+            </w:tcMar>
+            <w:vAlign w:val="center"/>
+            <w:hideMark/>
+          </w:tcPr>
+          <w:p>
+            <w:pPr>
+              <w:rPr>
+                <w:rFonts w:hint="eastAsia"/>
+                <w:sz w:val="18"/>
+                <w:szCs w:val="18"/>
+              </w:rPr>
+            </w:pPr>
+            <w:r>
+              <w:rPr>
+                <w:b/>
+                <w:bCs/>
+                <w:sz w:val="18"/>
+                <w:szCs w:val="18"/>
+              </w:rPr>
+              <w:t>opcode [6:0]</w:t>
+            </w:r>
+          </w:p>
+        </w:tc>
+        <w:tc>
+          <w:tcPr>
+            <w:tcW w:w="0" w:type="auto"/>
+            <w:tcBorders>
+              <w:top w:val="single" w:sz="6" w:space="0" w:color="C4C7C5"/>
+              <w:left w:val="single" w:sz="6" w:space="0" w:color="C4C7C5"/>
+              <w:bottom w:val="single" w:sz="6" w:space="0" w:color="C4C7C5"/>
+              <w:right w:val="single" w:sz="6" w:space="0" w:color="C4C7C5"/>
+            </w:tcBorders>
+            <w:tcMar>
+              <w:top w:w="120" w:type="dxa"/>
+              <w:left w:w="180" w:type="dxa"/>
+              <w:bottom w:w="120" w:type="dxa"/>
+              <w:right w:w="180" w:type="dxa"/>
+            </w:tcMar>
+            <w:vAlign w:val="center"/>
+            <w:hideMark/>
+          </w:tcPr>
+          <w:p>
+            <w:pPr>
+              <w:rPr>
+                <w:rFonts w:hint="eastAsia"/>
+                <w:sz w:val="18"/>
+                <w:szCs w:val="18"/>
+              </w:rPr>
+            </w:pPr>
+            <w:r>
+              <w:rPr>
+                <w:b/>
+                <w:bCs/>
+                <w:sz w:val="18"/>
+                <w:szCs w:val="18"/>
+              </w:rPr>
+              <w:t>funct3</w:t>
+            </w:r>
+          </w:p>
+        </w:tc>
+        <w:tc>
+          <w:tcPr>
+            <w:tcW w:w="0" w:type="auto"/>
+            <w:tcBorders>
+              <w:top w:val="single" w:sz="6" w:space="0" w:color="C4C7C5"/>
+              <w:left w:val="single" w:sz="6" w:space="0" w:color="C4C7C5"/>
+              <w:bottom w:val="single" w:sz="6" w:space="0" w:color="C4C7C5"/>
+              <w:right w:val="single" w:sz="6" w:space="0" w:color="C4C7C5"/>
+            </w:tcBorders>
+            <w:tcMar>
+              <w:top w:w="120" w:type="dxa"/>
+              <w:left w:w="180" w:type="dxa"/>
+              <w:bottom w:w="120" w:type="dxa"/>
+              <w:right w:w="180" w:type="dxa"/>
+            </w:tcMar>
+            <w:vAlign w:val="center"/>
+            <w:hideMark/>
+          </w:tcPr>
+          <w:p>
+            <w:pPr>
+              <w:rPr>
+                <w:rFonts w:hint="eastAsia"/>
+                <w:sz w:val="18"/>
+                <w:szCs w:val="18"/>
+              </w:rPr>
+            </w:pPr>
+            <w:r>
+              <w:rPr>
+                <w:b/>
+                <w:bCs/>
+                <w:sz w:val="18"/>
+                <w:szCs w:val="18"/>
+              </w:rPr>
+              <w:t>硬件操作与去向</w:t>
+            </w:r>
+          </w:p>
+        </w:tc>
+      </w:tr>
+      <w:tr>
+        <w:trPr>
+          <w:tblCellSpacing w:w="15" w:type="dxa"/>
+        </w:trPr>
+        <w:tc>
+          <w:tcPr>
+            <w:tcW w:w="0" w:type="auto"/>
+            <w:tcBorders>
+              <w:top w:val="single" w:sz="6" w:space="0" w:color="C4C7C5"/>
+              <w:left w:val="single" w:sz="6" w:space="0" w:color="C4C7C5"/>
+              <w:bottom w:val="single" w:sz="6" w:space="0" w:color="C4C7C5"/>
+              <w:right w:val="single" w:sz="6" w:space="0" w:color="C4C7C5"/>
+            </w:tcBorders>
+            <w:tcMar>
+              <w:top w:w="120" w:type="dxa"/>
+              <w:left w:w="180" w:type="dxa"/>
+              <w:bottom w:w="120" w:type="dxa"/>
+              <w:right w:w="180" w:type="dxa"/>
+            </w:tcMar>
+            <w:vAlign w:val="center"/>
+            <w:hideMark/>
+          </w:tcPr>
+          <w:p>
+            <w:pPr>
+              <w:rPr>
+                <w:rFonts w:hint="eastAsia"/>
+                <w:sz w:val="18"/>
+                <w:szCs w:val="18"/>
+              </w:rPr>
+            </w:pPr>
+            <w:r>
+              <w:rPr>
+                <w:b/>
+                <w:bCs/>
+                <w:sz w:val="18"/>
+                <w:szCs w:val="18"/>
+              </w:rPr>
+              <w:t>lw</w:t>
+            </w:r>
+            <w:r>
+              <w:rPr>
+                <w:sz w:val="18"/>
+                <w:szCs w:val="18"/>
+              </w:rPr>
+              <w:t xml:space="preserve"> (Load Word)</w:t>
+            </w:r>
+          </w:p>
+        </w:tc>
+        <w:tc>
+          <w:tcPr>
+            <w:tcW w:w="0" w:type="auto"/>
+            <w:tcBorders>
+              <w:top w:val="single" w:sz="6" w:space="0" w:color="C4C7C5"/>
+              <w:left w:val="single" w:sz="6" w:space="0" w:color="C4C7C5"/>
+              <w:bottom w:val="single" w:sz="6" w:space="0" w:color="C4C7C5"/>
+              <w:right w:val="single" w:sz="6" w:space="0" w:color="C4C7C5"/>
+            </w:tcBorders>
+            <w:tcMar>
+              <w:top w:w="120" w:type="dxa"/>
+              <w:left w:w="180" w:type="dxa"/>
+              <w:bottom w:w="120" w:type="dxa"/>
+              <w:right w:w="180" w:type="dxa"/>
+            </w:tcMar>
+            <w:vAlign w:val="center"/>
+            <w:hideMark/>
+          </w:tcPr>
+          <w:p>
+            <w:pPr>
+              <w:rPr>
+                <w:rFonts w:hint="eastAsia"/>
+                <w:sz w:val="15"/>
+                <w:szCs w:val="15"/>
+              </w:rPr>
+            </w:pPr>
+            <w:r>
+              <w:rPr>
+                <w:b/>
+                <w:bCs/>
+                <w:sz w:val="15"/>
+                <w:szCs w:val="15"/>
+              </w:rPr>
+              <w:t>I</w:t>
+            </w:r>
+            <w:r>
+              <w:rPr>
+                <w:rFonts w:hint="eastAsia"/>
+                <w:b/>
+                <w:bCs/>
+                <w:sz w:val="15"/>
+                <w:szCs w:val="15"/>
+              </w:rPr>
+              <w:t>-</w:t>
+            </w:r>
+            <w:r>
+              <w:rPr>
+                <w:b/>
+                <w:bCs/>
+                <w:sz w:val="15"/>
+                <w:szCs w:val="15"/>
+              </w:rPr>
+              <w:t>Type</w:t>
+            </w:r>
+          </w:p>
+        </w:tc>
+        <w:tc>
+          <w:tcPr>
+            <w:tcW w:w="0" w:type="auto"/>
+            <w:tcBorders>
+              <w:top w:val="single" w:sz="6" w:space="0" w:color="C4C7C5"/>
+              <w:left w:val="single" w:sz="6" w:space="0" w:color="C4C7C5"/>
+              <w:bottom w:val="single" w:sz="6" w:space="0" w:color="C4C7C5"/>
+              <w:right w:val="single" w:sz="6" w:space="0" w:color="C4C7C5"/>
+            </w:tcBorders>
+            <w:tcMar>
+              <w:top w:w="120" w:type="dxa"/>
+              <w:left w:w="180" w:type="dxa"/>
+              <w:bottom w:w="120" w:type="dxa"/>
+              <w:right w:w="180" w:type="dxa"/>
+            </w:tcMar>
+            <w:vAlign w:val="center"/>
+            <w:hideMark/>
+          </w:tcPr>
+          <w:p>
+            <w:pPr>
+              <w:rPr>
+                <w:rFonts w:hint="eastAsia"/>
+                <w:sz w:val="18"/>
+                <w:szCs w:val="18"/>
+              </w:rPr>
+            </w:pPr>
+            <w:r>
+              <w:rPr>
+                <w:sz w:val="18"/>
+                <w:szCs w:val="18"/>
+              </w:rPr>
+              <w:t>0000011</w:t>
+            </w:r>
+          </w:p>
+        </w:tc>
+        <w:tc>
+          <w:tcPr>
+            <w:tcW w:w="0" w:type="auto"/>
+            <w:tcBorders>
+              <w:top w:val="single" w:sz="6" w:space="0" w:color="C4C7C5"/>
+              <w:left w:val="single" w:sz="6" w:space="0" w:color="C4C7C5"/>
+              <w:bottom w:val="single" w:sz="6" w:space="0" w:color="C4C7C5"/>
+              <w:right w:val="single" w:sz="6" w:space="0" w:color="C4C7C5"/>
+            </w:tcBorders>
+            <w:tcMar>
+              <w:top w:w="120" w:type="dxa"/>
+              <w:left w:w="180" w:type="dxa"/>
+              <w:bottom w:w="120" w:type="dxa"/>
+              <w:right w:w="180" w:type="dxa"/>
+            </w:tcMar>
+            <w:vAlign w:val="center"/>
+            <w:hideMark/>
+          </w:tcPr>
+          <w:p>
+            <w:pPr>
+              <w:rPr>
+                <w:rFonts w:hint="eastAsia"/>
+                <w:color w:val="EE0000"/>
+                <w:sz w:val="18"/>
+                <w:szCs w:val="18"/>
+              </w:rPr>
+            </w:pPr>
+            <w:r>
+              <w:rPr>
+                <w:color w:val="EE0000"/>
+                <w:sz w:val="18"/>
+                <w:szCs w:val="18"/>
+              </w:rPr>
+              <w:t>010</w:t>
+            </w:r>
+          </w:p>
+        </w:tc>
+        <w:tc>
+          <w:tcPr>
+            <w:tcW w:w="0" w:type="auto"/>
+            <w:tcBorders>
+              <w:top w:val="single" w:sz="6" w:space="0" w:color="C4C7C5"/>
+              <w:left w:val="single" w:sz="6" w:space="0" w:color="C4C7C5"/>
+              <w:bottom w:val="single" w:sz="6" w:space="0" w:color="C4C7C5"/>
+              <w:right w:val="single" w:sz="6" w:space="0" w:color="C4C7C5"/>
+            </w:tcBorders>
+            <w:tcMar>
+              <w:top w:w="120" w:type="dxa"/>
+              <w:left w:w="180" w:type="dxa"/>
+              <w:bottom w:w="120" w:type="dxa"/>
+              <w:right w:w="180" w:type="dxa"/>
+            </w:tcMar>
+            <w:vAlign w:val="center"/>
+            <w:hideMark/>
+          </w:tcPr>
+          <w:p>
+            <w:pPr>
+              <w:rPr>
+                <w:rFonts w:hint="eastAsia"/>
+                <w:sz w:val="15"/>
+                <w:szCs w:val="15"/>
+              </w:rPr>
+            </w:pPr>
+            <w:r>
+              <w:rPr>
+                <w:sz w:val="15"/>
+                <w:szCs w:val="15"/>
+              </w:rPr>
+              <w:t>读出内存 32 位数据</w:t>
+            </w:r>
+            <w:r>
+              <w:rPr>
+                <w:rFonts w:hint="eastAsia"/>
+                <w:sz w:val="15"/>
+                <w:szCs w:val="15"/>
+              </w:rPr>
+              <w:t>-&gt;</w:t>
+            </w:r>
+            <w:r>
+              <w:rPr>
+                <w:sz w:val="15"/>
+                <w:szCs w:val="15"/>
+              </w:rPr>
+              <w:t>直接写回rd</w:t>
+            </w:r>
+          </w:p>
+        </w:tc>
+      </w:tr>
+      <w:tr>
+        <w:trPr>
+          <w:tblCellSpacing w:w="15" w:type="dxa"/>
+        </w:trPr>
+        <w:tc>
+          <w:tcPr>
+            <w:tcW w:w="0" w:type="auto"/>
+            <w:tcBorders>
+              <w:top w:val="single" w:sz="6" w:space="0" w:color="C4C7C5"/>
+              <w:left w:val="single" w:sz="6" w:space="0" w:color="C4C7C5"/>
+              <w:bottom w:val="single" w:sz="6" w:space="0" w:color="C4C7C5"/>
+              <w:right w:val="single" w:sz="6" w:space="0" w:color="C4C7C5"/>
+            </w:tcBorders>
+            <w:tcMar>
+              <w:top w:w="120" w:type="dxa"/>
+              <w:left w:w="180" w:type="dxa"/>
+              <w:bottom w:w="120" w:type="dxa"/>
+              <w:right w:w="180" w:type="dxa"/>
+            </w:tcMar>
+            <w:vAlign w:val="center"/>
+            <w:hideMark/>
+          </w:tcPr>
+          <w:p>
+            <w:pPr>
+              <w:rPr>
+                <w:rFonts w:hint="eastAsia"/>
+                <w:sz w:val="18"/>
+                <w:szCs w:val="18"/>
+              </w:rPr>
+            </w:pPr>
+            <w:r>
+              <w:rPr>
+                <w:b/>
+                <w:bCs/>
+                <w:sz w:val="18"/>
+                <w:szCs w:val="18"/>
+              </w:rPr>
+              <w:t>lbu</w:t>
+            </w:r>
+            <w:r>
+              <w:rPr>
+                <w:sz w:val="18"/>
+                <w:szCs w:val="18"/>
+              </w:rPr>
+              <w:t>(Load</w:t>
+            </w:r>
+            <w:r>
+              <w:rPr>
+                <w:rFonts w:hint="eastAsia"/>
+                <w:sz w:val="18"/>
+                <w:szCs w:val="18"/>
+              </w:rPr>
+              <w:t xml:space="preserve"> </w:t>
+            </w:r>
+            <w:r>
+              <w:rPr>
+                <w:sz w:val="18"/>
+                <w:szCs w:val="18"/>
+              </w:rPr>
+              <w:t>Byte</w:t>
+            </w:r>
+            <w:r>
+              <w:rPr>
+                <w:rFonts w:hint="eastAsia"/>
+                <w:sz w:val="18"/>
+                <w:szCs w:val="18"/>
+              </w:rPr>
+              <w:t xml:space="preserve"> </w:t>
+            </w:r>
+            <w:r>
+              <w:rPr>
+                <w:sz w:val="18"/>
+                <w:szCs w:val="18"/>
+              </w:rPr>
+              <w:t>Unsigned)</w:t>
+            </w:r>
+          </w:p>
+        </w:tc>
+        <w:tc>
+          <w:tcPr>
+            <w:tcW w:w="0" w:type="auto"/>
+            <w:tcBorders>
+              <w:top w:val="single" w:sz="6" w:space="0" w:color="C4C7C5"/>
+              <w:left w:val="single" w:sz="6" w:space="0" w:color="C4C7C5"/>
+              <w:bottom w:val="single" w:sz="6" w:space="0" w:color="C4C7C5"/>
+              <w:right w:val="single" w:sz="6" w:space="0" w:color="C4C7C5"/>
+            </w:tcBorders>
+            <w:tcMar>
+              <w:top w:w="120" w:type="dxa"/>
+              <w:left w:w="180" w:type="dxa"/>
+              <w:bottom w:w="120" w:type="dxa"/>
+              <w:right w:w="180" w:type="dxa"/>
+            </w:tcMar>
+            <w:vAlign w:val="center"/>
+            <w:hideMark/>
+          </w:tcPr>
+          <w:p>
+            <w:pPr>
+              <w:rPr>
+                <w:rFonts w:hint="eastAsia"/>
+                <w:sz w:val="15"/>
+                <w:szCs w:val="15"/>
+              </w:rPr>
+            </w:pPr>
+            <w:r>
+              <w:rPr>
+                <w:b/>
+                <w:bCs/>
+                <w:sz w:val="15"/>
+                <w:szCs w:val="15"/>
+              </w:rPr>
+              <w:t>I-Type</w:t>
+            </w:r>
+          </w:p>
+        </w:tc>
+        <w:tc>
+          <w:tcPr>
+            <w:tcW w:w="0" w:type="auto"/>
+            <w:tcBorders>
+              <w:top w:val="single" w:sz="6" w:space="0" w:color="C4C7C5"/>
+              <w:left w:val="single" w:sz="6" w:space="0" w:color="C4C7C5"/>
+              <w:bottom w:val="single" w:sz="6" w:space="0" w:color="C4C7C5"/>
+              <w:right w:val="single" w:sz="6" w:space="0" w:color="C4C7C5"/>
+            </w:tcBorders>
+            <w:tcMar>
+              <w:top w:w="120" w:type="dxa"/>
+              <w:left w:w="180" w:type="dxa"/>
+              <w:bottom w:w="120" w:type="dxa"/>
+              <w:right w:w="180" w:type="dxa"/>
+            </w:tcMar>
+            <w:vAlign w:val="center"/>
+            <w:hideMark/>
+          </w:tcPr>
+          <w:p>
+            <w:pPr>
+              <w:rPr>
+                <w:rFonts w:hint="eastAsia"/>
+                <w:sz w:val="18"/>
+                <w:szCs w:val="18"/>
+              </w:rPr>
+            </w:pPr>
+            <w:r>
+              <w:rPr>
+                <w:sz w:val="18"/>
+                <w:szCs w:val="18"/>
+              </w:rPr>
+              <w:t>0000011</w:t>
+            </w:r>
+          </w:p>
+        </w:tc>
+        <w:tc>
+          <w:tcPr>
+            <w:tcW w:w="0" w:type="auto"/>
+            <w:tcBorders>
+              <w:top w:val="single" w:sz="6" w:space="0" w:color="C4C7C5"/>
+              <w:left w:val="single" w:sz="6" w:space="0" w:color="C4C7C5"/>
+              <w:bottom w:val="single" w:sz="6" w:space="0" w:color="C4C7C5"/>
+              <w:right w:val="single" w:sz="6" w:space="0" w:color="C4C7C5"/>
+            </w:tcBorders>
+            <w:tcMar>
+              <w:top w:w="120" w:type="dxa"/>
+              <w:left w:w="180" w:type="dxa"/>
+              <w:bottom w:w="120" w:type="dxa"/>
+              <w:right w:w="180" w:type="dxa"/>
+            </w:tcMar>
+            <w:vAlign w:val="center"/>
+            <w:hideMark/>
+          </w:tcPr>
+          <w:p>
+            <w:pPr>
+              <w:rPr>
+                <w:rFonts w:hint="eastAsia"/>
+                <w:color w:val="EE0000"/>
+                <w:sz w:val="18"/>
+                <w:szCs w:val="18"/>
+              </w:rPr>
+            </w:pPr>
+            <w:r>
+              <w:rPr>
+                <w:color w:val="EE0000"/>
+                <w:sz w:val="18"/>
+                <w:szCs w:val="18"/>
+              </w:rPr>
+              <w:t>100</w:t>
+            </w:r>
+          </w:p>
+        </w:tc>
+        <w:tc>
+          <w:tcPr>
+            <w:tcW w:w="0" w:type="auto"/>
+            <w:tcBorders>
+              <w:top w:val="single" w:sz="6" w:space="0" w:color="C4C7C5"/>
+              <w:left w:val="single" w:sz="6" w:space="0" w:color="C4C7C5"/>
+              <w:bottom w:val="single" w:sz="6" w:space="0" w:color="C4C7C5"/>
+              <w:right w:val="single" w:sz="6" w:space="0" w:color="C4C7C5"/>
+            </w:tcBorders>
+            <w:tcMar>
+              <w:top w:w="120" w:type="dxa"/>
+              <w:left w:w="180" w:type="dxa"/>
+              <w:bottom w:w="120" w:type="dxa"/>
+              <w:right w:w="180" w:type="dxa"/>
+            </w:tcMar>
+            <w:vAlign w:val="center"/>
+            <w:hideMark/>
+          </w:tcPr>
+          <w:p>
+            <w:pPr>
+              <w:rPr>
+                <w:rFonts w:hint="eastAsia"/>
+                <w:sz w:val="18"/>
+                <w:szCs w:val="18"/>
+              </w:rPr>
+            </w:pPr>
+            <w:r>
+              <w:rPr>
+                <w:sz w:val="18"/>
+                <w:szCs w:val="18"/>
+              </w:rPr>
+              <w:t>读出内存 8 位数据</w:t>
+            </w:r>
+            <w:r>
+              <w:rPr>
+                <w:rFonts w:hint="eastAsia"/>
+                <w:sz w:val="18"/>
+                <w:szCs w:val="18"/>
+              </w:rPr>
+              <w:t>-&gt;</w:t>
+            </w:r>
+            <w:r>
+              <w:rPr>
+                <w:b/>
+                <w:bCs/>
+                <w:sz w:val="18"/>
+                <w:szCs w:val="18"/>
+              </w:rPr>
+              <w:t>零扩展</w:t>
+            </w:r>
+            <w:r>
+              <w:rPr>
+                <w:sz w:val="18"/>
+                <w:szCs w:val="18"/>
+              </w:rPr>
+              <w:t>至 32 位</w:t>
+            </w:r>
+            <w:r>
+              <w:rPr>
+                <w:rFonts w:hint="eastAsia"/>
+                <w:sz w:val="18"/>
+                <w:szCs w:val="18"/>
+              </w:rPr>
+              <w:t>-&gt;</w:t>
+            </w:r>
+            <w:r>
+              <w:rPr>
+                <w:sz w:val="18"/>
+                <w:szCs w:val="18"/>
+              </w:rPr>
+              <w:t>写回 rd</w:t>
+            </w:r>
+          </w:p>
+        </w:tc>
+      </w:tr>
+      <w:tr>
+        <w:trPr>
+          <w:tblCellSpacing w:w="15" w:type="dxa"/>
+        </w:trPr>
+        <w:tc>
+          <w:tcPr>
+            <w:tcW w:w="0" w:type="auto"/>
+            <w:tcBorders>
+              <w:top w:val="single" w:sz="6" w:space="0" w:color="C4C7C5"/>
+              <w:left w:val="single" w:sz="6" w:space="0" w:color="C4C7C5"/>
+              <w:bottom w:val="single" w:sz="6" w:space="0" w:color="C4C7C5"/>
+              <w:right w:val="single" w:sz="6" w:space="0" w:color="C4C7C5"/>
+            </w:tcBorders>
+            <w:tcMar>
+              <w:top w:w="120" w:type="dxa"/>
+              <w:left w:w="180" w:type="dxa"/>
+              <w:bottom w:w="120" w:type="dxa"/>
+              <w:right w:w="180" w:type="dxa"/>
+            </w:tcMar>
+            <w:vAlign w:val="center"/>
+            <w:hideMark/>
+          </w:tcPr>
+          <w:p>
+            <w:pPr>
+              <w:rPr>
+                <w:rFonts w:hint="eastAsia"/>
+                <w:sz w:val="18"/>
+                <w:szCs w:val="18"/>
+              </w:rPr>
+            </w:pPr>
+            <w:r>
+              <w:rPr>
+                <w:b/>
+                <w:bCs/>
+                <w:sz w:val="18"/>
+                <w:szCs w:val="18"/>
+              </w:rPr>
+              <w:lastRenderedPageBreak/>
+              <w:t>sw</w:t>
+            </w:r>
+            <w:r>
+              <w:rPr>
+                <w:sz w:val="18"/>
+                <w:szCs w:val="18"/>
+              </w:rPr>
+              <w:t xml:space="preserve"> (Store Word)</w:t>
+            </w:r>
+          </w:p>
+        </w:tc>
+        <w:tc>
+          <w:tcPr>
+            <w:tcW w:w="0" w:type="auto"/>
+            <w:tcBorders>
+              <w:top w:val="single" w:sz="6" w:space="0" w:color="C4C7C5"/>
+              <w:left w:val="single" w:sz="6" w:space="0" w:color="C4C7C5"/>
+              <w:bottom w:val="single" w:sz="6" w:space="0" w:color="C4C7C5"/>
+              <w:right w:val="single" w:sz="6" w:space="0" w:color="C4C7C5"/>
+            </w:tcBorders>
+            <w:tcMar>
+              <w:top w:w="120" w:type="dxa"/>
+              <w:left w:w="180" w:type="dxa"/>
+              <w:bottom w:w="120" w:type="dxa"/>
+              <w:right w:w="180" w:type="dxa"/>
+            </w:tcMar>
+            <w:vAlign w:val="center"/>
+            <w:hideMark/>
+          </w:tcPr>
+          <w:p>
+            <w:pPr>
+              <w:rPr>
+                <w:rFonts w:hint="eastAsia"/>
+                <w:b/>
+                <w:bCs/>
+                <w:sz w:val="15"/>
+                <w:szCs w:val="15"/>
+              </w:rPr>
+            </w:pPr>
+            <w:r>
+              <w:rPr>
+                <w:b/>
+                <w:bCs/>
+                <w:sz w:val="15"/>
+                <w:szCs w:val="15"/>
+              </w:rPr>
+              <w:t>S</w:t>
+            </w:r>
+            <w:r>
+              <w:rPr>
+                <w:rFonts w:hint="eastAsia"/>
+                <w:b/>
+                <w:bCs/>
+                <w:sz w:val="15"/>
+                <w:szCs w:val="15"/>
+              </w:rPr>
+              <w:t>-</w:t>
+            </w:r>
+            <w:r>
+              <w:rPr>
+                <w:b/>
+                <w:bCs/>
+                <w:sz w:val="15"/>
+                <w:szCs w:val="15"/>
+              </w:rPr>
+              <w:t>Type</w:t>
+            </w:r>
+          </w:p>
+        </w:tc>
+        <w:tc>
+          <w:tcPr>
+            <w:tcW w:w="0" w:type="auto"/>
+            <w:tcBorders>
+              <w:top w:val="single" w:sz="6" w:space="0" w:color="C4C7C5"/>
+              <w:left w:val="single" w:sz="6" w:space="0" w:color="C4C7C5"/>
+              <w:bottom w:val="single" w:sz="6" w:space="0" w:color="C4C7C5"/>
+              <w:right w:val="single" w:sz="6" w:space="0" w:color="C4C7C5"/>
+            </w:tcBorders>
+            <w:tcMar>
+              <w:top w:w="120" w:type="dxa"/>
+              <w:left w:w="180" w:type="dxa"/>
+              <w:bottom w:w="120" w:type="dxa"/>
+              <w:right w:w="180" w:type="dxa"/>
+            </w:tcMar>
+            <w:vAlign w:val="center"/>
+            <w:hideMark/>
+          </w:tcPr>
+          <w:p>
+            <w:pPr>
+              <w:rPr>
+                <w:rFonts w:hint="eastAsia"/>
+                <w:sz w:val="18"/>
+                <w:szCs w:val="18"/>
+              </w:rPr>
+            </w:pPr>
+            <w:r>
+              <w:rPr>
+                <w:sz w:val="18"/>
+                <w:szCs w:val="18"/>
+              </w:rPr>
+              <w:t>0100011</w:t>
+            </w:r>
+          </w:p>
+        </w:tc>
+        <w:tc>
+          <w:tcPr>
+            <w:tcW w:w="0" w:type="auto"/>
+            <w:tcBorders>
+              <w:top w:val="single" w:sz="6" w:space="0" w:color="C4C7C5"/>
+              <w:left w:val="single" w:sz="6" w:space="0" w:color="C4C7C5"/>
+              <w:bottom w:val="single" w:sz="6" w:space="0" w:color="C4C7C5"/>
+              <w:right w:val="single" w:sz="6" w:space="0" w:color="C4C7C5"/>
+            </w:tcBorders>
+            <w:tcMar>
+              <w:top w:w="120" w:type="dxa"/>
+              <w:left w:w="180" w:type="dxa"/>
+              <w:bottom w:w="120" w:type="dxa"/>
+              <w:right w:w="180" w:type="dxa"/>
+            </w:tcMar>
+            <w:vAlign w:val="center"/>
+            <w:hideMark/>
+          </w:tcPr>
+          <w:p>
+            <w:pPr>
+              <w:rPr>
+                <w:rFonts w:hint="eastAsia"/>
+                <w:color w:val="EE0000"/>
+                <w:sz w:val="18"/>
+                <w:szCs w:val="18"/>
+              </w:rPr>
+            </w:pPr>
+            <w:r>
+              <w:rPr>
+                <w:color w:val="EE0000"/>
+                <w:sz w:val="18"/>
+                <w:szCs w:val="18"/>
+              </w:rPr>
+              <w:t>010</w:t>
+            </w:r>
+          </w:p>
+        </w:tc>
+        <w:tc>
+          <w:tcPr>
+            <w:tcW w:w="0" w:type="auto"/>
+            <w:tcBorders>
+              <w:top w:val="single" w:sz="6" w:space="0" w:color="C4C7C5"/>
+              <w:left w:val="single" w:sz="6" w:space="0" w:color="C4C7C5"/>
+              <w:bottom w:val="single" w:sz="6" w:space="0" w:color="C4C7C5"/>
+              <w:right w:val="single" w:sz="6" w:space="0" w:color="C4C7C5"/>
+            </w:tcBorders>
+            <w:tcMar>
+              <w:top w:w="120" w:type="dxa"/>
+              <w:left w:w="180" w:type="dxa"/>
+              <w:bottom w:w="120" w:type="dxa"/>
+              <w:right w:w="180" w:type="dxa"/>
+            </w:tcMar>
+            <w:vAlign w:val="center"/>
+            <w:hideMark/>
+          </w:tcPr>
+          <w:p>
+            <w:pPr>
+              <w:rPr>
+                <w:rFonts w:hint="eastAsia"/>
+                <w:sz w:val="18"/>
+                <w:szCs w:val="18"/>
+              </w:rPr>
+            </w:pPr>
+            <w:r>
+              <w:rPr>
+                <w:sz w:val="18"/>
+                <w:szCs w:val="18"/>
+              </w:rPr>
+              <w:t xml:space="preserve">将 rs2 的 32 位数据 </w:t>
+            </w:r>
+            <w:r>
+              <w:rPr>
+                <w:rFonts w:hint="eastAsia"/>
+                <w:sz w:val="18"/>
+                <w:szCs w:val="18"/>
+              </w:rPr>
+              <w:t>-&gt;</w:t>
+            </w:r>
+            <w:r>
+              <w:rPr>
+                <w:sz w:val="18"/>
+                <w:szCs w:val="18"/>
+              </w:rPr>
+              <w:t>完整写入内存</w:t>
+            </w:r>
+          </w:p>
+        </w:tc>
+      </w:tr>
+      <w:tr>
+        <w:trPr>
+          <w:tblCellSpacing w:w="15" w:type="dxa"/>
+        </w:trPr>
+        <w:tc>
+          <w:tcPr>
+            <w:tcW w:w="0" w:type="auto"/>
+            <w:tcBorders>
+              <w:top w:val="single" w:sz="6" w:space="0" w:color="C4C7C5"/>
+              <w:left w:val="single" w:sz="6" w:space="0" w:color="C4C7C5"/>
+              <w:bottom w:val="single" w:sz="6" w:space="0" w:color="C4C7C5"/>
+              <w:right w:val="single" w:sz="6" w:space="0" w:color="C4C7C5"/>
+            </w:tcBorders>
+            <w:tcMar>
+              <w:top w:w="120" w:type="dxa"/>
+              <w:left w:w="180" w:type="dxa"/>
+              <w:bottom w:w="120" w:type="dxa"/>
+              <w:right w:w="180" w:type="dxa"/>
+            </w:tcMar>
+            <w:vAlign w:val="center"/>
+            <w:hideMark/>
+          </w:tcPr>
+          <w:p>
+            <w:pPr>
+              <w:rPr>
+                <w:rFonts w:hint="eastAsia"/>
+                <w:sz w:val="18"/>
+                <w:szCs w:val="18"/>
+              </w:rPr>
+            </w:pPr>
+            <w:r>
+              <w:rPr>
+                <w:b/>
+                <w:bCs/>
+                <w:sz w:val="18"/>
+                <w:szCs w:val="18"/>
+              </w:rPr>
+              <w:t>sb</w:t>
+            </w:r>
+            <w:r>
+              <w:rPr>
+                <w:sz w:val="18"/>
+                <w:szCs w:val="18"/>
+              </w:rPr>
+              <w:t xml:space="preserve"> (Store Byte)</w:t>
+            </w:r>
+          </w:p>
+        </w:tc>
+        <w:tc>
+          <w:tcPr>
+            <w:tcW w:w="0" w:type="auto"/>
+            <w:tcBorders>
+              <w:top w:val="single" w:sz="6" w:space="0" w:color="C4C7C5"/>
+              <w:left w:val="single" w:sz="6" w:space="0" w:color="C4C7C5"/>
+              <w:bottom w:val="single" w:sz="6" w:space="0" w:color="C4C7C5"/>
+              <w:right w:val="single" w:sz="6" w:space="0" w:color="C4C7C5"/>
+            </w:tcBorders>
+            <w:tcMar>
+              <w:top w:w="120" w:type="dxa"/>
+              <w:left w:w="180" w:type="dxa"/>
+              <w:bottom w:w="120" w:type="dxa"/>
+              <w:right w:w="180" w:type="dxa"/>
+            </w:tcMar>
+            <w:vAlign w:val="center"/>
+            <w:hideMark/>
+          </w:tcPr>
+          <w:p>
+            <w:pPr>
+              <w:rPr>
+                <w:rFonts w:hint="eastAsia"/>
+                <w:b/>
+                <w:bCs/>
+                <w:sz w:val="15"/>
+                <w:szCs w:val="15"/>
+              </w:rPr>
+            </w:pPr>
+            <w:r>
+              <w:rPr>
+                <w:b/>
+                <w:bCs/>
+                <w:sz w:val="15"/>
+                <w:szCs w:val="15"/>
+              </w:rPr>
+              <w:t>S-Type</w:t>
+            </w:r>
+          </w:p>
+        </w:tc>
+        <w:tc>
+          <w:tcPr>
+            <w:tcW w:w="0" w:type="auto"/>
+            <w:tcBorders>
+              <w:top w:val="single" w:sz="6" w:space="0" w:color="C4C7C5"/>
+              <w:left w:val="single" w:sz="6" w:space="0" w:color="C4C7C5"/>
+              <w:bottom w:val="single" w:sz="6" w:space="0" w:color="C4C7C5"/>
+              <w:right w:val="single" w:sz="6" w:space="0" w:color="C4C7C5"/>
+            </w:tcBorders>
+            <w:tcMar>
+              <w:top w:w="120" w:type="dxa"/>
+              <w:left w:w="180" w:type="dxa"/>
+              <w:bottom w:w="120" w:type="dxa"/>
+              <w:right w:w="180" w:type="dxa"/>
+            </w:tcMar>
+            <w:vAlign w:val="center"/>
+            <w:hideMark/>
+          </w:tcPr>
+          <w:p>
+            <w:pPr>
+              <w:rPr>
+                <w:rFonts w:hint="eastAsia"/>
+                <w:sz w:val="18"/>
+                <w:szCs w:val="18"/>
+              </w:rPr>
+            </w:pPr>
+            <w:r>
+              <w:rPr>
+                <w:sz w:val="18"/>
+                <w:szCs w:val="18"/>
+              </w:rPr>
+              <w:t>0100011</w:t>
+            </w:r>
+          </w:p>
+        </w:tc>
+        <w:tc>
+          <w:tcPr>
+            <w:tcW w:w="0" w:type="auto"/>
+            <w:tcBorders>
+              <w:top w:val="single" w:sz="6" w:space="0" w:color="C4C7C5"/>
+              <w:left w:val="single" w:sz="6" w:space="0" w:color="C4C7C5"/>
+              <w:bottom w:val="single" w:sz="6" w:space="0" w:color="C4C7C5"/>
+              <w:right w:val="single" w:sz="6" w:space="0" w:color="C4C7C5"/>
+            </w:tcBorders>
+            <w:tcMar>
+              <w:top w:w="120" w:type="dxa"/>
+              <w:left w:w="180" w:type="dxa"/>
+              <w:bottom w:w="120" w:type="dxa"/>
+              <w:right w:w="180" w:type="dxa"/>
+            </w:tcMar>
+            <w:vAlign w:val="center"/>
+            <w:hideMark/>
+          </w:tcPr>
+          <w:p>
+            <w:pPr>
+              <w:rPr>
+                <w:rFonts w:hint="eastAsia"/>
+                <w:color w:val="EE0000"/>
+                <w:sz w:val="18"/>
+                <w:szCs w:val="18"/>
+              </w:rPr>
+            </w:pPr>
+            <w:r>
+              <w:rPr>
+                <w:color w:val="EE0000"/>
+                <w:sz w:val="18"/>
+                <w:szCs w:val="18"/>
+              </w:rPr>
+              <w:t>000</w:t>
+            </w:r>
+          </w:p>
+        </w:tc>
+        <w:tc>
+          <w:tcPr>
+            <w:tcW w:w="0" w:type="auto"/>
+            <w:tcBorders>
+              <w:top w:val="single" w:sz="6" w:space="0" w:color="C4C7C5"/>
+              <w:left w:val="single" w:sz="6" w:space="0" w:color="C4C7C5"/>
+              <w:bottom w:val="single" w:sz="6" w:space="0" w:color="C4C7C5"/>
+              <w:right w:val="single" w:sz="6" w:space="0" w:color="C4C7C5"/>
+            </w:tcBorders>
+            <w:tcMar>
+              <w:top w:w="120" w:type="dxa"/>
+              <w:left w:w="180" w:type="dxa"/>
+              <w:bottom w:w="120" w:type="dxa"/>
+              <w:right w:w="180" w:type="dxa"/>
+            </w:tcMar>
+            <w:vAlign w:val="center"/>
+            <w:hideMark/>
+          </w:tcPr>
+          <w:p>
+            <w:pPr>
+              <w:rPr>
+                <w:rFonts w:hint="eastAsia"/>
+                <w:sz w:val="18"/>
+                <w:szCs w:val="18"/>
+              </w:rPr>
+            </w:pPr>
+            <w:r>
+              <w:rPr>
+                <w:sz w:val="18"/>
+                <w:szCs w:val="18"/>
+              </w:rPr>
+              <w:t xml:space="preserve">将 rs2 的低 8 位数据 </w:t>
+            </w:r>
+            <w:r>
+              <w:rPr>
+                <w:rFonts w:hint="eastAsia"/>
+                <w:sz w:val="18"/>
+                <w:szCs w:val="18"/>
+              </w:rPr>
+              <w:t>-&gt;</w:t>
+            </w:r>
+            <w:r>
+              <w:rPr>
+                <w:sz w:val="18"/>
+                <w:szCs w:val="18"/>
+              </w:rPr>
+              <w:t>写入内存指定字节</w:t>
+            </w:r>
+          </w:p>
+        </w:tc>
+      </w:tr>
+    </w:tbl>
+    <w:p>
+      <w:pPr>
+        <w:rPr>
+          <w:rFonts w:hint="eastAsia"/>
+          <w:szCs w:val="21"/>
+        </w:rPr>
+      </w:pPr>
+    </w:p>
+    <w:p>
+      <w:pPr>
+        <w:rPr>
+          <w:rFonts w:hint="eastAsia"/>
+          <w:szCs w:val="21"/>
+        </w:rPr>
+      </w:pPr>
+      <w:r>
+        <w:rPr>
+          <w:noProof/>
+          <w:szCs w:val="21"/>
+        </w:rPr>
+        <w:drawing>
+          <wp:inline distT="0" distB="0" distL="0" distR="0" wp14:anchorId="6D8BEE92" wp14:editId="65BA99BF">
+            <wp:extent cx="5643338" cy="996043"/>
+            <wp:effectExtent l="0" t="0" r="0" b="0"/>
+            <wp:docPr id="56576793" name="图片 1"/>
+            <wp:cNvGraphicFramePr>
+              <a:graphicFrameLocks xmlns:a="http://schemas.openxmlformats.org/drawingml/2006/main" noChangeAspect="1"/>
+            </wp:cNvGraphicFramePr>
+            <a:graphic xmlns:a="http://schemas.openxmlformats.org/drawingml/2006/main">
+              <a:graphicData uri="http://schemas.openxmlformats.org/drawingml/2006/picture">
+                <pic:pic xmlns:pic="http://schemas.openxmlformats.org/drawingml/2006/picture">
+                  <pic:nvPicPr>
+                    <pic:cNvPr id="56576793" name=""/>
+                    <pic:cNvPicPr/>
+                  </pic:nvPicPr>
+                  <pic:blipFill>
+                    <a:blip r:embed="rId19"/>
+                    <a:stretch>
+                      <a:fillRect/>
+                    </a:stretch>
+                  </pic:blipFill>
+                  <pic:spPr>
+                    <a:xfrm>
+                      <a:off x="0" y="0"/>
+                      <a:ext cx="5670600" cy="1000855"/>
+                    </a:xfrm>
+                    <a:prstGeom prst="rect">
+                      <a:avLst/>
+                    </a:prstGeom>
+                  </pic:spPr>
+                </pic:pic>
+              </a:graphicData>
+            </a:graphic>
+          </wp:inline>
+        </w:drawing>
+      </w:r>
+    </w:p>
+    <w:p>
+      <w:pPr>
+        <w:rPr>
+          <w:rFonts w:hint="eastAsia"/>
+          <w:szCs w:val="21"/>
+        </w:rPr>
+      </w:pPr>
+      <w:r>
+        <w:rPr>
+          <w:noProof/>
+          <w:szCs w:val="21"/>
+        </w:rPr>
+        <w:drawing>
+          <wp:inline distT="0" distB="0" distL="0" distR="0" wp14:anchorId="52506F35" wp14:editId="1A8EE9AF">
+            <wp:extent cx="5252357" cy="1236258"/>
+            <wp:effectExtent l="0" t="0" r="5715" b="2540"/>
+            <wp:docPr id="1168303823" name="图片 1"/>
+            <wp:cNvGraphicFramePr>
+              <a:graphicFrameLocks xmlns:a="http://schemas.openxmlformats.org/drawingml/2006/main" noChangeAspect="1"/>
+            </wp:cNvGraphicFramePr>
+            <a:graphic xmlns:a="http://schemas.openxmlformats.org/drawingml/2006/main">
+              <a:graphicData uri="http://schemas.openxmlformats.org/drawingml/2006/picture">
+                <pic:pic xmlns:pic="http://schemas.openxmlformats.org/drawingml/2006/picture">
+                  <pic:nvPicPr>
+                    <pic:cNvPr id="1168303823" name=""/>
+                    <pic:cNvPicPr/>
+                  </pic:nvPicPr>
+                  <pic:blipFill>
+                    <a:blip r:embed="rId20"/>
+                    <a:stretch>
+                      <a:fillRect/>
+                    </a:stretch>
+                  </pic:blipFill>
+                  <pic:spPr>
+                    <a:xfrm>
+                      <a:off x="0" y="0"/>
+                      <a:ext cx="5273201" cy="1241164"/>
+                    </a:xfrm>
+                    <a:prstGeom prst="rect">
+                      <a:avLst/>
+                    </a:prstGeom>
+                  </pic:spPr>
+                </pic:pic>
+              </a:graphicData>
+            </a:graphic>
+          </wp:inline>
+        </w:drawing>
+      </w:r>
+    </w:p>
+    <w:p>
+      <w:pPr>
+        <w:rPr>
+          <w:rFonts w:hint="eastAsia"/>
+          <w:szCs w:val="21"/>
+        </w:rPr>
+      </w:pPr>
+      <w:r>
+        <w:rPr>
+          <w:noProof/>
+          <w:szCs w:val="21"/>
+        </w:rPr>
+        <w:drawing>
+          <wp:inline distT="0" distB="0" distL="0" distR="0" wp14:anchorId="6538E485" wp14:editId="52A3AAD7">
+            <wp:extent cx="5274310" cy="365760"/>
+            <wp:effectExtent l="0" t="0" r="2540" b="0"/>
+            <wp:docPr id="617050807" name="图片 1"/>
+            <wp:cNvGraphicFramePr>
+              <a:graphicFrameLocks xmlns:a="http://schemas.openxmlformats.org/drawingml/2006/main" noChangeAspect="1"/>
+            </wp:cNvGraphicFramePr>
+            <a:graphic xmlns:a="http://schemas.openxmlformats.org/drawingml/2006/main">
+              <a:graphicData uri="http://schemas.openxmlformats.org/drawingml/2006/picture">
+                <pic:pic xmlns:pic="http://schemas.openxmlformats.org/drawingml/2006/picture">
+                  <pic:nvPicPr>
+                    <pic:cNvPr id="617050807" name=""/>
+                    <pic:cNvPicPr/>
+                  </pic:nvPicPr>
+                  <pic:blipFill>
+                    <a:blip r:embed="rId21"/>
+                    <a:stretch>
+                      <a:fillRect/>
+                    </a:stretch>
+                  </pic:blipFill>
+                  <pic:spPr>
+                    <a:xfrm>
+                      <a:off x="0" y="0"/>
+                      <a:ext cx="5274310" cy="365760"/>
+                    </a:xfrm>
+                    <a:prstGeom prst="rect">
+                      <a:avLst/>
+                    </a:prstGeom>
+                  </pic:spPr>
+                </pic:pic>
+              </a:graphicData>
+            </a:graphic>
+          </wp:inline>
+        </w:drawing>
+      </w:r>
+    </w:p>
+    <w:p>
+      <w:pPr>
+        <w:rPr>
+          <w:rFonts w:hint="eastAsia"/>
+          <w:szCs w:val="21"/>
+        </w:rPr>
+      </w:pPr>
+      <w:r>
+        <w:rPr>
+          <w:noProof/>
+          <w:szCs w:val="21"/>
+        </w:rPr>
+        <w:drawing>
+          <wp:inline distT="0" distB="0" distL="0" distR="0" wp14:anchorId="6BDDE2DA" wp14:editId="3A54C2DA">
+            <wp:extent cx="5186983" cy="188595"/>
+            <wp:effectExtent l="0" t="0" r="0" b="1905"/>
+            <wp:docPr id="51432991" name="图片 1"/>
+            <wp:cNvGraphicFramePr>
+              <a:graphicFrameLocks xmlns:a="http://schemas.openxmlformats.org/drawingml/2006/main" noChangeAspect="1"/>
+            </wp:cNvGraphicFramePr>
+            <a:graphic xmlns:a="http://schemas.openxmlformats.org/drawingml/2006/main">
+              <a:graphicData uri="http://schemas.openxmlformats.org/drawingml/2006/picture">
+                <pic:pic xmlns:pic="http://schemas.openxmlformats.org/drawingml/2006/picture">
+                  <pic:nvPicPr>
+                    <pic:cNvPr id="51432991" name=""/>
+                    <pic:cNvPicPr/>
+                  </pic:nvPicPr>
+                  <pic:blipFill>
+                    <a:blip r:embed="rId22"/>
+                    <a:stretch>
+                      <a:fillRect/>
+                    </a:stretch>
+                  </pic:blipFill>
+                  <pic:spPr>
+                    <a:xfrm>
+                      <a:off x="0" y="0"/>
+                      <a:ext cx="5646029" cy="205286"/>
+                    </a:xfrm>
+                    <a:prstGeom prst="rect">
+                      <a:avLst/>
+                    </a:prstGeom>
+                  </pic:spPr>
+                </pic:pic>
+              </a:graphicData>
+            </a:graphic>
+          </wp:inline>
+        </w:drawing>
+      </w:r>
+    </w:p>
+    <w:p>
+      <w:pPr>
+        <w:rPr>
+          <w:rFonts w:hint="eastAsia"/>
+          <w:szCs w:val="21"/>
+        </w:rPr>
+      </w:pPr>
+      <w:r>
+        <w:rPr>
+          <w:noProof/>
+          <w:szCs w:val="21"/>
+        </w:rPr>
+        <w:drawing>
+          <wp:inline distT="0" distB="0" distL="0" distR="0" wp14:anchorId="60C3F032" wp14:editId="57E2A78C">
+            <wp:extent cx="5192486" cy="173791"/>
+            <wp:effectExtent l="0" t="0" r="0" b="0"/>
+            <wp:docPr id="1284504330" name="图片 1"/>
+            <wp:cNvGraphicFramePr>
+              <a:graphicFrameLocks xmlns:a="http://schemas.openxmlformats.org/drawingml/2006/main" noChangeAspect="1"/>
+            </wp:cNvGraphicFramePr>
+            <a:graphic xmlns:a="http://schemas.openxmlformats.org/drawingml/2006/main">
+              <a:graphicData uri="http://schemas.openxmlformats.org/drawingml/2006/picture">
+                <pic:pic xmlns:pic="http://schemas.openxmlformats.org/drawingml/2006/picture">
+                  <pic:nvPicPr>
+                    <pic:cNvPr id="1284504330" name=""/>
+                    <pic:cNvPicPr/>
+                  </pic:nvPicPr>
+                  <pic:blipFill>
+                    <a:blip r:embed="rId23"/>
+                    <a:stretch>
+                      <a:fillRect/>
+                    </a:stretch>
+                  </pic:blipFill>
+                  <pic:spPr>
+                    <a:xfrm>
+                      <a:off x="0" y="0"/>
+                      <a:ext cx="5223667" cy="174835"/>
+                    </a:xfrm>
+                    <a:prstGeom prst="rect">
+                      <a:avLst/>
+                    </a:prstGeom>
+                  </pic:spPr>
+                </pic:pic>
+              </a:graphicData>
+            </a:graphic>
+          </wp:inline>
+        </w:drawing>
+      </w:r>
+    </w:p>
+    <w:p>
+      <w:pPr>
+        <w:rPr>
+          <w:rFonts w:hint="eastAsia"/>
+          <w:szCs w:val="21"/>
+        </w:rPr>
+      </w:pPr>
+    </w:p>
+    <w:p>
+      <w:pPr>
+        <w:rPr>
+          <w:rFonts w:hint="eastAsia"/>
+          <w:szCs w:val="21"/>
+        </w:rPr>
+      </w:pPr>
+      <w:r>
+        <w:rPr>
+          <w:b/>
+          <w:bCs/>
+          <w:szCs w:val="21"/>
+        </w:rPr>
+        <w:t>Load 指令</w:t>
+      </w:r>
+      <w:r>
+        <w:rPr>
+          <w:szCs w:val="21"/>
+        </w:rPr>
+        <w:t xml:space="preserve">都属于 </w:t>
+      </w:r>
+      <w:r>
+        <w:rPr>
+          <w:b/>
+          <w:bCs/>
+          <w:szCs w:val="21"/>
+        </w:rPr>
+        <w:t>I-Type 格式</w:t>
+      </w:r>
+      <w:r>
+        <w:rPr>
+          <w:szCs w:val="21"/>
+        </w:rPr>
+        <w:t xml:space="preserve">，而所有的 </w:t>
+      </w:r>
+      <w:r>
+        <w:rPr>
+          <w:b/>
+          <w:bCs/>
+          <w:szCs w:val="21"/>
+        </w:rPr>
+        <w:t>Store 指令</w:t>
+      </w:r>
+      <w:r>
+        <w:rPr>
+          <w:szCs w:val="21"/>
+        </w:rPr>
+        <w:t xml:space="preserve">都属于 </w:t>
+      </w:r>
+      <w:r>
+        <w:rPr>
+          <w:b/>
+          <w:bCs/>
+          <w:szCs w:val="21"/>
+        </w:rPr>
+        <w:t>S-Type 格式</w:t>
+      </w:r>
+      <w:r>
+        <w:rPr>
+          <w:szCs w:val="21"/>
+        </w:rPr>
+        <w:t xml:space="preserve">。它们的地址计算规则完全相同，即 </w:t>
+      </w:r>
+    </w:p>
+    <w:p>
+      <w:pPr>
+        <w:rPr>
+          <w:rFonts w:hint="eastAsia"/>
+          <w:szCs w:val="21"/>
+        </w:rPr>
+      </w:pPr>
+      <m:oMathPara>
+        <m:oMath>
+          <m:r>
+            <w:rPr>
+              <w:rFonts w:ascii="Cambria Math" w:hAnsi="Cambria Math"/>
+              <w:szCs w:val="21"/>
+            </w:rPr>
+            <m:t>有效访存地址</m:t>
+          </m:r>
+          <m:r>
+            <w:rPr>
+              <w:rFonts w:ascii="Cambria Math" w:hAnsi="Cambria Math"/>
+              <w:szCs w:val="21"/>
+            </w:rPr>
+            <m:t>= R[rs1] + sign_extend(imm)</m:t>
+          </m:r>
+          <m:r>
+            <w:rPr>
+              <w:rFonts w:ascii="Cambria Math" w:hAnsi="Cambria Math"/>
+              <w:szCs w:val="21"/>
+            </w:rPr>
+            <m:t>。</m:t>
+          </m:r>
+        </m:oMath>
+      </m:oMathPara>
+    </w:p>
+    <w:p>
+      <w:pPr>
+        <w:rPr>
+          <w:rFonts w:hint="eastAsia"/>
+          <w:szCs w:val="21"/>
+        </w:rPr>
+      </w:pPr>
+    </w:p>
+    <w:p>
+      <w:pPr>
+        <w:rPr>
+          <w:rFonts w:hint="eastAsia"/>
+          <w:szCs w:val="21"/>
+        </w:rPr>
+      </w:pPr>
+    </w:p>
+    <w:p>
+      <w:pPr>
+        <w:rPr>
+          <w:rFonts w:hint="eastAsia"/>
+          <w:szCs w:val="21"/>
+        </w:rPr>
+      </w:pPr>
+      <w:r>
+        <w:rPr>
+          <w:szCs w:val="21"/>
+        </w:rPr>
+        <w:t>32 位的 RISC-V 处理器，内存每次拉取或写入的基本单位通常是一个“字”（32位，4个字节）。</w:t>
+      </w:r>
+    </w:p>
+    <w:p>
+      <w:pPr>
+        <w:numPr>
+          <w:ilvl w:val="0"/>
+          <w:numId w:val="16"/>
+        </w:numPr>
+        <w:rPr>
+          <w:rFonts w:hint="eastAsia"/>
+          <w:szCs w:val="21"/>
+        </w:rPr>
+      </w:pPr>
+      <w:r>
+        <w:rPr>
+          <w:szCs w:val="21"/>
+        </w:rPr>
+        <w:t>lw 和 sw 是对整个 32 位进行读写。</w:t>
+      </w:r>
+    </w:p>
+    <w:p>
+      <w:pPr>
+        <w:numPr>
+          <w:ilvl w:val="0"/>
+          <w:numId w:val="16"/>
+        </w:numPr>
+        <w:rPr>
+          <w:rFonts w:hint="eastAsia"/>
+          <w:szCs w:val="21"/>
+        </w:rPr>
+      </w:pPr>
+      <w:r>
+        <w:rPr>
+          <w:color w:val="EE0000"/>
+          <w:szCs w:val="21"/>
+        </w:rPr>
+        <w:t>sb</w:t>
+      </w:r>
+      <w:r>
+        <w:rPr>
+          <w:szCs w:val="21"/>
+        </w:rPr>
+        <w:t xml:space="preserve"> 指令</w:t>
+      </w:r>
+      <w:r>
+        <w:rPr>
+          <w:b/>
+          <w:bCs/>
+          <w:szCs w:val="21"/>
+        </w:rPr>
+        <w:t>只想改写其中的 1 个字节</w:t>
+      </w:r>
+      <w:r>
+        <w:rPr>
+          <w:szCs w:val="21"/>
+        </w:rPr>
+        <w:t>，剩下 3 个字节必须保持原样。</w:t>
+      </w:r>
+    </w:p>
+    <w:p>
+      <w:pPr>
+        <w:rPr>
+          <w:rFonts w:hint="eastAsia"/>
+          <w:szCs w:val="21"/>
+        </w:rPr>
+      </w:pPr>
+      <w:r>
+        <w:rPr>
+          <w:szCs w:val="21"/>
+        </w:rPr>
+        <w:t>要在硬件实现：</w:t>
+      </w:r>
+    </w:p>
+    <w:p>
+      <w:pPr>
+        <w:numPr>
+          <w:ilvl w:val="0"/>
+          <w:numId w:val="17"/>
+        </w:numPr>
+        <w:rPr>
+          <w:rFonts w:hint="eastAsia"/>
+          <w:szCs w:val="21"/>
+        </w:rPr>
+      </w:pPr>
+      <w:r>
+        <w:rPr>
+          <w:szCs w:val="21"/>
+        </w:rPr>
+        <w:t>把</w:t>
+      </w:r>
+      <w:r>
+        <w:rPr>
+          <w:rFonts w:hint="eastAsia"/>
+          <w:szCs w:val="21"/>
+        </w:rPr>
+        <w:t>需要</w:t>
+      </w:r>
+      <w:r>
+        <w:rPr>
+          <w:szCs w:val="21"/>
+        </w:rPr>
+        <w:t>写入的那个 8 位数据（rs2 的低 8 位），复制 4 份，拼成一个 32 位的数据送给 RAM。</w:t>
+      </w:r>
+    </w:p>
+    <w:p>
+      <w:pPr>
+        <w:numPr>
+          <w:ilvl w:val="0"/>
+          <w:numId w:val="17"/>
+        </w:numPr>
+        <w:rPr>
+          <w:rFonts w:hint="eastAsia"/>
+          <w:szCs w:val="21"/>
+        </w:rPr>
+      </w:pPr>
+      <w:r>
+        <w:rPr>
+          <w:b/>
+          <w:bCs/>
+          <w:szCs w:val="21"/>
+        </w:rPr>
+        <w:t>生成字节使能（屏蔽）信号</w:t>
+      </w:r>
+      <w:r>
+        <w:rPr>
+          <w:szCs w:val="21"/>
+        </w:rPr>
+        <w:t>：根据计算出来的内存地址的最后两位（Addr[1:0]），决定去开启 RAM 哪一个字节的写使能。</w:t>
+      </w:r>
+    </w:p>
+    <w:p>
+      <w:pPr>
+        <w:rPr>
+          <w:rFonts w:hint="eastAsia"/>
+          <w:szCs w:val="21"/>
+        </w:rPr>
+      </w:pPr>
+    </w:p>
+    <w:p>
+      <w:pPr>
+        <w:rPr>
+          <w:rFonts w:hint="eastAsia"/>
+          <w:szCs w:val="21"/>
+        </w:rPr>
+      </w:pPr>
+      <w:r>
+        <w:rPr>
+          <w:rFonts w:hint="eastAsia"/>
+          <w:szCs w:val="21"/>
+        </w:rPr>
+        <w:lastRenderedPageBreak/>
+        <w:t>Ai生成测试例程：</w:t>
+      </w:r>
+    </w:p>
+    <w:tbl>
+      <w:tblPr>
+        <w:tblW w:w="0" w:type="auto"/>
+        <w:tblCellSpacing w:w="15" w:type="dxa"/>
+        <w:tblCellMar>
+          <w:left w:w="0" w:type="dxa"/>
+          <w:right w:w="0" w:type="dxa"/>
+        </w:tblCellMar>
+        <w:tblLook w:val="04A0" w:firstRow="1" w:lastRow="0" w:firstColumn="1" w:lastColumn="0" w:noHBand="0" w:noVBand="1"/>
+      </w:tblPr>
+      <w:tblGrid>
+        <w:gridCol w:w="1265"/>
+        <w:gridCol w:w="1545"/>
+        <w:gridCol w:w="1792"/>
+        <w:gridCol w:w="3688"/>
+      </w:tblGrid>
+      <w:tr>
+        <w:trPr>
+          <w:tblHeader/>
+          <w:tblCellSpacing w:w="15" w:type="dxa"/>
+        </w:trPr>
+        <w:tc>
+          <w:tcPr>
+            <w:tcW w:w="0" w:type="auto"/>
+            <w:tcBorders>
+              <w:top w:val="single" w:sz="6" w:space="0" w:color="C4C7C5"/>
+              <w:left w:val="single" w:sz="6" w:space="0" w:color="C4C7C5"/>
+              <w:bottom w:val="single" w:sz="6" w:space="0" w:color="C4C7C5"/>
+              <w:right w:val="single" w:sz="6" w:space="0" w:color="C4C7C5"/>
+            </w:tcBorders>
+            <w:tcMar>
+              <w:top w:w="120" w:type="dxa"/>
+              <w:left w:w="180" w:type="dxa"/>
+              <w:bottom w:w="120" w:type="dxa"/>
+              <w:right w:w="180" w:type="dxa"/>
+            </w:tcMar>
+            <w:vAlign w:val="center"/>
+            <w:hideMark/>
+          </w:tcPr>
+          <w:p>
+            <w:pPr>
+              <w:rPr>
+                <w:rFonts w:hint="eastAsia"/>
+                <w:szCs w:val="21"/>
+              </w:rPr>
+            </w:pPr>
+            <w:r>
+              <w:rPr>
+                <w:b/>
+                <w:bCs/>
+                <w:szCs w:val="21"/>
+              </w:rPr>
+              <w:t>ROM 地址</w:t>
+            </w:r>
+          </w:p>
+        </w:tc>
+        <w:tc>
+          <w:tcPr>
+            <w:tcW w:w="0" w:type="auto"/>
+            <w:tcBorders>
+              <w:top w:val="single" w:sz="6" w:space="0" w:color="C4C7C5"/>
+              <w:left w:val="single" w:sz="6" w:space="0" w:color="C4C7C5"/>
+              <w:bottom w:val="single" w:sz="6" w:space="0" w:color="C4C7C5"/>
+              <w:right w:val="single" w:sz="6" w:space="0" w:color="C4C7C5"/>
+            </w:tcBorders>
+            <w:tcMar>
+              <w:top w:w="120" w:type="dxa"/>
+              <w:left w:w="180" w:type="dxa"/>
+              <w:bottom w:w="120" w:type="dxa"/>
+              <w:right w:w="180" w:type="dxa"/>
+            </w:tcMar>
+            <w:vAlign w:val="center"/>
+            <w:hideMark/>
+          </w:tcPr>
+          <w:p>
+            <w:pPr>
+              <w:rPr>
+                <w:rFonts w:hint="eastAsia"/>
+                <w:szCs w:val="21"/>
+              </w:rPr>
+            </w:pPr>
+            <w:r>
+              <w:rPr>
+                <w:b/>
+                <w:bCs/>
+                <w:szCs w:val="21"/>
+              </w:rPr>
+              <w:t>机器码 (Hex)</w:t>
+            </w:r>
+          </w:p>
+        </w:tc>
+        <w:tc>
+          <w:tcPr>
+            <w:tcW w:w="0" w:type="auto"/>
+            <w:tcBorders>
+              <w:top w:val="single" w:sz="6" w:space="0" w:color="C4C7C5"/>
+              <w:left w:val="single" w:sz="6" w:space="0" w:color="C4C7C5"/>
+              <w:bottom w:val="single" w:sz="6" w:space="0" w:color="C4C7C5"/>
+              <w:right w:val="single" w:sz="6" w:space="0" w:color="C4C7C5"/>
+            </w:tcBorders>
+            <w:tcMar>
+              <w:top w:w="120" w:type="dxa"/>
+              <w:left w:w="180" w:type="dxa"/>
+              <w:bottom w:w="120" w:type="dxa"/>
+              <w:right w:w="180" w:type="dxa"/>
+            </w:tcMar>
+            <w:vAlign w:val="center"/>
+            <w:hideMark/>
+          </w:tcPr>
+          <w:p>
+            <w:pPr>
+              <w:rPr>
+                <w:rFonts w:hint="eastAsia"/>
+                <w:szCs w:val="21"/>
+              </w:rPr>
+            </w:pPr>
+            <w:r>
+              <w:rPr>
+                <w:b/>
+                <w:bCs/>
+                <w:szCs w:val="21"/>
+              </w:rPr>
+              <w:t>对应汇编指令</w:t>
+            </w:r>
+          </w:p>
+        </w:tc>
+        <w:tc>
+          <w:tcPr>
+            <w:tcW w:w="0" w:type="auto"/>
+            <w:tcBorders>
+              <w:top w:val="single" w:sz="6" w:space="0" w:color="C4C7C5"/>
+              <w:left w:val="single" w:sz="6" w:space="0" w:color="C4C7C5"/>
+              <w:bottom w:val="single" w:sz="6" w:space="0" w:color="C4C7C5"/>
+              <w:right w:val="single" w:sz="6" w:space="0" w:color="C4C7C5"/>
+            </w:tcBorders>
+            <w:tcMar>
+              <w:top w:w="120" w:type="dxa"/>
+              <w:left w:w="180" w:type="dxa"/>
+              <w:bottom w:w="120" w:type="dxa"/>
+              <w:right w:w="180" w:type="dxa"/>
+            </w:tcMar>
+            <w:vAlign w:val="center"/>
+            <w:hideMark/>
+          </w:tcPr>
+          <w:p>
+            <w:pPr>
+              <w:rPr>
+                <w:rFonts w:hint="eastAsia"/>
+                <w:szCs w:val="21"/>
+              </w:rPr>
+            </w:pPr>
+            <w:r>
+              <w:rPr>
+                <w:b/>
+                <w:bCs/>
+                <w:szCs w:val="21"/>
+              </w:rPr>
+              <w:t>预期观测现象（按 Ctrl+T 单步运行）</w:t>
+            </w:r>
+          </w:p>
+        </w:tc>
+      </w:tr>
+      <w:tr>
+        <w:trPr>
+          <w:tblCellSpacing w:w="15" w:type="dxa"/>
+        </w:trPr>
+        <w:tc>
+          <w:tcPr>
+            <w:tcW w:w="0" w:type="auto"/>
+            <w:tcBorders>
+              <w:top w:val="single" w:sz="6" w:space="0" w:color="C4C7C5"/>
+              <w:left w:val="single" w:sz="6" w:space="0" w:color="C4C7C5"/>
+              <w:bottom w:val="single" w:sz="6" w:space="0" w:color="C4C7C5"/>
+              <w:right w:val="single" w:sz="6" w:space="0" w:color="C4C7C5"/>
+            </w:tcBorders>
+            <w:tcMar>
+              <w:top w:w="120" w:type="dxa"/>
+              <w:left w:w="180" w:type="dxa"/>
+              <w:bottom w:w="120" w:type="dxa"/>
+              <w:right w:w="180" w:type="dxa"/>
+            </w:tcMar>
+            <w:vAlign w:val="center"/>
+            <w:hideMark/>
+          </w:tcPr>
+          <w:p>
+            <w:pPr>
+              <w:rPr>
+                <w:rFonts w:hint="eastAsia"/>
+                <w:szCs w:val="21"/>
+              </w:rPr>
+            </w:pPr>
+            <w:r>
+              <w:rPr>
+                <w:szCs w:val="21"/>
+              </w:rPr>
+              <w:t>0x00</w:t>
+            </w:r>
+          </w:p>
+        </w:tc>
+        <w:tc>
+          <w:tcPr>
+            <w:tcW w:w="0" w:type="auto"/>
+            <w:tcBorders>
+              <w:top w:val="single" w:sz="6" w:space="0" w:color="C4C7C5"/>
+              <w:left w:val="single" w:sz="6" w:space="0" w:color="C4C7C5"/>
+              <w:bottom w:val="single" w:sz="6" w:space="0" w:color="C4C7C5"/>
+              <w:right w:val="single" w:sz="6" w:space="0" w:color="C4C7C5"/>
+            </w:tcBorders>
+            <w:tcMar>
+              <w:top w:w="120" w:type="dxa"/>
+              <w:left w:w="180" w:type="dxa"/>
+              <w:bottom w:w="120" w:type="dxa"/>
+              <w:right w:w="180" w:type="dxa"/>
+            </w:tcMar>
+            <w:vAlign w:val="center"/>
+            <w:hideMark/>
+          </w:tcPr>
+          <w:p>
+            <w:pPr>
+              <w:rPr>
+                <w:rFonts w:hint="eastAsia"/>
+                <w:szCs w:val="21"/>
+              </w:rPr>
+            </w:pPr>
+            <w:r>
+              <w:rPr>
+                <w:szCs w:val="21"/>
+              </w:rPr>
+              <w:t>00402583</w:t>
+            </w:r>
+          </w:p>
+        </w:tc>
+        <w:tc>
+          <w:tcPr>
+            <w:tcW w:w="0" w:type="auto"/>
+            <w:tcBorders>
+              <w:top w:val="single" w:sz="6" w:space="0" w:color="C4C7C5"/>
+              <w:left w:val="single" w:sz="6" w:space="0" w:color="C4C7C5"/>
+              <w:bottom w:val="single" w:sz="6" w:space="0" w:color="C4C7C5"/>
+              <w:right w:val="single" w:sz="6" w:space="0" w:color="C4C7C5"/>
+            </w:tcBorders>
+            <w:tcMar>
+              <w:top w:w="120" w:type="dxa"/>
+              <w:left w:w="180" w:type="dxa"/>
+              <w:bottom w:w="120" w:type="dxa"/>
+              <w:right w:w="180" w:type="dxa"/>
+            </w:tcMar>
+            <w:vAlign w:val="center"/>
+            <w:hideMark/>
+          </w:tcPr>
+          <w:p>
+            <w:pPr>
+              <w:rPr>
+                <w:rFonts w:hint="eastAsia"/>
+                <w:szCs w:val="21"/>
+              </w:rPr>
+            </w:pPr>
+            <w:r>
+              <w:rPr>
+                <w:szCs w:val="21"/>
+              </w:rPr>
+              <w:t>lw a1, 4(zero)</w:t>
+            </w:r>
+          </w:p>
+        </w:tc>
+        <w:tc>
+          <w:tcPr>
+            <w:tcW w:w="0" w:type="auto"/>
+            <w:tcBorders>
+              <w:top w:val="single" w:sz="6" w:space="0" w:color="C4C7C5"/>
+              <w:left w:val="single" w:sz="6" w:space="0" w:color="C4C7C5"/>
+              <w:bottom w:val="single" w:sz="6" w:space="0" w:color="C4C7C5"/>
+              <w:right w:val="single" w:sz="6" w:space="0" w:color="C4C7C5"/>
+            </w:tcBorders>
+            <w:tcMar>
+              <w:top w:w="120" w:type="dxa"/>
+              <w:left w:w="180" w:type="dxa"/>
+              <w:bottom w:w="120" w:type="dxa"/>
+              <w:right w:w="180" w:type="dxa"/>
+            </w:tcMar>
+            <w:vAlign w:val="center"/>
+            <w:hideMark/>
+          </w:tcPr>
+          <w:p>
+            <w:pPr>
+              <w:rPr>
+                <w:rFonts w:hint="eastAsia"/>
+                <w:szCs w:val="21"/>
+              </w:rPr>
+            </w:pPr>
+            <w:r>
+              <w:rPr>
+                <w:szCs w:val="21"/>
+              </w:rPr>
+              <w:t>a1 寄存器成功读出 0x12345678</w:t>
+            </w:r>
+          </w:p>
+        </w:tc>
+      </w:tr>
+      <w:tr>
+        <w:trPr>
+          <w:tblCellSpacing w:w="15" w:type="dxa"/>
+        </w:trPr>
+        <w:tc>
+          <w:tcPr>
+            <w:tcW w:w="0" w:type="auto"/>
+            <w:tcBorders>
+              <w:top w:val="single" w:sz="6" w:space="0" w:color="C4C7C5"/>
+              <w:left w:val="single" w:sz="6" w:space="0" w:color="C4C7C5"/>
+              <w:bottom w:val="single" w:sz="6" w:space="0" w:color="C4C7C5"/>
+              <w:right w:val="single" w:sz="6" w:space="0" w:color="C4C7C5"/>
+            </w:tcBorders>
+            <w:tcMar>
+              <w:top w:w="120" w:type="dxa"/>
+              <w:left w:w="180" w:type="dxa"/>
+              <w:bottom w:w="120" w:type="dxa"/>
+              <w:right w:w="180" w:type="dxa"/>
+            </w:tcMar>
+            <w:vAlign w:val="center"/>
+            <w:hideMark/>
+          </w:tcPr>
+          <w:p>
+            <w:pPr>
+              <w:rPr>
+                <w:rFonts w:hint="eastAsia"/>
+                <w:szCs w:val="21"/>
+              </w:rPr>
+            </w:pPr>
+            <w:r>
+              <w:rPr>
+                <w:szCs w:val="21"/>
+              </w:rPr>
+              <w:t>0x04</w:t>
+            </w:r>
+          </w:p>
+        </w:tc>
+        <w:tc>
+          <w:tcPr>
+            <w:tcW w:w="0" w:type="auto"/>
+            <w:tcBorders>
+              <w:top w:val="single" w:sz="6" w:space="0" w:color="C4C7C5"/>
+              <w:left w:val="single" w:sz="6" w:space="0" w:color="C4C7C5"/>
+              <w:bottom w:val="single" w:sz="6" w:space="0" w:color="C4C7C5"/>
+              <w:right w:val="single" w:sz="6" w:space="0" w:color="C4C7C5"/>
+            </w:tcBorders>
+            <w:tcMar>
+              <w:top w:w="120" w:type="dxa"/>
+              <w:left w:w="180" w:type="dxa"/>
+              <w:bottom w:w="120" w:type="dxa"/>
+              <w:right w:w="180" w:type="dxa"/>
+            </w:tcMar>
+            <w:vAlign w:val="center"/>
+            <w:hideMark/>
+          </w:tcPr>
+          <w:p>
+            <w:pPr>
+              <w:rPr>
+                <w:rFonts w:hint="eastAsia"/>
+                <w:szCs w:val="21"/>
+              </w:rPr>
+            </w:pPr>
+            <w:r>
+              <w:rPr>
+                <w:szCs w:val="21"/>
+              </w:rPr>
+              <w:t>09000513</w:t>
+            </w:r>
+          </w:p>
+        </w:tc>
+        <w:tc>
+          <w:tcPr>
+            <w:tcW w:w="0" w:type="auto"/>
+            <w:tcBorders>
+              <w:top w:val="single" w:sz="6" w:space="0" w:color="C4C7C5"/>
+              <w:left w:val="single" w:sz="6" w:space="0" w:color="C4C7C5"/>
+              <w:bottom w:val="single" w:sz="6" w:space="0" w:color="C4C7C5"/>
+              <w:right w:val="single" w:sz="6" w:space="0" w:color="C4C7C5"/>
+            </w:tcBorders>
+            <w:tcMar>
+              <w:top w:w="120" w:type="dxa"/>
+              <w:left w:w="180" w:type="dxa"/>
+              <w:bottom w:w="120" w:type="dxa"/>
+              <w:right w:w="180" w:type="dxa"/>
+            </w:tcMar>
+            <w:vAlign w:val="center"/>
+            <w:hideMark/>
+          </w:tcPr>
+          <w:p>
+            <w:pPr>
+              <w:rPr>
+                <w:rFonts w:hint="eastAsia"/>
+                <w:szCs w:val="21"/>
+              </w:rPr>
+            </w:pPr>
+            <w:r>
+              <w:rPr>
+                <w:szCs w:val="21"/>
+              </w:rPr>
+              <w:t>addi a0, zero, 0x90</w:t>
+            </w:r>
+          </w:p>
+        </w:tc>
+        <w:tc>
+          <w:tcPr>
+            <w:tcW w:w="0" w:type="auto"/>
+            <w:tcBorders>
+              <w:top w:val="single" w:sz="6" w:space="0" w:color="C4C7C5"/>
+              <w:left w:val="single" w:sz="6" w:space="0" w:color="C4C7C5"/>
+              <w:bottom w:val="single" w:sz="6" w:space="0" w:color="C4C7C5"/>
+              <w:right w:val="single" w:sz="6" w:space="0" w:color="C4C7C5"/>
+            </w:tcBorders>
+            <w:tcMar>
+              <w:top w:w="120" w:type="dxa"/>
+              <w:left w:w="180" w:type="dxa"/>
+              <w:bottom w:w="120" w:type="dxa"/>
+              <w:right w:w="180" w:type="dxa"/>
+            </w:tcMar>
+            <w:vAlign w:val="center"/>
+            <w:hideMark/>
+          </w:tcPr>
+          <w:p>
+            <w:pPr>
+              <w:rPr>
+                <w:rFonts w:hint="eastAsia"/>
+                <w:szCs w:val="21"/>
+              </w:rPr>
+            </w:pPr>
+            <w:r>
+              <w:rPr>
+                <w:szCs w:val="21"/>
+              </w:rPr>
+              <w:t>a0 变为 0x00000090（充当 li 效果）</w:t>
+            </w:r>
+          </w:p>
+        </w:tc>
+      </w:tr>
+      <w:tr>
+        <w:trPr>
+          <w:tblCellSpacing w:w="15" w:type="dxa"/>
+        </w:trPr>
+        <w:tc>
+          <w:tcPr>
+            <w:tcW w:w="0" w:type="auto"/>
+            <w:tcBorders>
+              <w:top w:val="single" w:sz="6" w:space="0" w:color="C4C7C5"/>
+              <w:left w:val="single" w:sz="6" w:space="0" w:color="C4C7C5"/>
+              <w:bottom w:val="single" w:sz="6" w:space="0" w:color="C4C7C5"/>
+              <w:right w:val="single" w:sz="6" w:space="0" w:color="C4C7C5"/>
+            </w:tcBorders>
+            <w:tcMar>
+              <w:top w:w="120" w:type="dxa"/>
+              <w:left w:w="180" w:type="dxa"/>
+              <w:bottom w:w="120" w:type="dxa"/>
+              <w:right w:w="180" w:type="dxa"/>
+            </w:tcMar>
+            <w:vAlign w:val="center"/>
+            <w:hideMark/>
+          </w:tcPr>
+          <w:p>
+            <w:pPr>
+              <w:rPr>
+                <w:rFonts w:hint="eastAsia"/>
+                <w:szCs w:val="21"/>
+              </w:rPr>
+            </w:pPr>
+            <w:r>
+              <w:rPr>
+                <w:szCs w:val="21"/>
+              </w:rPr>
+              <w:t>0x08</w:t>
+            </w:r>
+          </w:p>
+        </w:tc>
+        <w:tc>
+          <w:tcPr>
+            <w:tcW w:w="0" w:type="auto"/>
+            <w:tcBorders>
+              <w:top w:val="single" w:sz="6" w:space="0" w:color="C4C7C5"/>
+              <w:left w:val="single" w:sz="6" w:space="0" w:color="C4C7C5"/>
+              <w:bottom w:val="single" w:sz="6" w:space="0" w:color="C4C7C5"/>
+              <w:right w:val="single" w:sz="6" w:space="0" w:color="C4C7C5"/>
+            </w:tcBorders>
+            <w:tcMar>
+              <w:top w:w="120" w:type="dxa"/>
+              <w:left w:w="180" w:type="dxa"/>
+              <w:bottom w:w="120" w:type="dxa"/>
+              <w:right w:w="180" w:type="dxa"/>
+            </w:tcMar>
+            <w:vAlign w:val="center"/>
+            <w:hideMark/>
+          </w:tcPr>
+          <w:p>
+            <w:pPr>
+              <w:rPr>
+                <w:rFonts w:hint="eastAsia"/>
+                <w:szCs w:val="21"/>
+              </w:rPr>
+            </w:pPr>
+            <w:r>
+              <w:rPr>
+                <w:szCs w:val="21"/>
+              </w:rPr>
+              <w:t>00a003a3</w:t>
+            </w:r>
+          </w:p>
+        </w:tc>
+        <w:tc>
+          <w:tcPr>
+            <w:tcW w:w="0" w:type="auto"/>
+            <w:tcBorders>
+              <w:top w:val="single" w:sz="6" w:space="0" w:color="C4C7C5"/>
+              <w:left w:val="single" w:sz="6" w:space="0" w:color="C4C7C5"/>
+              <w:bottom w:val="single" w:sz="6" w:space="0" w:color="C4C7C5"/>
+              <w:right w:val="single" w:sz="6" w:space="0" w:color="C4C7C5"/>
+            </w:tcBorders>
+            <w:tcMar>
+              <w:top w:w="120" w:type="dxa"/>
+              <w:left w:w="180" w:type="dxa"/>
+              <w:bottom w:w="120" w:type="dxa"/>
+              <w:right w:w="180" w:type="dxa"/>
+            </w:tcMar>
+            <w:vAlign w:val="center"/>
+            <w:hideMark/>
+          </w:tcPr>
+          <w:p>
+            <w:pPr>
+              <w:rPr>
+                <w:rFonts w:hint="eastAsia"/>
+                <w:szCs w:val="21"/>
+              </w:rPr>
+            </w:pPr>
+            <w:r>
+              <w:rPr>
+                <w:szCs w:val="21"/>
+              </w:rPr>
+              <w:t>sb a0, 7(zero)</w:t>
+            </w:r>
+          </w:p>
+        </w:tc>
+        <w:tc>
+          <w:tcPr>
+            <w:tcW w:w="0" w:type="auto"/>
+            <w:tcBorders>
+              <w:top w:val="single" w:sz="6" w:space="0" w:color="C4C7C5"/>
+              <w:left w:val="single" w:sz="6" w:space="0" w:color="C4C7C5"/>
+              <w:bottom w:val="single" w:sz="6" w:space="0" w:color="C4C7C5"/>
+              <w:right w:val="single" w:sz="6" w:space="0" w:color="C4C7C5"/>
+            </w:tcBorders>
+            <w:tcMar>
+              <w:top w:w="120" w:type="dxa"/>
+              <w:left w:w="180" w:type="dxa"/>
+              <w:bottom w:w="120" w:type="dxa"/>
+              <w:right w:w="180" w:type="dxa"/>
+            </w:tcMar>
+            <w:vAlign w:val="center"/>
+            <w:hideMark/>
+          </w:tcPr>
+          <w:p>
+            <w:pPr>
+              <w:rPr>
+                <w:rFonts w:hint="eastAsia"/>
+                <w:szCs w:val="21"/>
+              </w:rPr>
+            </w:pPr>
+            <w:r>
+              <w:rPr>
+                <w:szCs w:val="21"/>
+              </w:rPr>
+              <w:t>写入 0x90 到最高字节（地址7）</w:t>
+            </w:r>
+          </w:p>
+        </w:tc>
+      </w:tr>
+      <w:tr>
+        <w:trPr>
+          <w:tblCellSpacing w:w="15" w:type="dxa"/>
+        </w:trPr>
+        <w:tc>
+          <w:tcPr>
+            <w:tcW w:w="0" w:type="auto"/>
+            <w:tcBorders>
+              <w:top w:val="single" w:sz="6" w:space="0" w:color="C4C7C5"/>
+              <w:left w:val="single" w:sz="6" w:space="0" w:color="C4C7C5"/>
+              <w:bottom w:val="single" w:sz="6" w:space="0" w:color="C4C7C5"/>
+              <w:right w:val="single" w:sz="6" w:space="0" w:color="C4C7C5"/>
+            </w:tcBorders>
+            <w:tcMar>
+              <w:top w:w="120" w:type="dxa"/>
+              <w:left w:w="180" w:type="dxa"/>
+              <w:bottom w:w="120" w:type="dxa"/>
+              <w:right w:w="180" w:type="dxa"/>
+            </w:tcMar>
+            <w:vAlign w:val="center"/>
+            <w:hideMark/>
+          </w:tcPr>
+          <w:p>
+            <w:pPr>
+              <w:rPr>
+                <w:rFonts w:hint="eastAsia"/>
+                <w:szCs w:val="21"/>
+              </w:rPr>
+            </w:pPr>
+            <w:r>
+              <w:rPr>
+                <w:szCs w:val="21"/>
+              </w:rPr>
+              <w:t>0x0c</w:t>
+            </w:r>
+          </w:p>
+        </w:tc>
+        <w:tc>
+          <w:tcPr>
+            <w:tcW w:w="0" w:type="auto"/>
+            <w:tcBorders>
+              <w:top w:val="single" w:sz="6" w:space="0" w:color="C4C7C5"/>
+              <w:left w:val="single" w:sz="6" w:space="0" w:color="C4C7C5"/>
+              <w:bottom w:val="single" w:sz="6" w:space="0" w:color="C4C7C5"/>
+              <w:right w:val="single" w:sz="6" w:space="0" w:color="C4C7C5"/>
+            </w:tcBorders>
+            <w:tcMar>
+              <w:top w:w="120" w:type="dxa"/>
+              <w:left w:w="180" w:type="dxa"/>
+              <w:bottom w:w="120" w:type="dxa"/>
+              <w:right w:w="180" w:type="dxa"/>
+            </w:tcMar>
+            <w:vAlign w:val="center"/>
+            <w:hideMark/>
+          </w:tcPr>
+          <w:p>
+            <w:pPr>
+              <w:rPr>
+                <w:rFonts w:hint="eastAsia"/>
+                <w:szCs w:val="21"/>
+              </w:rPr>
+            </w:pPr>
+            <w:r>
+              <w:rPr>
+                <w:szCs w:val="21"/>
+              </w:rPr>
+              <w:t>0ab00513</w:t>
+            </w:r>
+          </w:p>
+        </w:tc>
+        <w:tc>
+          <w:tcPr>
+            <w:tcW w:w="0" w:type="auto"/>
+            <w:tcBorders>
+              <w:top w:val="single" w:sz="6" w:space="0" w:color="C4C7C5"/>
+              <w:left w:val="single" w:sz="6" w:space="0" w:color="C4C7C5"/>
+              <w:bottom w:val="single" w:sz="6" w:space="0" w:color="C4C7C5"/>
+              <w:right w:val="single" w:sz="6" w:space="0" w:color="C4C7C5"/>
+            </w:tcBorders>
+            <w:tcMar>
+              <w:top w:w="120" w:type="dxa"/>
+              <w:left w:w="180" w:type="dxa"/>
+              <w:bottom w:w="120" w:type="dxa"/>
+              <w:right w:w="180" w:type="dxa"/>
+            </w:tcMar>
+            <w:vAlign w:val="center"/>
+            <w:hideMark/>
+          </w:tcPr>
+          <w:p>
+            <w:pPr>
+              <w:rPr>
+                <w:rFonts w:hint="eastAsia"/>
+                <w:szCs w:val="21"/>
+              </w:rPr>
+            </w:pPr>
+            <w:r>
+              <w:rPr>
+                <w:szCs w:val="21"/>
+              </w:rPr>
+              <w:t>addi a0, zero, 0xab</w:t>
+            </w:r>
+          </w:p>
+        </w:tc>
+        <w:tc>
+          <w:tcPr>
+            <w:tcW w:w="0" w:type="auto"/>
+            <w:tcBorders>
+              <w:top w:val="single" w:sz="6" w:space="0" w:color="C4C7C5"/>
+              <w:left w:val="single" w:sz="6" w:space="0" w:color="C4C7C5"/>
+              <w:bottom w:val="single" w:sz="6" w:space="0" w:color="C4C7C5"/>
+              <w:right w:val="single" w:sz="6" w:space="0" w:color="C4C7C5"/>
+            </w:tcBorders>
+            <w:tcMar>
+              <w:top w:w="120" w:type="dxa"/>
+              <w:left w:w="180" w:type="dxa"/>
+              <w:bottom w:w="120" w:type="dxa"/>
+              <w:right w:w="180" w:type="dxa"/>
+            </w:tcMar>
+            <w:vAlign w:val="center"/>
+            <w:hideMark/>
+          </w:tcPr>
+          <w:p>
+            <w:pPr>
+              <w:rPr>
+                <w:rFonts w:hint="eastAsia"/>
+                <w:szCs w:val="21"/>
+              </w:rPr>
+            </w:pPr>
+            <w:r>
+              <w:rPr>
+                <w:szCs w:val="21"/>
+              </w:rPr>
+              <w:t>a0 变为 0x000000ab</w:t>
+            </w:r>
+          </w:p>
+        </w:tc>
+      </w:tr>
+      <w:tr>
+        <w:trPr>
+          <w:tblCellSpacing w:w="15" w:type="dxa"/>
+        </w:trPr>
+        <w:tc>
+          <w:tcPr>
+            <w:tcW w:w="0" w:type="auto"/>
+            <w:tcBorders>
+              <w:top w:val="single" w:sz="6" w:space="0" w:color="C4C7C5"/>
+              <w:left w:val="single" w:sz="6" w:space="0" w:color="C4C7C5"/>
+              <w:bottom w:val="single" w:sz="6" w:space="0" w:color="C4C7C5"/>
+              <w:right w:val="single" w:sz="6" w:space="0" w:color="C4C7C5"/>
+            </w:tcBorders>
+            <w:tcMar>
+              <w:top w:w="120" w:type="dxa"/>
+              <w:left w:w="180" w:type="dxa"/>
+              <w:bottom w:w="120" w:type="dxa"/>
+              <w:right w:w="180" w:type="dxa"/>
+            </w:tcMar>
+            <w:vAlign w:val="center"/>
+            <w:hideMark/>
+          </w:tcPr>
+          <w:p>
+            <w:pPr>
+              <w:rPr>
+                <w:rFonts w:hint="eastAsia"/>
+                <w:szCs w:val="21"/>
+              </w:rPr>
+            </w:pPr>
+            <w:r>
+              <w:rPr>
+                <w:szCs w:val="21"/>
+              </w:rPr>
+              <w:t>0x10</w:t>
+            </w:r>
+          </w:p>
+        </w:tc>
+        <w:tc>
+          <w:tcPr>
+            <w:tcW w:w="0" w:type="auto"/>
+            <w:tcBorders>
+              <w:top w:val="single" w:sz="6" w:space="0" w:color="C4C7C5"/>
+              <w:left w:val="single" w:sz="6" w:space="0" w:color="C4C7C5"/>
+              <w:bottom w:val="single" w:sz="6" w:space="0" w:color="C4C7C5"/>
+              <w:right w:val="single" w:sz="6" w:space="0" w:color="C4C7C5"/>
+            </w:tcBorders>
+            <w:tcMar>
+              <w:top w:w="120" w:type="dxa"/>
+              <w:left w:w="180" w:type="dxa"/>
+              <w:bottom w:w="120" w:type="dxa"/>
+              <w:right w:w="180" w:type="dxa"/>
+            </w:tcMar>
+            <w:vAlign w:val="center"/>
+            <w:hideMark/>
+          </w:tcPr>
+          <w:p>
+            <w:pPr>
+              <w:rPr>
+                <w:rFonts w:hint="eastAsia"/>
+                <w:szCs w:val="21"/>
+              </w:rPr>
+            </w:pPr>
+            <w:r>
+              <w:rPr>
+                <w:szCs w:val="21"/>
+              </w:rPr>
+              <w:t>00a00323</w:t>
+            </w:r>
+          </w:p>
+        </w:tc>
+        <w:tc>
+          <w:tcPr>
+            <w:tcW w:w="0" w:type="auto"/>
+            <w:tcBorders>
+              <w:top w:val="single" w:sz="6" w:space="0" w:color="C4C7C5"/>
+              <w:left w:val="single" w:sz="6" w:space="0" w:color="C4C7C5"/>
+              <w:bottom w:val="single" w:sz="6" w:space="0" w:color="C4C7C5"/>
+              <w:right w:val="single" w:sz="6" w:space="0" w:color="C4C7C5"/>
+            </w:tcBorders>
+            <w:tcMar>
+              <w:top w:w="120" w:type="dxa"/>
+              <w:left w:w="180" w:type="dxa"/>
+              <w:bottom w:w="120" w:type="dxa"/>
+              <w:right w:w="180" w:type="dxa"/>
+            </w:tcMar>
+            <w:vAlign w:val="center"/>
+            <w:hideMark/>
+          </w:tcPr>
+          <w:p>
+            <w:pPr>
+              <w:rPr>
+                <w:rFonts w:hint="eastAsia"/>
+                <w:szCs w:val="21"/>
+              </w:rPr>
+            </w:pPr>
+            <w:r>
+              <w:rPr>
+                <w:szCs w:val="21"/>
+              </w:rPr>
+              <w:t>sb a0, 6(zero)</w:t>
+            </w:r>
+          </w:p>
+        </w:tc>
+        <w:tc>
+          <w:tcPr>
+            <w:tcW w:w="0" w:type="auto"/>
+            <w:tcBorders>
+              <w:top w:val="single" w:sz="6" w:space="0" w:color="C4C7C5"/>
+              <w:left w:val="single" w:sz="6" w:space="0" w:color="C4C7C5"/>
+              <w:bottom w:val="single" w:sz="6" w:space="0" w:color="C4C7C5"/>
+              <w:right w:val="single" w:sz="6" w:space="0" w:color="C4C7C5"/>
+            </w:tcBorders>
+            <w:tcMar>
+              <w:top w:w="120" w:type="dxa"/>
+              <w:left w:w="180" w:type="dxa"/>
+              <w:bottom w:w="120" w:type="dxa"/>
+              <w:right w:w="180" w:type="dxa"/>
+            </w:tcMar>
+            <w:vAlign w:val="center"/>
+            <w:hideMark/>
+          </w:tcPr>
+          <w:p>
+            <w:pPr>
+              <w:rPr>
+                <w:rFonts w:hint="eastAsia"/>
+                <w:szCs w:val="21"/>
+              </w:rPr>
+            </w:pPr>
+            <w:r>
+              <w:rPr>
+                <w:szCs w:val="21"/>
+              </w:rPr>
+              <w:t>写入 0xab 到次高字节（地址6）</w:t>
+            </w:r>
+          </w:p>
+        </w:tc>
+      </w:tr>
+      <w:tr>
+        <w:trPr>
+          <w:tblCellSpacing w:w="15" w:type="dxa"/>
+        </w:trPr>
+        <w:tc>
+          <w:tcPr>
+            <w:tcW w:w="0" w:type="auto"/>
+            <w:tcBorders>
+              <w:top w:val="single" w:sz="6" w:space="0" w:color="C4C7C5"/>
+              <w:left w:val="single" w:sz="6" w:space="0" w:color="C4C7C5"/>
+              <w:bottom w:val="single" w:sz="6" w:space="0" w:color="C4C7C5"/>
+              <w:right w:val="single" w:sz="6" w:space="0" w:color="C4C7C5"/>
+            </w:tcBorders>
+            <w:tcMar>
+              <w:top w:w="120" w:type="dxa"/>
+              <w:left w:w="180" w:type="dxa"/>
+              <w:bottom w:w="120" w:type="dxa"/>
+              <w:right w:w="180" w:type="dxa"/>
+            </w:tcMar>
+            <w:vAlign w:val="center"/>
+            <w:hideMark/>
+          </w:tcPr>
+          <w:p>
+            <w:pPr>
+              <w:rPr>
+                <w:rFonts w:hint="eastAsia"/>
+                <w:szCs w:val="21"/>
+              </w:rPr>
+            </w:pPr>
+            <w:r>
+              <w:rPr>
+                <w:szCs w:val="21"/>
+              </w:rPr>
+              <w:t>0x14</w:t>
+            </w:r>
+          </w:p>
+        </w:tc>
+        <w:tc>
+          <w:tcPr>
+            <w:tcW w:w="0" w:type="auto"/>
+            <w:tcBorders>
+              <w:top w:val="single" w:sz="6" w:space="0" w:color="C4C7C5"/>
+              <w:left w:val="single" w:sz="6" w:space="0" w:color="C4C7C5"/>
+              <w:bottom w:val="single" w:sz="6" w:space="0" w:color="C4C7C5"/>
+              <w:right w:val="single" w:sz="6" w:space="0" w:color="C4C7C5"/>
+            </w:tcBorders>
+            <w:tcMar>
+              <w:top w:w="120" w:type="dxa"/>
+              <w:left w:w="180" w:type="dxa"/>
+              <w:bottom w:w="120" w:type="dxa"/>
+              <w:right w:w="180" w:type="dxa"/>
+            </w:tcMar>
+            <w:vAlign w:val="center"/>
+            <w:hideMark/>
+          </w:tcPr>
+          <w:p>
+            <w:pPr>
+              <w:rPr>
+                <w:rFonts w:hint="eastAsia"/>
+                <w:szCs w:val="21"/>
+              </w:rPr>
+            </w:pPr>
+            <w:r>
+              <w:rPr>
+                <w:szCs w:val="21"/>
+              </w:rPr>
+              <w:t>0cd00513</w:t>
+            </w:r>
+          </w:p>
+        </w:tc>
+        <w:tc>
+          <w:tcPr>
+            <w:tcW w:w="0" w:type="auto"/>
+            <w:tcBorders>
+              <w:top w:val="single" w:sz="6" w:space="0" w:color="C4C7C5"/>
+              <w:left w:val="single" w:sz="6" w:space="0" w:color="C4C7C5"/>
+              <w:bottom w:val="single" w:sz="6" w:space="0" w:color="C4C7C5"/>
+              <w:right w:val="single" w:sz="6" w:space="0" w:color="C4C7C5"/>
+            </w:tcBorders>
+            <w:tcMar>
+              <w:top w:w="120" w:type="dxa"/>
+              <w:left w:w="180" w:type="dxa"/>
+              <w:bottom w:w="120" w:type="dxa"/>
+              <w:right w:w="180" w:type="dxa"/>
+            </w:tcMar>
+            <w:vAlign w:val="center"/>
+            <w:hideMark/>
+          </w:tcPr>
+          <w:p>
+            <w:pPr>
+              <w:rPr>
+                <w:rFonts w:hint="eastAsia"/>
+                <w:szCs w:val="21"/>
+              </w:rPr>
+            </w:pPr>
+            <w:r>
+              <w:rPr>
+                <w:szCs w:val="21"/>
+              </w:rPr>
+              <w:t>addi a0, zero, 0xcd</w:t>
+            </w:r>
+          </w:p>
+        </w:tc>
+        <w:tc>
+          <w:tcPr>
+            <w:tcW w:w="0" w:type="auto"/>
+            <w:tcBorders>
+              <w:top w:val="single" w:sz="6" w:space="0" w:color="C4C7C5"/>
+              <w:left w:val="single" w:sz="6" w:space="0" w:color="C4C7C5"/>
+              <w:bottom w:val="single" w:sz="6" w:space="0" w:color="C4C7C5"/>
+              <w:right w:val="single" w:sz="6" w:space="0" w:color="C4C7C5"/>
+            </w:tcBorders>
+            <w:tcMar>
+              <w:top w:w="120" w:type="dxa"/>
+              <w:left w:w="180" w:type="dxa"/>
+              <w:bottom w:w="120" w:type="dxa"/>
+              <w:right w:w="180" w:type="dxa"/>
+            </w:tcMar>
+            <w:vAlign w:val="center"/>
+            <w:hideMark/>
+          </w:tcPr>
+          <w:p>
+            <w:pPr>
+              <w:rPr>
+                <w:rFonts w:hint="eastAsia"/>
+                <w:szCs w:val="21"/>
+              </w:rPr>
+            </w:pPr>
+            <w:r>
+              <w:rPr>
+                <w:szCs w:val="21"/>
+              </w:rPr>
+              <w:t>a0 变为 0x000000cd</w:t>
+            </w:r>
+          </w:p>
+        </w:tc>
+      </w:tr>
+      <w:tr>
+        <w:trPr>
+          <w:tblCellSpacing w:w="15" w:type="dxa"/>
+        </w:trPr>
+        <w:tc>
+          <w:tcPr>
+            <w:tcW w:w="0" w:type="auto"/>
+            <w:tcBorders>
+              <w:top w:val="single" w:sz="6" w:space="0" w:color="C4C7C5"/>
+              <w:left w:val="single" w:sz="6" w:space="0" w:color="C4C7C5"/>
+              <w:bottom w:val="single" w:sz="6" w:space="0" w:color="C4C7C5"/>
+              <w:right w:val="single" w:sz="6" w:space="0" w:color="C4C7C5"/>
+            </w:tcBorders>
+            <w:tcMar>
+              <w:top w:w="120" w:type="dxa"/>
+              <w:left w:w="180" w:type="dxa"/>
+              <w:bottom w:w="120" w:type="dxa"/>
+              <w:right w:w="180" w:type="dxa"/>
+            </w:tcMar>
+            <w:vAlign w:val="center"/>
+            <w:hideMark/>
+          </w:tcPr>
+          <w:p>
+            <w:pPr>
+              <w:rPr>
+                <w:rFonts w:hint="eastAsia"/>
+                <w:szCs w:val="21"/>
+              </w:rPr>
+            </w:pPr>
+            <w:r>
+              <w:rPr>
+                <w:szCs w:val="21"/>
+              </w:rPr>
+              <w:t>0x18</w:t>
+            </w:r>
+          </w:p>
+        </w:tc>
+        <w:tc>
+          <w:tcPr>
+            <w:tcW w:w="0" w:type="auto"/>
+            <w:tcBorders>
+              <w:top w:val="single" w:sz="6" w:space="0" w:color="C4C7C5"/>
+              <w:left w:val="single" w:sz="6" w:space="0" w:color="C4C7C5"/>
+              <w:bottom w:val="single" w:sz="6" w:space="0" w:color="C4C7C5"/>
+              <w:right w:val="single" w:sz="6" w:space="0" w:color="C4C7C5"/>
+            </w:tcBorders>
+            <w:tcMar>
+              <w:top w:w="120" w:type="dxa"/>
+              <w:left w:w="180" w:type="dxa"/>
+              <w:bottom w:w="120" w:type="dxa"/>
+              <w:right w:w="180" w:type="dxa"/>
+            </w:tcMar>
+            <w:vAlign w:val="center"/>
+            <w:hideMark/>
+          </w:tcPr>
+          <w:p>
+            <w:pPr>
+              <w:rPr>
+                <w:rFonts w:hint="eastAsia"/>
+                <w:szCs w:val="21"/>
+              </w:rPr>
+            </w:pPr>
+            <w:r>
+              <w:rPr>
+                <w:szCs w:val="21"/>
+              </w:rPr>
+              <w:t>00a002a3</w:t>
+            </w:r>
+          </w:p>
+        </w:tc>
+        <w:tc>
+          <w:tcPr>
+            <w:tcW w:w="0" w:type="auto"/>
+            <w:tcBorders>
+              <w:top w:val="single" w:sz="6" w:space="0" w:color="C4C7C5"/>
+              <w:left w:val="single" w:sz="6" w:space="0" w:color="C4C7C5"/>
+              <w:bottom w:val="single" w:sz="6" w:space="0" w:color="C4C7C5"/>
+              <w:right w:val="single" w:sz="6" w:space="0" w:color="C4C7C5"/>
+            </w:tcBorders>
+            <w:tcMar>
+              <w:top w:w="120" w:type="dxa"/>
+              <w:left w:w="180" w:type="dxa"/>
+              <w:bottom w:w="120" w:type="dxa"/>
+              <w:right w:w="180" w:type="dxa"/>
+            </w:tcMar>
+            <w:vAlign w:val="center"/>
+            <w:hideMark/>
+          </w:tcPr>
+          <w:p>
+            <w:pPr>
+              <w:rPr>
+                <w:rFonts w:hint="eastAsia"/>
+                <w:szCs w:val="21"/>
+              </w:rPr>
+            </w:pPr>
+            <w:r>
+              <w:rPr>
+                <w:szCs w:val="21"/>
+              </w:rPr>
+              <w:t>sb a0, 5(zero)</w:t>
+            </w:r>
+          </w:p>
+        </w:tc>
+        <w:tc>
+          <w:tcPr>
+            <w:tcW w:w="0" w:type="auto"/>
+            <w:tcBorders>
+              <w:top w:val="single" w:sz="6" w:space="0" w:color="C4C7C5"/>
+              <w:left w:val="single" w:sz="6" w:space="0" w:color="C4C7C5"/>
+              <w:bottom w:val="single" w:sz="6" w:space="0" w:color="C4C7C5"/>
+              <w:right w:val="single" w:sz="6" w:space="0" w:color="C4C7C5"/>
+            </w:tcBorders>
+            <w:tcMar>
+              <w:top w:w="120" w:type="dxa"/>
+              <w:left w:w="180" w:type="dxa"/>
+              <w:bottom w:w="120" w:type="dxa"/>
+              <w:right w:w="180" w:type="dxa"/>
+            </w:tcMar>
+            <w:vAlign w:val="center"/>
+            <w:hideMark/>
+          </w:tcPr>
+          <w:p>
+            <w:pPr>
+              <w:rPr>
+                <w:rFonts w:hint="eastAsia"/>
+                <w:szCs w:val="21"/>
+              </w:rPr>
+            </w:pPr>
+            <w:r>
+              <w:rPr>
+                <w:szCs w:val="21"/>
+              </w:rPr>
+              <w:t>写入 0xcd 到次低字节（地址5）</w:t>
+            </w:r>
+          </w:p>
+        </w:tc>
+      </w:tr>
+      <w:tr>
+        <w:trPr>
+          <w:tblCellSpacing w:w="15" w:type="dxa"/>
+        </w:trPr>
+        <w:tc>
+          <w:tcPr>
+            <w:tcW w:w="0" w:type="auto"/>
+            <w:tcBorders>
+              <w:top w:val="single" w:sz="6" w:space="0" w:color="C4C7C5"/>
+              <w:left w:val="single" w:sz="6" w:space="0" w:color="C4C7C5"/>
+              <w:bottom w:val="single" w:sz="6" w:space="0" w:color="C4C7C5"/>
+              <w:right w:val="single" w:sz="6" w:space="0" w:color="C4C7C5"/>
+            </w:tcBorders>
+            <w:tcMar>
+              <w:top w:w="120" w:type="dxa"/>
+              <w:left w:w="180" w:type="dxa"/>
+              <w:bottom w:w="120" w:type="dxa"/>
+              <w:right w:w="180" w:type="dxa"/>
+            </w:tcMar>
+            <w:vAlign w:val="center"/>
+            <w:hideMark/>
+          </w:tcPr>
+          <w:p>
+            <w:pPr>
+              <w:rPr>
+                <w:rFonts w:hint="eastAsia"/>
+                <w:szCs w:val="21"/>
+              </w:rPr>
+            </w:pPr>
+            <w:r>
+              <w:rPr>
+                <w:szCs w:val="21"/>
+              </w:rPr>
+              <w:t>0x1c</w:t>
+            </w:r>
+          </w:p>
+        </w:tc>
+        <w:tc>
+          <w:tcPr>
+            <w:tcW w:w="0" w:type="auto"/>
+            <w:tcBorders>
+              <w:top w:val="single" w:sz="6" w:space="0" w:color="C4C7C5"/>
+              <w:left w:val="single" w:sz="6" w:space="0" w:color="C4C7C5"/>
+              <w:bottom w:val="single" w:sz="6" w:space="0" w:color="C4C7C5"/>
+              <w:right w:val="single" w:sz="6" w:space="0" w:color="C4C7C5"/>
+            </w:tcBorders>
+            <w:tcMar>
+              <w:top w:w="120" w:type="dxa"/>
+              <w:left w:w="180" w:type="dxa"/>
+              <w:bottom w:w="120" w:type="dxa"/>
+              <w:right w:w="180" w:type="dxa"/>
+            </w:tcMar>
+            <w:vAlign w:val="center"/>
+            <w:hideMark/>
+          </w:tcPr>
+          <w:p>
+            <w:pPr>
+              <w:rPr>
+                <w:rFonts w:hint="eastAsia"/>
+                <w:szCs w:val="21"/>
+              </w:rPr>
+            </w:pPr>
+            <w:r>
+              <w:rPr>
+                <w:szCs w:val="21"/>
+              </w:rPr>
+              <w:t>0ef00513</w:t>
+            </w:r>
+          </w:p>
+        </w:tc>
+        <w:tc>
+          <w:tcPr>
+            <w:tcW w:w="0" w:type="auto"/>
+            <w:tcBorders>
+              <w:top w:val="single" w:sz="6" w:space="0" w:color="C4C7C5"/>
+              <w:left w:val="single" w:sz="6" w:space="0" w:color="C4C7C5"/>
+              <w:bottom w:val="single" w:sz="6" w:space="0" w:color="C4C7C5"/>
+              <w:right w:val="single" w:sz="6" w:space="0" w:color="C4C7C5"/>
+            </w:tcBorders>
+            <w:tcMar>
+              <w:top w:w="120" w:type="dxa"/>
+              <w:left w:w="180" w:type="dxa"/>
+              <w:bottom w:w="120" w:type="dxa"/>
+              <w:right w:w="180" w:type="dxa"/>
+            </w:tcMar>
+            <w:vAlign w:val="center"/>
+            <w:hideMark/>
+          </w:tcPr>
+          <w:p>
+            <w:pPr>
+              <w:rPr>
+                <w:rFonts w:hint="eastAsia"/>
+                <w:szCs w:val="21"/>
+              </w:rPr>
+            </w:pPr>
+            <w:r>
+              <w:rPr>
+                <w:szCs w:val="21"/>
+              </w:rPr>
+              <w:t>addi a0, zero, 0xef</w:t>
+            </w:r>
+          </w:p>
+        </w:tc>
+        <w:tc>
+          <w:tcPr>
+            <w:tcW w:w="0" w:type="auto"/>
+            <w:tcBorders>
+              <w:top w:val="single" w:sz="6" w:space="0" w:color="C4C7C5"/>
+              <w:left w:val="single" w:sz="6" w:space="0" w:color="C4C7C5"/>
+              <w:bottom w:val="single" w:sz="6" w:space="0" w:color="C4C7C5"/>
+              <w:right w:val="single" w:sz="6" w:space="0" w:color="C4C7C5"/>
+            </w:tcBorders>
+            <w:tcMar>
+              <w:top w:w="120" w:type="dxa"/>
+              <w:left w:w="180" w:type="dxa"/>
+              <w:bottom w:w="120" w:type="dxa"/>
+              <w:right w:w="180" w:type="dxa"/>
+            </w:tcMar>
+            <w:vAlign w:val="center"/>
+            <w:hideMark/>
+          </w:tcPr>
+          <w:p>
+            <w:pPr>
+              <w:rPr>
+                <w:rFonts w:hint="eastAsia"/>
+                <w:szCs w:val="21"/>
+              </w:rPr>
+            </w:pPr>
+            <w:r>
+              <w:rPr>
+                <w:szCs w:val="21"/>
+              </w:rPr>
+              <w:t>a0 变为 0x000000ef</w:t>
+            </w:r>
+          </w:p>
+        </w:tc>
+      </w:tr>
+      <w:tr>
+        <w:trPr>
+          <w:tblCellSpacing w:w="15" w:type="dxa"/>
+        </w:trPr>
+        <w:tc>
+          <w:tcPr>
+            <w:tcW w:w="0" w:type="auto"/>
+            <w:tcBorders>
+              <w:top w:val="single" w:sz="6" w:space="0" w:color="C4C7C5"/>
+              <w:left w:val="single" w:sz="6" w:space="0" w:color="C4C7C5"/>
+              <w:bottom w:val="single" w:sz="6" w:space="0" w:color="C4C7C5"/>
+              <w:right w:val="single" w:sz="6" w:space="0" w:color="C4C7C5"/>
+            </w:tcBorders>
+            <w:tcMar>
+              <w:top w:w="120" w:type="dxa"/>
+              <w:left w:w="180" w:type="dxa"/>
+              <w:bottom w:w="120" w:type="dxa"/>
+              <w:right w:w="180" w:type="dxa"/>
+            </w:tcMar>
+            <w:vAlign w:val="center"/>
+            <w:hideMark/>
+          </w:tcPr>
+          <w:p>
+            <w:pPr>
+              <w:rPr>
+                <w:rFonts w:hint="eastAsia"/>
+                <w:szCs w:val="21"/>
+              </w:rPr>
+            </w:pPr>
+            <w:r>
+              <w:rPr>
+                <w:szCs w:val="21"/>
+              </w:rPr>
+              <w:t>0x20</w:t>
+            </w:r>
+          </w:p>
+        </w:tc>
+        <w:tc>
+          <w:tcPr>
+            <w:tcW w:w="0" w:type="auto"/>
+            <w:tcBorders>
+              <w:top w:val="single" w:sz="6" w:space="0" w:color="C4C7C5"/>
+              <w:left w:val="single" w:sz="6" w:space="0" w:color="C4C7C5"/>
+              <w:bottom w:val="single" w:sz="6" w:space="0" w:color="C4C7C5"/>
+              <w:right w:val="single" w:sz="6" w:space="0" w:color="C4C7C5"/>
+            </w:tcBorders>
+            <w:tcMar>
+              <w:top w:w="120" w:type="dxa"/>
+              <w:left w:w="180" w:type="dxa"/>
+              <w:bottom w:w="120" w:type="dxa"/>
+              <w:right w:w="180" w:type="dxa"/>
+            </w:tcMar>
+            <w:vAlign w:val="center"/>
+            <w:hideMark/>
+          </w:tcPr>
+          <w:p>
+            <w:pPr>
+              <w:rPr>
+                <w:rFonts w:hint="eastAsia"/>
+                <w:szCs w:val="21"/>
+              </w:rPr>
+            </w:pPr>
+            <w:r>
+              <w:rPr>
+                <w:szCs w:val="21"/>
+              </w:rPr>
+              <w:t>00a00223</w:t>
+            </w:r>
+          </w:p>
+        </w:tc>
+        <w:tc>
+          <w:tcPr>
+            <w:tcW w:w="0" w:type="auto"/>
+            <w:tcBorders>
+              <w:top w:val="single" w:sz="6" w:space="0" w:color="C4C7C5"/>
+              <w:left w:val="single" w:sz="6" w:space="0" w:color="C4C7C5"/>
+              <w:bottom w:val="single" w:sz="6" w:space="0" w:color="C4C7C5"/>
+              <w:right w:val="single" w:sz="6" w:space="0" w:color="C4C7C5"/>
+            </w:tcBorders>
+            <w:tcMar>
+              <w:top w:w="120" w:type="dxa"/>
+              <w:left w:w="180" w:type="dxa"/>
+              <w:bottom w:w="120" w:type="dxa"/>
+              <w:right w:w="180" w:type="dxa"/>
+            </w:tcMar>
+            <w:vAlign w:val="center"/>
+            <w:hideMark/>
+          </w:tcPr>
+          <w:p>
+            <w:pPr>
+              <w:rPr>
+                <w:rFonts w:hint="eastAsia"/>
+                <w:szCs w:val="21"/>
+              </w:rPr>
+            </w:pPr>
+            <w:r>
+              <w:rPr>
+                <w:szCs w:val="21"/>
+              </w:rPr>
+              <w:t>sb a0, 4(zero)</w:t>
+            </w:r>
+          </w:p>
+        </w:tc>
+        <w:tc>
+          <w:tcPr>
+            <w:tcW w:w="0" w:type="auto"/>
+            <w:tcBorders>
+              <w:top w:val="single" w:sz="6" w:space="0" w:color="C4C7C5"/>
+              <w:left w:val="single" w:sz="6" w:space="0" w:color="C4C7C5"/>
+              <w:bottom w:val="single" w:sz="6" w:space="0" w:color="C4C7C5"/>
+              <w:right w:val="single" w:sz="6" w:space="0" w:color="C4C7C5"/>
+            </w:tcBorders>
+            <w:tcMar>
+              <w:top w:w="120" w:type="dxa"/>
+              <w:left w:w="180" w:type="dxa"/>
+              <w:bottom w:w="120" w:type="dxa"/>
+              <w:right w:w="180" w:type="dxa"/>
+            </w:tcMar>
+            <w:vAlign w:val="center"/>
+            <w:hideMark/>
+          </w:tcPr>
+          <w:p>
+            <w:pPr>
+              <w:rPr>
+                <w:rFonts w:hint="eastAsia"/>
+                <w:szCs w:val="21"/>
+              </w:rPr>
+            </w:pPr>
+            <w:r>
+              <w:rPr>
+                <w:szCs w:val="21"/>
+              </w:rPr>
+              <w:t>写入 0xef 到最低字节（地址4）</w:t>
+            </w:r>
+          </w:p>
+        </w:tc>
+      </w:tr>
+      <w:tr>
+        <w:trPr>
+          <w:tblCellSpacing w:w="15" w:type="dxa"/>
+        </w:trPr>
+        <w:tc>
+          <w:tcPr>
+            <w:tcW w:w="0" w:type="auto"/>
+            <w:tcBorders>
+              <w:top w:val="single" w:sz="6" w:space="0" w:color="C4C7C5"/>
+              <w:left w:val="single" w:sz="6" w:space="0" w:color="C4C7C5"/>
+              <w:bottom w:val="single" w:sz="6" w:space="0" w:color="C4C7C5"/>
+              <w:right w:val="single" w:sz="6" w:space="0" w:color="C4C7C5"/>
+            </w:tcBorders>
+            <w:tcMar>
+              <w:top w:w="120" w:type="dxa"/>
+              <w:left w:w="180" w:type="dxa"/>
+              <w:bottom w:w="120" w:type="dxa"/>
+              <w:right w:w="180" w:type="dxa"/>
+            </w:tcMar>
+            <w:vAlign w:val="center"/>
+            <w:hideMark/>
+          </w:tcPr>
+          <w:p>
+            <w:pPr>
+              <w:rPr>
+                <w:rFonts w:hint="eastAsia"/>
+                <w:szCs w:val="21"/>
+              </w:rPr>
+            </w:pPr>
+            <w:r>
+              <w:rPr>
+                <w:szCs w:val="21"/>
+              </w:rPr>
+              <w:t>0x24</w:t>
+            </w:r>
+          </w:p>
+        </w:tc>
+        <w:tc>
+          <w:tcPr>
+            <w:tcW w:w="0" w:type="auto"/>
+            <w:tcBorders>
+              <w:top w:val="single" w:sz="6" w:space="0" w:color="C4C7C5"/>
+              <w:left w:val="single" w:sz="6" w:space="0" w:color="C4C7C5"/>
+              <w:bottom w:val="single" w:sz="6" w:space="0" w:color="C4C7C5"/>
+              <w:right w:val="single" w:sz="6" w:space="0" w:color="C4C7C5"/>
+            </w:tcBorders>
+            <w:tcMar>
+              <w:top w:w="120" w:type="dxa"/>
+              <w:left w:w="180" w:type="dxa"/>
+              <w:bottom w:w="120" w:type="dxa"/>
+              <w:right w:w="180" w:type="dxa"/>
+            </w:tcMar>
+            <w:vAlign w:val="center"/>
+            <w:hideMark/>
+          </w:tcPr>
+          <w:p>
+            <w:pPr>
+              <w:rPr>
+                <w:rFonts w:hint="eastAsia"/>
+                <w:szCs w:val="21"/>
+              </w:rPr>
+            </w:pPr>
+            <w:r>
+              <w:rPr>
+                <w:szCs w:val="21"/>
+              </w:rPr>
+              <w:t>00402603</w:t>
+            </w:r>
+          </w:p>
+        </w:tc>
+        <w:tc>
+          <w:tcPr>
+            <w:tcW w:w="0" w:type="auto"/>
+            <w:tcBorders>
+              <w:top w:val="single" w:sz="6" w:space="0" w:color="C4C7C5"/>
+              <w:left w:val="single" w:sz="6" w:space="0" w:color="C4C7C5"/>
+              <w:bottom w:val="single" w:sz="6" w:space="0" w:color="C4C7C5"/>
+              <w:right w:val="single" w:sz="6" w:space="0" w:color="C4C7C5"/>
+            </w:tcBorders>
+            <w:tcMar>
+              <w:top w:w="120" w:type="dxa"/>
+              <w:left w:w="180" w:type="dxa"/>
+              <w:bottom w:w="120" w:type="dxa"/>
+              <w:right w:w="180" w:type="dxa"/>
+            </w:tcMar>
+            <w:vAlign w:val="center"/>
+            <w:hideMark/>
+          </w:tcPr>
+          <w:p>
+            <w:pPr>
+              <w:rPr>
+                <w:rFonts w:hint="eastAsia"/>
+                <w:szCs w:val="21"/>
+              </w:rPr>
+            </w:pPr>
+            <w:r>
+              <w:rPr>
+                <w:szCs w:val="21"/>
+              </w:rPr>
+              <w:t>lw a2, 4(zero)</w:t>
+            </w:r>
+          </w:p>
+        </w:tc>
+        <w:tc>
+          <w:tcPr>
+            <w:tcW w:w="0" w:type="auto"/>
+            <w:tcBorders>
+              <w:top w:val="single" w:sz="6" w:space="0" w:color="C4C7C5"/>
+              <w:left w:val="single" w:sz="6" w:space="0" w:color="C4C7C5"/>
+              <w:bottom w:val="single" w:sz="6" w:space="0" w:color="C4C7C5"/>
+              <w:right w:val="single" w:sz="6" w:space="0" w:color="C4C7C5"/>
+            </w:tcBorders>
+            <w:tcMar>
+              <w:top w:w="120" w:type="dxa"/>
+              <w:left w:w="180" w:type="dxa"/>
+              <w:bottom w:w="120" w:type="dxa"/>
+              <w:right w:w="180" w:type="dxa"/>
+            </w:tcMar>
+            <w:vAlign w:val="center"/>
+            <w:hideMark/>
+          </w:tcPr>
+          <w:p>
+            <w:pPr>
+              <w:rPr>
+                <w:rFonts w:hint="eastAsia"/>
+                <w:szCs w:val="21"/>
+              </w:rPr>
+            </w:pPr>
+            <w:r>
+              <w:rPr>
+                <w:b/>
+                <w:bCs/>
+                <w:szCs w:val="21"/>
+              </w:rPr>
+              <w:t>终极时刻</w:t>
+            </w:r>
+            <w:r>
+              <w:rPr>
+                <w:szCs w:val="21"/>
+              </w:rPr>
+              <w:t xml:space="preserve">：a2 应该直接跳变成 </w:t>
+            </w:r>
+            <w:r>
+              <w:rPr>
+                <w:b/>
+                <w:bCs/>
+                <w:szCs w:val="21"/>
+              </w:rPr>
+              <w:t>0x90abcdef</w:t>
+            </w:r>
+            <w:r>
+              <w:rPr>
+                <w:szCs w:val="21"/>
+              </w:rPr>
+              <w:t>！</w:t>
+            </w:r>
+          </w:p>
+        </w:tc>
+      </w:tr>
+      <w:tr>
+        <w:trPr>
+          <w:tblCellSpacing w:w="15" w:type="dxa"/>
+        </w:trPr>
+        <w:tc>
+          <w:tcPr>
+            <w:tcW w:w="0" w:type="auto"/>
+            <w:tcBorders>
+              <w:top w:val="single" w:sz="6" w:space="0" w:color="C4C7C5"/>
+              <w:left w:val="single" w:sz="6" w:space="0" w:color="C4C7C5"/>
+              <w:bottom w:val="single" w:sz="6" w:space="0" w:color="C4C7C5"/>
+              <w:right w:val="single" w:sz="6" w:space="0" w:color="C4C7C5"/>
+            </w:tcBorders>
+            <w:tcMar>
+              <w:top w:w="120" w:type="dxa"/>
+              <w:left w:w="180" w:type="dxa"/>
+              <w:bottom w:w="120" w:type="dxa"/>
+              <w:right w:w="180" w:type="dxa"/>
+            </w:tcMar>
+            <w:vAlign w:val="center"/>
+            <w:hideMark/>
+          </w:tcPr>
+          <w:p>
+            <w:pPr>
+              <w:rPr>
+                <w:rFonts w:hint="eastAsia"/>
+                <w:szCs w:val="21"/>
+              </w:rPr>
+            </w:pPr>
+            <w:r>
+              <w:rPr>
+                <w:szCs w:val="21"/>
+              </w:rPr>
+              <w:t>0x28</w:t>
+            </w:r>
+          </w:p>
+        </w:tc>
+        <w:tc>
+          <w:tcPr>
+            <w:tcW w:w="0" w:type="auto"/>
+            <w:tcBorders>
+              <w:top w:val="single" w:sz="6" w:space="0" w:color="C4C7C5"/>
+              <w:left w:val="single" w:sz="6" w:space="0" w:color="C4C7C5"/>
+              <w:bottom w:val="single" w:sz="6" w:space="0" w:color="C4C7C5"/>
+              <w:right w:val="single" w:sz="6" w:space="0" w:color="C4C7C5"/>
+            </w:tcBorders>
+            <w:tcMar>
+              <w:top w:w="120" w:type="dxa"/>
+              <w:left w:w="180" w:type="dxa"/>
+              <w:bottom w:w="120" w:type="dxa"/>
+              <w:right w:w="180" w:type="dxa"/>
+            </w:tcMar>
+            <w:vAlign w:val="center"/>
+            <w:hideMark/>
+          </w:tcPr>
+          <w:p>
+            <w:pPr>
+              <w:rPr>
+                <w:rFonts w:hint="eastAsia"/>
+                <w:szCs w:val="21"/>
+              </w:rPr>
+            </w:pPr>
+            <w:r>
+              <w:rPr>
+                <w:szCs w:val="21"/>
+              </w:rPr>
+              <w:t>02800067</w:t>
+            </w:r>
+          </w:p>
+        </w:tc>
+        <w:tc>
+          <w:tcPr>
+            <w:tcW w:w="0" w:type="auto"/>
+            <w:tcBorders>
+              <w:top w:val="single" w:sz="6" w:space="0" w:color="C4C7C5"/>
+              <w:left w:val="single" w:sz="6" w:space="0" w:color="C4C7C5"/>
+              <w:bottom w:val="single" w:sz="6" w:space="0" w:color="C4C7C5"/>
+              <w:right w:val="single" w:sz="6" w:space="0" w:color="C4C7C5"/>
+            </w:tcBorders>
+            <w:tcMar>
+              <w:top w:w="120" w:type="dxa"/>
+              <w:left w:w="180" w:type="dxa"/>
+              <w:bottom w:w="120" w:type="dxa"/>
+              <w:right w:w="180" w:type="dxa"/>
+            </w:tcMar>
+            <w:vAlign w:val="center"/>
+            <w:hideMark/>
+          </w:tcPr>
+          <w:p>
+            <w:pPr>
+              <w:rPr>
+                <w:rFonts w:hint="eastAsia"/>
+                <w:szCs w:val="21"/>
+              </w:rPr>
+            </w:pPr>
+            <w:r>
+              <w:rPr>
+                <w:szCs w:val="21"/>
+              </w:rPr>
+              <w:t>jalr zero, 40(zero)</w:t>
+            </w:r>
+          </w:p>
+        </w:tc>
+        <w:tc>
+          <w:tcPr>
+            <w:tcW w:w="0" w:type="auto"/>
+            <w:tcBorders>
+              <w:top w:val="single" w:sz="6" w:space="0" w:color="C4C7C5"/>
+              <w:left w:val="single" w:sz="6" w:space="0" w:color="C4C7C5"/>
+              <w:bottom w:val="single" w:sz="6" w:space="0" w:color="C4C7C5"/>
+              <w:right w:val="single" w:sz="6" w:space="0" w:color="C4C7C5"/>
+            </w:tcBorders>
+            <w:tcMar>
+              <w:top w:w="120" w:type="dxa"/>
+              <w:left w:w="180" w:type="dxa"/>
+              <w:bottom w:w="120" w:type="dxa"/>
+              <w:right w:w="180" w:type="dxa"/>
+            </w:tcMar>
+            <w:vAlign w:val="center"/>
+            <w:hideMark/>
+          </w:tcPr>
+          <w:p>
+            <w:pPr>
+              <w:rPr>
+                <w:rFonts w:hint="eastAsia"/>
+                <w:szCs w:val="21"/>
+              </w:rPr>
+            </w:pPr>
+            <w:r>
+              <w:rPr>
+                <w:szCs w:val="21"/>
+              </w:rPr>
+              <w:t>程序原地死循环，防止跑飞。</w:t>
+            </w:r>
+          </w:p>
+        </w:tc>
+      </w:tr>
+    </w:tbl>
+    <w:p>
+      <w:pPr>
+        <w:rPr>
+          <w:rFonts w:hint="eastAsia"/>
+          <w:szCs w:val="21"/>
+        </w:rPr>
+      </w:pPr>
+    </w:p>
+    <w:p>
+      <w:pPr>
+        <w:pStyle w:val="2"/>
+        <w:rPr>
+          <w:rFonts w:hint="eastAsia"/>
+        </w:rPr>
+      </w:pPr>
+      <w:r>
+        <w:rPr>
+          <w:rFonts w:hint="eastAsia"/>
+        </w:rPr>
+        <w:t>F6.3.5</w:t>
+      </w:r>
+    </w:p>
+    <w:p>
+      <w:pPr>
+        <w:rPr>
+          <w:rFonts w:hint="eastAsia"/>
+          <w:szCs w:val="21"/>
+        </w:rPr>
+      </w:pPr>
     </w:p>
     <w:sectPr>
       <w:pgSz w:w="11906" w:h="16838"/>
@@ -3374,6 +7739,95 @@
     </w:lvl>
   </w:abstractNum>
   <w:abstractNum w:abstractNumId="2" w15:restartNumberingAfterBreak="0">
+    <w:nsid w:val="1C797307"/>
+    <w:multiLevelType w:val="hybridMultilevel"/>
+    <w:tmpl w:val="4E823676"/>
+    <w:lvl w:ilvl="0" w:tplc="2F8A4D86">
+      <w:start w:val="1"/>
+      <w:numFmt w:val="decimal"/>
+      <w:lvlText w:val="%1."/>
+      <w:lvlJc w:val="left"/>
+      <w:pPr>
+        <w:ind w:left="360" w:hanging="360"/>
+      </w:pPr>
+      <w:rPr>
+        <w:rFonts w:hint="default"/>
+      </w:rPr>
+    </w:lvl>
+    <w:lvl w:ilvl="1" w:tplc="04090019" w:tentative="1">
+      <w:start w:val="1"/>
+      <w:numFmt w:val="lowerLetter"/>
+      <w:lvlText w:val="%2)"/>
+      <w:lvlJc w:val="left"/>
+      <w:pPr>
+        <w:ind w:left="880" w:hanging="440"/>
+      </w:pPr>
+    </w:lvl>
+    <w:lvl w:ilvl="2" w:tplc="0409001B" w:tentative="1">
+      <w:start w:val="1"/>
+      <w:numFmt w:val="lowerRoman"/>
+      <w:lvlText w:val="%3."/>
+      <w:lvlJc w:val="right"/>
+      <w:pPr>
+        <w:ind w:left="1320" w:hanging="440"/>
+      </w:pPr>
+    </w:lvl>
+    <w:lvl w:ilvl="3" w:tplc="0409000F" w:tentative="1">
+      <w:start w:val="1"/>
+      <w:numFmt w:val="decimal"/>
+      <w:lvlText w:val="%4."/>
+      <w:lvlJc w:val="left"/>
+      <w:pPr>
+        <w:ind w:left="1760" w:hanging="440"/>
+      </w:pPr>
+    </w:lvl>
+    <w:lvl w:ilvl="4" w:tplc="04090019" w:tentative="1">
+      <w:start w:val="1"/>
+      <w:numFmt w:val="lowerLetter"/>
+      <w:lvlText w:val="%5)"/>
+      <w:lvlJc w:val="left"/>
+      <w:pPr>
+        <w:ind w:left="2200" w:hanging="440"/>
+      </w:pPr>
+    </w:lvl>
+    <w:lvl w:ilvl="5" w:tplc="0409001B" w:tentative="1">
+      <w:start w:val="1"/>
+      <w:numFmt w:val="lowerRoman"/>
+      <w:lvlText w:val="%6."/>
+      <w:lvlJc w:val="right"/>
+      <w:pPr>
+        <w:ind w:left="2640" w:hanging="440"/>
+      </w:pPr>
+    </w:lvl>
+    <w:lvl w:ilvl="6" w:tplc="0409000F" w:tentative="1">
+      <w:start w:val="1"/>
+      <w:numFmt w:val="decimal"/>
+      <w:lvlText w:val="%7."/>
+      <w:lvlJc w:val="left"/>
+      <w:pPr>
+        <w:ind w:left="3080" w:hanging="440"/>
+      </w:pPr>
+    </w:lvl>
+    <w:lvl w:ilvl="7" w:tplc="04090019" w:tentative="1">
+      <w:start w:val="1"/>
+      <w:numFmt w:val="lowerLetter"/>
+      <w:lvlText w:val="%8)"/>
+      <w:lvlJc w:val="left"/>
+      <w:pPr>
+        <w:ind w:left="3520" w:hanging="440"/>
+      </w:pPr>
+    </w:lvl>
+    <w:lvl w:ilvl="8" w:tplc="0409001B" w:tentative="1">
+      <w:start w:val="1"/>
+      <w:numFmt w:val="lowerRoman"/>
+      <w:lvlText w:val="%9."/>
+      <w:lvlJc w:val="right"/>
+      <w:pPr>
+        <w:ind w:left="3960" w:hanging="440"/>
+      </w:pPr>
+    </w:lvl>
+  </w:abstractNum>
+  <w:abstractNum w:abstractNumId="3" w15:restartNumberingAfterBreak="0">
     <w:nsid w:val="22FF4A52"/>
     <w:multiLevelType w:val="multilevel"/>
     <w:tmpl w:val="FB30EE4E"/>
@@ -3522,7 +7976,156 @@
       </w:rPr>
     </w:lvl>
   </w:abstractNum>
-  <w:abstractNum w:abstractNumId="3" w15:restartNumberingAfterBreak="0">
+  <w:abstractNum w:abstractNumId="4" w15:restartNumberingAfterBreak="0">
+    <w:nsid w:val="39C2158B"/>
+    <w:multiLevelType w:val="multilevel"/>
+    <w:tmpl w:val="448863D0"/>
+    <w:lvl w:ilvl="0">
+      <w:start w:val="1"/>
+      <w:numFmt w:val="bullet"/>
+      <w:lvlText w:val=""/>
+      <w:lvlJc w:val="left"/>
+      <w:pPr>
+        <w:tabs>
+          <w:tab w:val="num" w:pos="720"/>
+        </w:tabs>
+        <w:ind w:left="720" w:hanging="360"/>
+      </w:pPr>
+      <w:rPr>
+        <w:rFonts w:ascii="Symbol" w:hAnsi="Symbol" w:hint="default"/>
+        <w:sz w:val="20"/>
+      </w:rPr>
+    </w:lvl>
+    <w:lvl w:ilvl="1" w:tentative="1">
+      <w:start w:val="1"/>
+      <w:numFmt w:val="bullet"/>
+      <w:lvlText w:val="o"/>
+      <w:lvlJc w:val="left"/>
+      <w:pPr>
+        <w:tabs>
+          <w:tab w:val="num" w:pos="1440"/>
+        </w:tabs>
+        <w:ind w:left="1440" w:hanging="360"/>
+      </w:pPr>
+      <w:rPr>
+        <w:rFonts w:ascii="Courier New" w:hAnsi="Courier New" w:hint="default"/>
+        <w:sz w:val="20"/>
+      </w:rPr>
+    </w:lvl>
+    <w:lvl w:ilvl="2" w:tentative="1">
+      <w:start w:val="1"/>
+      <w:numFmt w:val="bullet"/>
+      <w:lvlText w:val=""/>
+      <w:lvlJc w:val="left"/>
+      <w:pPr>
+        <w:tabs>
+          <w:tab w:val="num" w:pos="2160"/>
+        </w:tabs>
+        <w:ind w:left="2160" w:hanging="360"/>
+      </w:pPr>
+      <w:rPr>
+        <w:rFonts w:ascii="Wingdings" w:hAnsi="Wingdings" w:hint="default"/>
+        <w:sz w:val="20"/>
+      </w:rPr>
+    </w:lvl>
+    <w:lvl w:ilvl="3" w:tentative="1">
+      <w:start w:val="1"/>
+      <w:numFmt w:val="bullet"/>
+      <w:lvlText w:val=""/>
+      <w:lvlJc w:val="left"/>
+      <w:pPr>
+        <w:tabs>
+          <w:tab w:val="num" w:pos="2880"/>
+        </w:tabs>
+        <w:ind w:left="2880" w:hanging="360"/>
+      </w:pPr>
+      <w:rPr>
+        <w:rFonts w:ascii="Wingdings" w:hAnsi="Wingdings" w:hint="default"/>
+        <w:sz w:val="20"/>
+      </w:rPr>
+    </w:lvl>
+    <w:lvl w:ilvl="4" w:tentative="1">
+      <w:start w:val="1"/>
+      <w:numFmt w:val="bullet"/>
+      <w:lvlText w:val=""/>
+      <w:lvlJc w:val="left"/>
+      <w:pPr>
+        <w:tabs>
+          <w:tab w:val="num" w:pos="3600"/>
+        </w:tabs>
+        <w:ind w:left="3600" w:hanging="360"/>
+      </w:pPr>
+      <w:rPr>
+        <w:rFonts w:ascii="Wingdings" w:hAnsi="Wingdings" w:hint="default"/>
+        <w:sz w:val="20"/>
+      </w:rPr>
+    </w:lvl>
+    <w:lvl w:ilvl="5" w:tentative="1">
+      <w:start w:val="1"/>
+      <w:numFmt w:val="bullet"/>
+      <w:lvlText w:val=""/>
+      <w:lvlJc w:val="left"/>
+      <w:pPr>
+        <w:tabs>
+          <w:tab w:val="num" w:pos="4320"/>
+        </w:tabs>
+        <w:ind w:left="4320" w:hanging="360"/>
+      </w:pPr>
+      <w:rPr>
+        <w:rFonts w:ascii="Wingdings" w:hAnsi="Wingdings" w:hint="default"/>
+        <w:sz w:val="20"/>
+      </w:rPr>
+    </w:lvl>
+    <w:lvl w:ilvl="6" w:tentative="1">
+      <w:start w:val="1"/>
+      <w:numFmt w:val="bullet"/>
+      <w:lvlText w:val=""/>
+      <w:lvlJc w:val="left"/>
+      <w:pPr>
+        <w:tabs>
+          <w:tab w:val="num" w:pos="5040"/>
+        </w:tabs>
+        <w:ind w:left="5040" w:hanging="360"/>
+      </w:pPr>
+      <w:rPr>
+        <w:rFonts w:ascii="Wingdings" w:hAnsi="Wingdings" w:hint="default"/>
+        <w:sz w:val="20"/>
+      </w:rPr>
+    </w:lvl>
+    <w:lvl w:ilvl="7" w:tentative="1">
+      <w:start w:val="1"/>
+      <w:numFmt w:val="bullet"/>
+      <w:lvlText w:val=""/>
+      <w:lvlJc w:val="left"/>
+      <w:pPr>
+        <w:tabs>
+          <w:tab w:val="num" w:pos="5760"/>
+        </w:tabs>
+        <w:ind w:left="5760" w:hanging="360"/>
+      </w:pPr>
+      <w:rPr>
+        <w:rFonts w:ascii="Wingdings" w:hAnsi="Wingdings" w:hint="default"/>
+        <w:sz w:val="20"/>
+      </w:rPr>
+    </w:lvl>
+    <w:lvl w:ilvl="8" w:tentative="1">
+      <w:start w:val="1"/>
+      <w:numFmt w:val="bullet"/>
+      <w:lvlText w:val=""/>
+      <w:lvlJc w:val="left"/>
+      <w:pPr>
+        <w:tabs>
+          <w:tab w:val="num" w:pos="6480"/>
+        </w:tabs>
+        <w:ind w:left="6480" w:hanging="360"/>
+      </w:pPr>
+      <w:rPr>
+        <w:rFonts w:ascii="Wingdings" w:hAnsi="Wingdings" w:hint="default"/>
+        <w:sz w:val="20"/>
+      </w:rPr>
+    </w:lvl>
+  </w:abstractNum>
+  <w:abstractNum w:abstractNumId="5" w15:restartNumberingAfterBreak="0">
     <w:nsid w:val="3E921596"/>
     <w:multiLevelType w:val="multilevel"/>
     <w:tmpl w:val="C3A2B1CA"/>
@@ -3671,7 +8274,156 @@
       </w:rPr>
     </w:lvl>
   </w:abstractNum>
-  <w:abstractNum w:abstractNumId="4" w15:restartNumberingAfterBreak="0">
+  <w:abstractNum w:abstractNumId="6" w15:restartNumberingAfterBreak="0">
+    <w:nsid w:val="43E56741"/>
+    <w:multiLevelType w:val="multilevel"/>
+    <w:tmpl w:val="E7E27180"/>
+    <w:lvl w:ilvl="0">
+      <w:start w:val="1"/>
+      <w:numFmt w:val="bullet"/>
+      <w:lvlText w:val=""/>
+      <w:lvlJc w:val="left"/>
+      <w:pPr>
+        <w:tabs>
+          <w:tab w:val="num" w:pos="720"/>
+        </w:tabs>
+        <w:ind w:left="720" w:hanging="360"/>
+      </w:pPr>
+      <w:rPr>
+        <w:rFonts w:ascii="Symbol" w:hAnsi="Symbol" w:hint="default"/>
+        <w:sz w:val="20"/>
+      </w:rPr>
+    </w:lvl>
+    <w:lvl w:ilvl="1" w:tentative="1">
+      <w:start w:val="1"/>
+      <w:numFmt w:val="bullet"/>
+      <w:lvlText w:val="o"/>
+      <w:lvlJc w:val="left"/>
+      <w:pPr>
+        <w:tabs>
+          <w:tab w:val="num" w:pos="1440"/>
+        </w:tabs>
+        <w:ind w:left="1440" w:hanging="360"/>
+      </w:pPr>
+      <w:rPr>
+        <w:rFonts w:ascii="Courier New" w:hAnsi="Courier New" w:hint="default"/>
+        <w:sz w:val="20"/>
+      </w:rPr>
+    </w:lvl>
+    <w:lvl w:ilvl="2" w:tentative="1">
+      <w:start w:val="1"/>
+      <w:numFmt w:val="bullet"/>
+      <w:lvlText w:val=""/>
+      <w:lvlJc w:val="left"/>
+      <w:pPr>
+        <w:tabs>
+          <w:tab w:val="num" w:pos="2160"/>
+        </w:tabs>
+        <w:ind w:left="2160" w:hanging="360"/>
+      </w:pPr>
+      <w:rPr>
+        <w:rFonts w:ascii="Wingdings" w:hAnsi="Wingdings" w:hint="default"/>
+        <w:sz w:val="20"/>
+      </w:rPr>
+    </w:lvl>
+    <w:lvl w:ilvl="3" w:tentative="1">
+      <w:start w:val="1"/>
+      <w:numFmt w:val="bullet"/>
+      <w:lvlText w:val=""/>
+      <w:lvlJc w:val="left"/>
+      <w:pPr>
+        <w:tabs>
+          <w:tab w:val="num" w:pos="2880"/>
+        </w:tabs>
+        <w:ind w:left="2880" w:hanging="360"/>
+      </w:pPr>
+      <w:rPr>
+        <w:rFonts w:ascii="Wingdings" w:hAnsi="Wingdings" w:hint="default"/>
+        <w:sz w:val="20"/>
+      </w:rPr>
+    </w:lvl>
+    <w:lvl w:ilvl="4" w:tentative="1">
+      <w:start w:val="1"/>
+      <w:numFmt w:val="bullet"/>
+      <w:lvlText w:val=""/>
+      <w:lvlJc w:val="left"/>
+      <w:pPr>
+        <w:tabs>
+          <w:tab w:val="num" w:pos="3600"/>
+        </w:tabs>
+        <w:ind w:left="3600" w:hanging="360"/>
+      </w:pPr>
+      <w:rPr>
+        <w:rFonts w:ascii="Wingdings" w:hAnsi="Wingdings" w:hint="default"/>
+        <w:sz w:val="20"/>
+      </w:rPr>
+    </w:lvl>
+    <w:lvl w:ilvl="5" w:tentative="1">
+      <w:start w:val="1"/>
+      <w:numFmt w:val="bullet"/>
+      <w:lvlText w:val=""/>
+      <w:lvlJc w:val="left"/>
+      <w:pPr>
+        <w:tabs>
+          <w:tab w:val="num" w:pos="4320"/>
+        </w:tabs>
+        <w:ind w:left="4320" w:hanging="360"/>
+      </w:pPr>
+      <w:rPr>
+        <w:rFonts w:ascii="Wingdings" w:hAnsi="Wingdings" w:hint="default"/>
+        <w:sz w:val="20"/>
+      </w:rPr>
+    </w:lvl>
+    <w:lvl w:ilvl="6" w:tentative="1">
+      <w:start w:val="1"/>
+      <w:numFmt w:val="bullet"/>
+      <w:lvlText w:val=""/>
+      <w:lvlJc w:val="left"/>
+      <w:pPr>
+        <w:tabs>
+          <w:tab w:val="num" w:pos="5040"/>
+        </w:tabs>
+        <w:ind w:left="5040" w:hanging="360"/>
+      </w:pPr>
+      <w:rPr>
+        <w:rFonts w:ascii="Wingdings" w:hAnsi="Wingdings" w:hint="default"/>
+        <w:sz w:val="20"/>
+      </w:rPr>
+    </w:lvl>
+    <w:lvl w:ilvl="7" w:tentative="1">
+      <w:start w:val="1"/>
+      <w:numFmt w:val="bullet"/>
+      <w:lvlText w:val=""/>
+      <w:lvlJc w:val="left"/>
+      <w:pPr>
+        <w:tabs>
+          <w:tab w:val="num" w:pos="5760"/>
+        </w:tabs>
+        <w:ind w:left="5760" w:hanging="360"/>
+      </w:pPr>
+      <w:rPr>
+        <w:rFonts w:ascii="Wingdings" w:hAnsi="Wingdings" w:hint="default"/>
+        <w:sz w:val="20"/>
+      </w:rPr>
+    </w:lvl>
+    <w:lvl w:ilvl="8" w:tentative="1">
+      <w:start w:val="1"/>
+      <w:numFmt w:val="bullet"/>
+      <w:lvlText w:val=""/>
+      <w:lvlJc w:val="left"/>
+      <w:pPr>
+        <w:tabs>
+          <w:tab w:val="num" w:pos="6480"/>
+        </w:tabs>
+        <w:ind w:left="6480" w:hanging="360"/>
+      </w:pPr>
+      <w:rPr>
+        <w:rFonts w:ascii="Wingdings" w:hAnsi="Wingdings" w:hint="default"/>
+        <w:sz w:val="20"/>
+      </w:rPr>
+    </w:lvl>
+  </w:abstractNum>
+  <w:abstractNum w:abstractNumId="7" w15:restartNumberingAfterBreak="0">
     <w:nsid w:val="4D0F7EC2"/>
     <w:multiLevelType w:val="multilevel"/>
     <w:tmpl w:val="770CACCE"/>
@@ -3820,7 +8572,7 @@
       </w:rPr>
     </w:lvl>
   </w:abstractNum>
-  <w:abstractNum w:abstractNumId="5" w15:restartNumberingAfterBreak="0">
+  <w:abstractNum w:abstractNumId="8" w15:restartNumberingAfterBreak="0">
     <w:nsid w:val="557C2AC4"/>
     <w:multiLevelType w:val="multilevel"/>
     <w:tmpl w:val="A2503F94"/>
@@ -3969,7 +8721,7 @@
       </w:rPr>
     </w:lvl>
   </w:abstractNum>
-  <w:abstractNum w:abstractNumId="6" w15:restartNumberingAfterBreak="0">
+  <w:abstractNum w:abstractNumId="9" w15:restartNumberingAfterBreak="0">
     <w:nsid w:val="5BCA2889"/>
     <w:multiLevelType w:val="hybridMultilevel"/>
     <w:tmpl w:val="8C727690"/>
@@ -4082,7 +8834,7 @@
       </w:rPr>
     </w:lvl>
   </w:abstractNum>
-  <w:abstractNum w:abstractNumId="7" w15:restartNumberingAfterBreak="0">
+  <w:abstractNum w:abstractNumId="10" w15:restartNumberingAfterBreak="0">
     <w:nsid w:val="5C5908A1"/>
     <w:multiLevelType w:val="multilevel"/>
     <w:tmpl w:val="4C54C88C"/>
@@ -4231,7 +8983,7 @@
       </w:rPr>
     </w:lvl>
   </w:abstractNum>
-  <w:abstractNum w:abstractNumId="8" w15:restartNumberingAfterBreak="0">
+  <w:abstractNum w:abstractNumId="11" w15:restartNumberingAfterBreak="0">
     <w:nsid w:val="5E06479A"/>
     <w:multiLevelType w:val="hybridMultilevel"/>
     <w:tmpl w:val="7250C1B2"/>
@@ -4317,7 +9069,120 @@
       </w:pPr>
     </w:lvl>
   </w:abstractNum>
-  <w:abstractNum w:abstractNumId="9" w15:restartNumberingAfterBreak="0">
+  <w:abstractNum w:abstractNumId="12" w15:restartNumberingAfterBreak="0">
+    <w:nsid w:val="5F417C18"/>
+    <w:multiLevelType w:val="multilevel"/>
+    <w:tmpl w:val="D5D27F4C"/>
+    <w:lvl w:ilvl="0">
+      <w:start w:val="1"/>
+      <w:numFmt w:val="decimal"/>
+      <w:lvlText w:val="%1."/>
+      <w:lvlJc w:val="left"/>
+      <w:pPr>
+        <w:tabs>
+          <w:tab w:val="num" w:pos="720"/>
+        </w:tabs>
+        <w:ind w:left="720" w:hanging="360"/>
+      </w:pPr>
+    </w:lvl>
+    <w:lvl w:ilvl="1" w:tentative="1">
+      <w:start w:val="1"/>
+      <w:numFmt w:val="decimal"/>
+      <w:lvlText w:val="%2."/>
+      <w:lvlJc w:val="left"/>
+      <w:pPr>
+        <w:tabs>
+          <w:tab w:val="num" w:pos="1440"/>
+        </w:tabs>
+        <w:ind w:left="1440" w:hanging="360"/>
+      </w:pPr>
+    </w:lvl>
+    <w:lvl w:ilvl="2" w:tentative="1">
+      <w:start w:val="1"/>
+      <w:numFmt w:val="decimal"/>
+      <w:lvlText w:val="%3."/>
+      <w:lvlJc w:val="left"/>
+      <w:pPr>
+        <w:tabs>
+          <w:tab w:val="num" w:pos="2160"/>
+        </w:tabs>
+        <w:ind w:left="2160" w:hanging="360"/>
+      </w:pPr>
+    </w:lvl>
+    <w:lvl w:ilvl="3" w:tentative="1">
+      <w:start w:val="1"/>
+      <w:numFmt w:val="decimal"/>
+      <w:lvlText w:val="%4."/>
+      <w:lvlJc w:val="left"/>
+      <w:pPr>
+        <w:tabs>
+          <w:tab w:val="num" w:pos="2880"/>
+        </w:tabs>
+        <w:ind w:left="2880" w:hanging="360"/>
+      </w:pPr>
+    </w:lvl>
+    <w:lvl w:ilvl="4" w:tentative="1">
+      <w:start w:val="1"/>
+      <w:numFmt w:val="decimal"/>
+      <w:lvlText w:val="%5."/>
+      <w:lvlJc w:val="left"/>
+      <w:pPr>
+        <w:tabs>
+          <w:tab w:val="num" w:pos="3600"/>
+        </w:tabs>
+        <w:ind w:left="3600" w:hanging="360"/>
+      </w:pPr>
+    </w:lvl>
+    <w:lvl w:ilvl="5" w:tentative="1">
+      <w:start w:val="1"/>
+      <w:numFmt w:val="decimal"/>
+      <w:lvlText w:val="%6."/>
+      <w:lvlJc w:val="left"/>
+      <w:pPr>
+        <w:tabs>
+          <w:tab w:val="num" w:pos="4320"/>
+        </w:tabs>
+        <w:ind w:left="4320" w:hanging="360"/>
+      </w:pPr>
+    </w:lvl>
+    <w:lvl w:ilvl="6" w:tentative="1">
+      <w:start w:val="1"/>
+      <w:numFmt w:val="decimal"/>
+      <w:lvlText w:val="%7."/>
+      <w:lvlJc w:val="left"/>
+      <w:pPr>
+        <w:tabs>
+          <w:tab w:val="num" w:pos="5040"/>
+        </w:tabs>
+        <w:ind w:left="5040" w:hanging="360"/>
+      </w:pPr>
+    </w:lvl>
+    <w:lvl w:ilvl="7" w:tentative="1">
+      <w:start w:val="1"/>
+      <w:numFmt w:val="decimal"/>
+      <w:lvlText w:val="%8."/>
+      <w:lvlJc w:val="left"/>
+      <w:pPr>
+        <w:tabs>
+          <w:tab w:val="num" w:pos="5760"/>
+        </w:tabs>
+        <w:ind w:left="5760" w:hanging="360"/>
+      </w:pPr>
+    </w:lvl>
+    <w:lvl w:ilvl="8" w:tentative="1">
+      <w:start w:val="1"/>
+      <w:numFmt w:val="decimal"/>
+      <w:lvlText w:val="%9."/>
+      <w:lvlJc w:val="left"/>
+      <w:pPr>
+        <w:tabs>
+          <w:tab w:val="num" w:pos="6480"/>
+        </w:tabs>
+        <w:ind w:left="6480" w:hanging="360"/>
+      </w:pPr>
+    </w:lvl>
+  </w:abstractNum>
+  <w:abstractNum w:abstractNumId="13" w15:restartNumberingAfterBreak="0">
     <w:nsid w:val="646F385E"/>
     <w:multiLevelType w:val="multilevel"/>
     <w:tmpl w:val="409C0B8E"/>
@@ -4466,7 +9331,7 @@
       </w:rPr>
     </w:lvl>
   </w:abstractNum>
-  <w:abstractNum w:abstractNumId="10" w15:restartNumberingAfterBreak="0">
+  <w:abstractNum w:abstractNumId="14" w15:restartNumberingAfterBreak="0">
     <w:nsid w:val="64712010"/>
     <w:multiLevelType w:val="hybridMultilevel"/>
     <w:tmpl w:val="DFC8BFD6"/>
@@ -4552,7 +9417,7 @@
       </w:pPr>
     </w:lvl>
   </w:abstractNum>
-  <w:abstractNum w:abstractNumId="11" w15:restartNumberingAfterBreak="0">
+  <w:abstractNum w:abstractNumId="15" w15:restartNumberingAfterBreak="0">
     <w:nsid w:val="67CF3846"/>
     <w:multiLevelType w:val="hybridMultilevel"/>
     <w:tmpl w:val="3064F522"/>
@@ -4638,7 +9503,7 @@
       </w:pPr>
     </w:lvl>
   </w:abstractNum>
-  <w:abstractNum w:abstractNumId="12" w15:restartNumberingAfterBreak="0">
+  <w:abstractNum w:abstractNumId="16" w15:restartNumberingAfterBreak="0">
     <w:nsid w:val="6E0632EA"/>
     <w:multiLevelType w:val="hybridMultilevel"/>
     <w:tmpl w:val="93CA4384"/>
@@ -4728,43 +9593,55 @@
     </w:lvl>
   </w:abstractNum>
   <w:num w:numId="1" w16cid:durableId="532306598">
-    <w:abstractNumId w:val="3"/>
+    <w:abstractNumId w:val="5"/>
   </w:num>
   <w:num w:numId="2" w16cid:durableId="612709425">
-    <w:abstractNumId w:val="7"/>
+    <w:abstractNumId w:val="10"/>
   </w:num>
   <w:num w:numId="3" w16cid:durableId="1160737044">
     <w:abstractNumId w:val="0"/>
   </w:num>
   <w:num w:numId="4" w16cid:durableId="1111121477">
-    <w:abstractNumId w:val="5"/>
+    <w:abstractNumId w:val="8"/>
   </w:num>
   <w:num w:numId="5" w16cid:durableId="138808876">
-    <w:abstractNumId w:val="4"/>
+    <w:abstractNumId w:val="7"/>
   </w:num>
   <w:num w:numId="6" w16cid:durableId="1553152935">
+    <w:abstractNumId w:val="13"/>
+  </w:num>
+  <w:num w:numId="7" w16cid:durableId="1571504984">
+    <w:abstractNumId w:val="3"/>
+  </w:num>
+  <w:num w:numId="8" w16cid:durableId="876966842">
+    <w:abstractNumId w:val="16"/>
+  </w:num>
+  <w:num w:numId="9" w16cid:durableId="170724207">
     <w:abstractNumId w:val="9"/>
   </w:num>
-  <w:num w:numId="7" w16cid:durableId="1571504984">
-    <w:abstractNumId w:val="2"/>
-  </w:num>
-  <w:num w:numId="8" w16cid:durableId="876966842">
-    <w:abstractNumId w:val="12"/>
-  </w:num>
-  <w:num w:numId="9" w16cid:durableId="170724207">
-    <w:abstractNumId w:val="6"/>
-  </w:num>
   <w:num w:numId="10" w16cid:durableId="623267210">
-    <w:abstractNumId w:val="11"/>
+    <w:abstractNumId w:val="15"/>
   </w:num>
   <w:num w:numId="11" w16cid:durableId="1025326461">
     <w:abstractNumId w:val="1"/>
   </w:num>
   <w:num w:numId="12" w16cid:durableId="885526641">
-    <w:abstractNumId w:val="8"/>
+    <w:abstractNumId w:val="11"/>
   </w:num>
   <w:num w:numId="13" w16cid:durableId="1988779863">
-    <w:abstractNumId w:val="10"/>
+    <w:abstractNumId w:val="14"/>
+  </w:num>
+  <w:num w:numId="14" w16cid:durableId="1654719080">
+    <w:abstractNumId w:val="6"/>
+  </w:num>
+  <w:num w:numId="15" w16cid:durableId="220286244">
+    <w:abstractNumId w:val="2"/>
+  </w:num>
+  <w:num w:numId="16" w16cid:durableId="1114668109">
+    <w:abstractNumId w:val="4"/>
+  </w:num>
+  <w:num w:numId="17" w16cid:durableId="2116288683">
+    <w:abstractNumId w:val="12"/>
   </w:num>
 </w:numbering>
 </file>

--- a/F/F6/F6.docx
+++ b/F/F6/F6.docx
@@ -7480,16 +7480,694 @@
         <w:rPr>
           <w:rFonts w:hint="eastAsia"/>
         </w:rPr>
+        <w:lastRenderedPageBreak/>
         <w:t>F6.3.5</w:t>
       </w:r>
     </w:p>
     <w:p>
       <w:pPr>
         <w:rPr>
-          <w:rFonts w:hint="eastAsia"/>
-          <w:szCs w:val="21"/>
-        </w:rPr>
-      </w:pPr>
+          <w:szCs w:val="21"/>
+        </w:rPr>
+      </w:pPr>
+      <w:r>
+        <w:rPr>
+          <w:szCs w:val="21"/>
+        </w:rPr>
+        <w:drawing>
+          <wp:inline distT="0" distB="0" distL="0" distR="0" wp14:anchorId="63FAF347" wp14:editId="5DD361AE">
+            <wp:extent cx="5274310" cy="2042795"/>
+            <wp:effectExtent l="0" t="0" r="2540" b="0"/>
+            <wp:docPr id="1052954326" name="图片 1"/>
+            <wp:cNvGraphicFramePr>
+              <a:graphicFrameLocks xmlns:a="http://schemas.openxmlformats.org/drawingml/2006/main" noChangeAspect="1"/>
+            </wp:cNvGraphicFramePr>
+            <a:graphic xmlns:a="http://schemas.openxmlformats.org/drawingml/2006/main">
+              <a:graphicData uri="http://schemas.openxmlformats.org/drawingml/2006/picture">
+                <pic:pic xmlns:pic="http://schemas.openxmlformats.org/drawingml/2006/picture">
+                  <pic:nvPicPr>
+                    <pic:cNvPr id="1052954326" name=""/>
+                    <pic:cNvPicPr/>
+                  </pic:nvPicPr>
+                  <pic:blipFill>
+                    <a:blip r:embed="rId24"/>
+                    <a:stretch>
+                      <a:fillRect/>
+                    </a:stretch>
+                  </pic:blipFill>
+                  <pic:spPr>
+                    <a:xfrm>
+                      <a:off x="0" y="0"/>
+                      <a:ext cx="5274310" cy="2042795"/>
+                    </a:xfrm>
+                    <a:prstGeom prst="rect">
+                      <a:avLst/>
+                    </a:prstGeom>
+                  </pic:spPr>
+                </pic:pic>
+              </a:graphicData>
+            </a:graphic>
+          </wp:inline>
+        </w:drawing>
+      </w:r>
+    </w:p>
+    <w:p>
+      <w:pPr>
+        <w:rPr>
+          <w:szCs w:val="21"/>
+        </w:rPr>
+      </w:pPr>
+      <w:r>
+        <w:rPr>
+          <w:rFonts w:hint="eastAsia"/>
+          <w:szCs w:val="21"/>
+        </w:rPr>
+        <w:t>Mem.hex</w:t>
+      </w:r>
+    </w:p>
+    <w:p>
+      <w:pPr>
+        <w:rPr>
+          <w:rFonts w:hint="eastAsia"/>
+          <w:szCs w:val="21"/>
+        </w:rPr>
+      </w:pPr>
+      <w:r>
+        <w:rPr>
+          <w:szCs w:val="21"/>
+        </w:rPr>
+        <w:drawing>
+          <wp:inline distT="0" distB="0" distL="0" distR="0" wp14:anchorId="556F26A5" wp14:editId="242A7065">
+            <wp:extent cx="4725059" cy="1009791"/>
+            <wp:effectExtent l="0" t="0" r="0" b="0"/>
+            <wp:docPr id="2071752861" name="图片 1"/>
+            <wp:cNvGraphicFramePr>
+              <a:graphicFrameLocks xmlns:a="http://schemas.openxmlformats.org/drawingml/2006/main" noChangeAspect="1"/>
+            </wp:cNvGraphicFramePr>
+            <a:graphic xmlns:a="http://schemas.openxmlformats.org/drawingml/2006/main">
+              <a:graphicData uri="http://schemas.openxmlformats.org/drawingml/2006/picture">
+                <pic:pic xmlns:pic="http://schemas.openxmlformats.org/drawingml/2006/picture">
+                  <pic:nvPicPr>
+                    <pic:cNvPr id="2071752861" name=""/>
+                    <pic:cNvPicPr/>
+                  </pic:nvPicPr>
+                  <pic:blipFill>
+                    <a:blip r:embed="rId25"/>
+                    <a:stretch>
+                      <a:fillRect/>
+                    </a:stretch>
+                  </pic:blipFill>
+                  <pic:spPr>
+                    <a:xfrm>
+                      <a:off x="0" y="0"/>
+                      <a:ext cx="4725059" cy="1009791"/>
+                    </a:xfrm>
+                    <a:prstGeom prst="rect">
+                      <a:avLst/>
+                    </a:prstGeom>
+                  </pic:spPr>
+                </pic:pic>
+              </a:graphicData>
+            </a:graphic>
+          </wp:inline>
+        </w:drawing>
+      </w:r>
+    </w:p>
+    <w:p>
+      <w:pPr>
+        <w:rPr>
+          <w:szCs w:val="21"/>
+        </w:rPr>
+      </w:pPr>
+      <w:r>
+        <w:rPr>
+          <w:noProof/>
+          <w:szCs w:val="21"/>
+        </w:rPr>
+        <mc:AlternateContent>
+          <mc:Choice Requires="wps">
+            <w:drawing>
+              <wp:anchor distT="0" distB="0" distL="114300" distR="114300" simplePos="0" relativeHeight="251672576" behindDoc="0" locked="0" layoutInCell="1" allowOverlap="1" wp14:anchorId="6EA7D931" wp14:editId="2F7B6F70">
+                <wp:simplePos x="0" y="0"/>
+                <wp:positionH relativeFrom="column">
+                  <wp:posOffset>1921041</wp:posOffset>
+                </wp:positionH>
+                <wp:positionV relativeFrom="paragraph">
+                  <wp:posOffset>2895599</wp:posOffset>
+                </wp:positionV>
+                <wp:extent cx="288557" cy="192037"/>
+                <wp:effectExtent l="0" t="0" r="16510" b="17780"/>
+                <wp:wrapNone/>
+                <wp:docPr id="708441439" name="矩形 5"/>
+                <wp:cNvGraphicFramePr/>
+                <a:graphic xmlns:a="http://schemas.openxmlformats.org/drawingml/2006/main">
+                  <a:graphicData uri="http://schemas.microsoft.com/office/word/2010/wordprocessingShape">
+                    <wps:wsp>
+                      <wps:cNvSpPr/>
+                      <wps:spPr>
+                        <a:xfrm>
+                          <a:off x="0" y="0"/>
+                          <a:ext cx="288557" cy="192037"/>
+                        </a:xfrm>
+                        <a:prstGeom prst="rect">
+                          <a:avLst/>
+                        </a:prstGeom>
+                        <a:noFill/>
+                        <a:ln w="19050">
+                          <a:solidFill>
+                            <a:srgbClr val="EE0000"/>
+                          </a:solidFill>
+                        </a:ln>
+                      </wps:spPr>
+                      <wps:style>
+                        <a:lnRef idx="2">
+                          <a:schemeClr val="accent1">
+                            <a:shade val="15000"/>
+                          </a:schemeClr>
+                        </a:lnRef>
+                        <a:fillRef idx="1">
+                          <a:schemeClr val="accent1"/>
+                        </a:fillRef>
+                        <a:effectRef idx="0">
+                          <a:schemeClr val="accent1"/>
+                        </a:effectRef>
+                        <a:fontRef idx="minor">
+                          <a:schemeClr val="lt1"/>
+                        </a:fontRef>
+                      </wps:style>
+                      <wps:bodyPr rot="0" spcFirstLastPara="0" vertOverflow="overflow" horzOverflow="overflow" vert="horz" wrap="square" lIns="91440" tIns="45720" rIns="91440" bIns="45720" numCol="1" spcCol="0" rtlCol="0" fromWordArt="0" anchor="ctr" anchorCtr="0" forceAA="0" compatLnSpc="1">
+                        <a:prstTxWarp prst="textNoShape">
+                          <a:avLst/>
+                        </a:prstTxWarp>
+                        <a:noAutofit/>
+                      </wps:bodyPr>
+                    </wps:wsp>
+                  </a:graphicData>
+                </a:graphic>
+                <wp14:sizeRelH relativeFrom="margin">
+                  <wp14:pctWidth>0</wp14:pctWidth>
+                </wp14:sizeRelH>
+                <wp14:sizeRelV relativeFrom="margin">
+                  <wp14:pctHeight>0</wp14:pctHeight>
+                </wp14:sizeRelV>
+              </wp:anchor>
+            </w:drawing>
+          </mc:Choice>
+          <mc:Fallback>
+            <w:pict>
+              <v:rect w14:anchorId="74E1D54F" id="矩形 5" o:spid="_x0000_s1026" style="position:absolute;margin-left:151.25pt;margin-top:228pt;width:22.7pt;height:15.1pt;z-index:251672576;visibility:visible;mso-wrap-style:square;mso-width-percent:0;mso-height-percent:0;mso-wrap-distance-left:9pt;mso-wrap-distance-top:0;mso-wrap-distance-right:9pt;mso-wrap-distance-bottom:0;mso-position-horizontal:absolute;mso-position-horizontal-relative:text;mso-position-vertical:absolute;mso-position-vertical-relative:text;mso-width-percent:0;mso-height-percent:0;mso-width-relative:margin;mso-height-relative:margin;v-text-anchor:middle" o:gfxdata="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" filled="f" strokecolor="#e00" strokeweight="1.5pt"/>
+            </w:pict>
+          </mc:Fallback>
+        </mc:AlternateContent>
+      </w:r>
+      <w:r>
+        <w:rPr>
+          <w:noProof/>
+          <w:szCs w:val="21"/>
+        </w:rPr>
+        <mc:AlternateContent>
+          <mc:Choice Requires="wps">
+            <w:drawing>
+              <wp:anchor distT="0" distB="0" distL="114300" distR="114300" simplePos="0" relativeHeight="251670528" behindDoc="0" locked="0" layoutInCell="1" allowOverlap="1" wp14:anchorId="2E7BB231" wp14:editId="347DED31">
+                <wp:simplePos x="0" y="0"/>
+                <wp:positionH relativeFrom="column">
+                  <wp:posOffset>1483895</wp:posOffset>
+                </wp:positionH>
+                <wp:positionV relativeFrom="paragraph">
+                  <wp:posOffset>509336</wp:posOffset>
+                </wp:positionV>
+                <wp:extent cx="360947" cy="108217"/>
+                <wp:effectExtent l="0" t="0" r="20320" b="25400"/>
+                <wp:wrapNone/>
+                <wp:docPr id="178639145" name="矩形 5"/>
+                <wp:cNvGraphicFramePr/>
+                <a:graphic xmlns:a="http://schemas.openxmlformats.org/drawingml/2006/main">
+                  <a:graphicData uri="http://schemas.microsoft.com/office/word/2010/wordprocessingShape">
+                    <wps:wsp>
+                      <wps:cNvSpPr/>
+                      <wps:spPr>
+                        <a:xfrm>
+                          <a:off x="0" y="0"/>
+                          <a:ext cx="360947" cy="108217"/>
+                        </a:xfrm>
+                        <a:prstGeom prst="rect">
+                          <a:avLst/>
+                        </a:prstGeom>
+                        <a:noFill/>
+                        <a:ln w="19050">
+                          <a:solidFill>
+                            <a:srgbClr val="EE0000"/>
+                          </a:solidFill>
+                        </a:ln>
+                      </wps:spPr>
+                      <wps:style>
+                        <a:lnRef idx="2">
+                          <a:schemeClr val="accent1">
+                            <a:shade val="15000"/>
+                          </a:schemeClr>
+                        </a:lnRef>
+                        <a:fillRef idx="1">
+                          <a:schemeClr val="accent1"/>
+                        </a:fillRef>
+                        <a:effectRef idx="0">
+                          <a:schemeClr val="accent1"/>
+                        </a:effectRef>
+                        <a:fontRef idx="minor">
+                          <a:schemeClr val="lt1"/>
+                        </a:fontRef>
+                      </wps:style>
+                      <wps:bodyPr rot="0" spcFirstLastPara="0" vertOverflow="overflow" horzOverflow="overflow" vert="horz" wrap="square" lIns="91440" tIns="45720" rIns="91440" bIns="45720" numCol="1" spcCol="0" rtlCol="0" fromWordArt="0" anchor="ctr" anchorCtr="0" forceAA="0" compatLnSpc="1">
+                        <a:prstTxWarp prst="textNoShape">
+                          <a:avLst/>
+                        </a:prstTxWarp>
+                        <a:noAutofit/>
+                      </wps:bodyPr>
+                    </wps:wsp>
+                  </a:graphicData>
+                </a:graphic>
+                <wp14:sizeRelV relativeFrom="margin">
+                  <wp14:pctHeight>0</wp14:pctHeight>
+                </wp14:sizeRelV>
+              </wp:anchor>
+            </w:drawing>
+          </mc:Choice>
+          <mc:Fallback>
+            <w:pict>
+              <v:rect w14:anchorId="30B49EB0" id="矩形 5" o:spid="_x0000_s1026" style="position:absolute;margin-left:116.85pt;margin-top:40.1pt;width:28.4pt;height:8.5pt;z-index:251670528;visibility:visible;mso-wrap-style:square;mso-height-percent:0;mso-wrap-distance-left:9pt;mso-wrap-distance-top:0;mso-wrap-distance-right:9pt;mso-wrap-distance-bottom:0;mso-position-horizontal:absolute;mso-position-horizontal-relative:text;mso-position-vertical:absolute;mso-position-vertical-relative:text;mso-height-percent:0;mso-height-relative:margin;v-text-anchor:middle" o:gfxdata="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" filled="f" strokecolor="#e00" strokeweight="1.5pt"/>
+            </w:pict>
+          </mc:Fallback>
+        </mc:AlternateContent>
+      </w:r>
+      <w:r>
+        <w:rPr>
+          <w:szCs w:val="21"/>
+        </w:rPr>
+        <w:drawing>
+          <wp:inline distT="0" distB="0" distL="0" distR="0" wp14:anchorId="50A0560D" wp14:editId="0EF8F2C3">
+            <wp:extent cx="5274310" cy="3653790"/>
+            <wp:effectExtent l="0" t="0" r="2540" b="3810"/>
+            <wp:docPr id="1168556191" name="图片 1"/>
+            <wp:cNvGraphicFramePr>
+              <a:graphicFrameLocks xmlns:a="http://schemas.openxmlformats.org/drawingml/2006/main" noChangeAspect="1"/>
+            </wp:cNvGraphicFramePr>
+            <a:graphic xmlns:a="http://schemas.openxmlformats.org/drawingml/2006/main">
+              <a:graphicData uri="http://schemas.openxmlformats.org/drawingml/2006/picture">
+                <pic:pic xmlns:pic="http://schemas.openxmlformats.org/drawingml/2006/picture">
+                  <pic:nvPicPr>
+                    <pic:cNvPr id="1168556191" name=""/>
+                    <pic:cNvPicPr/>
+                  </pic:nvPicPr>
+                  <pic:blipFill>
+                    <a:blip r:embed="rId26"/>
+                    <a:stretch>
+                      <a:fillRect/>
+                    </a:stretch>
+                  </pic:blipFill>
+                  <pic:spPr>
+                    <a:xfrm>
+                      <a:off x="0" y="0"/>
+                      <a:ext cx="5274310" cy="3653790"/>
+                    </a:xfrm>
+                    <a:prstGeom prst="rect">
+                      <a:avLst/>
+                    </a:prstGeom>
+                  </pic:spPr>
+                </pic:pic>
+              </a:graphicData>
+            </a:graphic>
+          </wp:inline>
+        </w:drawing>
+      </w:r>
+    </w:p>
+    <w:p>
+      <w:pPr>
+        <w:rPr>
+          <w:szCs w:val="21"/>
+        </w:rPr>
+      </w:pPr>
+      <w:r>
+        <w:rPr>
+          <w:rFonts w:hint="eastAsia"/>
+          <w:szCs w:val="21"/>
+        </w:rPr>
+        <w:t>Sum.hex</w:t>
+      </w:r>
+    </w:p>
+    <w:p>
+      <w:pPr>
+        <w:rPr>
+          <w:szCs w:val="21"/>
+        </w:rPr>
+      </w:pPr>
+      <w:r>
+        <w:rPr>
+          <w:szCs w:val="21"/>
+        </w:rPr>
+        <w:drawing>
+          <wp:inline distT="0" distB="0" distL="0" distR="0" wp14:anchorId="31764573" wp14:editId="0CD10ED8">
+            <wp:extent cx="3031958" cy="559469"/>
+            <wp:effectExtent l="0" t="0" r="0" b="0"/>
+            <wp:docPr id="1746557493" name="图片 1"/>
+            <wp:cNvGraphicFramePr>
+              <a:graphicFrameLocks xmlns:a="http://schemas.openxmlformats.org/drawingml/2006/main" noChangeAspect="1"/>
+            </wp:cNvGraphicFramePr>
+            <a:graphic xmlns:a="http://schemas.openxmlformats.org/drawingml/2006/main">
+              <a:graphicData uri="http://schemas.openxmlformats.org/drawingml/2006/picture">
+                <pic:pic xmlns:pic="http://schemas.openxmlformats.org/drawingml/2006/picture">
+                  <pic:nvPicPr>
+                    <pic:cNvPr id="1746557493" name=""/>
+                    <pic:cNvPicPr/>
+                  </pic:nvPicPr>
+                  <pic:blipFill>
+                    <a:blip r:embed="rId27"/>
+                    <a:stretch>
+                      <a:fillRect/>
+                    </a:stretch>
+                  </pic:blipFill>
+                  <pic:spPr>
+                    <a:xfrm>
+                      <a:off x="0" y="0"/>
+                      <a:ext cx="3057167" cy="564121"/>
+                    </a:xfrm>
+                    <a:prstGeom prst="rect">
+                      <a:avLst/>
+                    </a:prstGeom>
+                  </pic:spPr>
+                </pic:pic>
+              </a:graphicData>
+            </a:graphic>
+          </wp:inline>
+        </w:drawing>
+      </w:r>
+    </w:p>
+    <w:p>
+      <w:pPr>
+        <w:rPr>
+          <w:szCs w:val="21"/>
+        </w:rPr>
+      </w:pPr>
+    </w:p>
+    <w:p>
+      <w:pPr>
+        <w:rPr>
+          <w:szCs w:val="21"/>
+        </w:rPr>
+      </w:pPr>
+      <w:r>
+        <w:rPr>
+          <w:noProof/>
+          <w:szCs w:val="21"/>
+        </w:rPr>
+        <w:lastRenderedPageBreak/>
+        <mc:AlternateContent>
+          <mc:Choice Requires="wps">
+            <w:drawing>
+              <wp:anchor distT="0" distB="0" distL="114300" distR="114300" simplePos="0" relativeHeight="251676672" behindDoc="0" locked="0" layoutInCell="1" allowOverlap="1" wp14:anchorId="6A1B49ED" wp14:editId="70231B70">
+                <wp:simplePos x="0" y="0"/>
+                <wp:positionH relativeFrom="column">
+                  <wp:posOffset>1568115</wp:posOffset>
+                </wp:positionH>
+                <wp:positionV relativeFrom="paragraph">
+                  <wp:posOffset>2474495</wp:posOffset>
+                </wp:positionV>
+                <wp:extent cx="264093" cy="156410"/>
+                <wp:effectExtent l="0" t="0" r="22225" b="15240"/>
+                <wp:wrapNone/>
+                <wp:docPr id="1038055971" name="矩形 5"/>
+                <wp:cNvGraphicFramePr/>
+                <a:graphic xmlns:a="http://schemas.openxmlformats.org/drawingml/2006/main">
+                  <a:graphicData uri="http://schemas.microsoft.com/office/word/2010/wordprocessingShape">
+                    <wps:wsp>
+                      <wps:cNvSpPr/>
+                      <wps:spPr>
+                        <a:xfrm>
+                          <a:off x="0" y="0"/>
+                          <a:ext cx="264093" cy="156410"/>
+                        </a:xfrm>
+                        <a:prstGeom prst="rect">
+                          <a:avLst/>
+                        </a:prstGeom>
+                        <a:noFill/>
+                        <a:ln w="19050">
+                          <a:solidFill>
+                            <a:srgbClr val="EE0000"/>
+                          </a:solidFill>
+                        </a:ln>
+                      </wps:spPr>
+                      <wps:style>
+                        <a:lnRef idx="2">
+                          <a:schemeClr val="accent1">
+                            <a:shade val="15000"/>
+                          </a:schemeClr>
+                        </a:lnRef>
+                        <a:fillRef idx="1">
+                          <a:schemeClr val="accent1"/>
+                        </a:fillRef>
+                        <a:effectRef idx="0">
+                          <a:schemeClr val="accent1"/>
+                        </a:effectRef>
+                        <a:fontRef idx="minor">
+                          <a:schemeClr val="lt1"/>
+                        </a:fontRef>
+                      </wps:style>
+                      <wps:bodyPr rot="0" spcFirstLastPara="0" vertOverflow="overflow" horzOverflow="overflow" vert="horz" wrap="square" lIns="91440" tIns="45720" rIns="91440" bIns="45720" numCol="1" spcCol="0" rtlCol="0" fromWordArt="0" anchor="ctr" anchorCtr="0" forceAA="0" compatLnSpc="1">
+                        <a:prstTxWarp prst="textNoShape">
+                          <a:avLst/>
+                        </a:prstTxWarp>
+                        <a:noAutofit/>
+                      </wps:bodyPr>
+                    </wps:wsp>
+                  </a:graphicData>
+                </a:graphic>
+                <wp14:sizeRelH relativeFrom="margin">
+                  <wp14:pctWidth>0</wp14:pctWidth>
+                </wp14:sizeRelH>
+                <wp14:sizeRelV relativeFrom="margin">
+                  <wp14:pctHeight>0</wp14:pctHeight>
+                </wp14:sizeRelV>
+              </wp:anchor>
+            </w:drawing>
+          </mc:Choice>
+          <mc:Fallback>
+            <w:pict>
+              <v:rect w14:anchorId="09C33376" id="矩形 5" o:spid="_x0000_s1026" style="position:absolute;margin-left:123.45pt;margin-top:194.85pt;width:20.8pt;height:12.3pt;z-index:251676672;visibility:visible;mso-wrap-style:square;mso-width-percent:0;mso-height-percent:0;mso-wrap-distance-left:9pt;mso-wrap-distance-top:0;mso-wrap-distance-right:9pt;mso-wrap-distance-bottom:0;mso-position-horizontal:absolute;mso-position-horizontal-relative:text;mso-position-vertical:absolute;mso-position-vertical-relative:text;mso-width-percent:0;mso-height-percent:0;mso-width-relative:margin;mso-height-relative:margin;v-text-anchor:middle" o:gfxdata="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" filled="f" strokecolor="#e00" strokeweight="1.5pt"/>
+            </w:pict>
+          </mc:Fallback>
+        </mc:AlternateContent>
+      </w:r>
+      <w:r>
+        <w:rPr>
+          <w:noProof/>
+          <w:szCs w:val="21"/>
+        </w:rPr>
+        <mc:AlternateContent>
+          <mc:Choice Requires="wps">
+            <w:drawing>
+              <wp:anchor distT="0" distB="0" distL="114300" distR="114300" simplePos="0" relativeHeight="251674624" behindDoc="0" locked="0" layoutInCell="1" allowOverlap="1" wp14:anchorId="33BF6898" wp14:editId="0A89642A">
+                <wp:simplePos x="0" y="0"/>
+                <wp:positionH relativeFrom="column">
+                  <wp:posOffset>1162351</wp:posOffset>
+                </wp:positionH>
+                <wp:positionV relativeFrom="paragraph">
+                  <wp:posOffset>416660</wp:posOffset>
+                </wp:positionV>
+                <wp:extent cx="360947" cy="108217"/>
+                <wp:effectExtent l="0" t="0" r="20320" b="25400"/>
+                <wp:wrapNone/>
+                <wp:docPr id="376357228" name="矩形 5"/>
+                <wp:cNvGraphicFramePr/>
+                <a:graphic xmlns:a="http://schemas.openxmlformats.org/drawingml/2006/main">
+                  <a:graphicData uri="http://schemas.microsoft.com/office/word/2010/wordprocessingShape">
+                    <wps:wsp>
+                      <wps:cNvSpPr/>
+                      <wps:spPr>
+                        <a:xfrm>
+                          <a:off x="0" y="0"/>
+                          <a:ext cx="360947" cy="108217"/>
+                        </a:xfrm>
+                        <a:prstGeom prst="rect">
+                          <a:avLst/>
+                        </a:prstGeom>
+                        <a:noFill/>
+                        <a:ln w="19050">
+                          <a:solidFill>
+                            <a:srgbClr val="EE0000"/>
+                          </a:solidFill>
+                        </a:ln>
+                      </wps:spPr>
+                      <wps:style>
+                        <a:lnRef idx="2">
+                          <a:schemeClr val="accent1">
+                            <a:shade val="15000"/>
+                          </a:schemeClr>
+                        </a:lnRef>
+                        <a:fillRef idx="1">
+                          <a:schemeClr val="accent1"/>
+                        </a:fillRef>
+                        <a:effectRef idx="0">
+                          <a:schemeClr val="accent1"/>
+                        </a:effectRef>
+                        <a:fontRef idx="minor">
+                          <a:schemeClr val="lt1"/>
+                        </a:fontRef>
+                      </wps:style>
+                      <wps:bodyPr rot="0" spcFirstLastPara="0" vertOverflow="overflow" horzOverflow="overflow" vert="horz" wrap="square" lIns="91440" tIns="45720" rIns="91440" bIns="45720" numCol="1" spcCol="0" rtlCol="0" fromWordArt="0" anchor="ctr" anchorCtr="0" forceAA="0" compatLnSpc="1">
+                        <a:prstTxWarp prst="textNoShape">
+                          <a:avLst/>
+                        </a:prstTxWarp>
+                        <a:noAutofit/>
+                      </wps:bodyPr>
+                    </wps:wsp>
+                  </a:graphicData>
+                </a:graphic>
+                <wp14:sizeRelV relativeFrom="margin">
+                  <wp14:pctHeight>0</wp14:pctHeight>
+                </wp14:sizeRelV>
+              </wp:anchor>
+            </w:drawing>
+          </mc:Choice>
+          <mc:Fallback>
+            <w:pict>
+              <v:rect w14:anchorId="2C85DD73" id="矩形 5" o:spid="_x0000_s1026" style="position:absolute;margin-left:91.5pt;margin-top:32.8pt;width:28.4pt;height:8.5pt;z-index:251674624;visibility:visible;mso-wrap-style:square;mso-height-percent:0;mso-wrap-distance-left:9pt;mso-wrap-distance-top:0;mso-wrap-distance-right:9pt;mso-wrap-distance-bottom:0;mso-position-horizontal:absolute;mso-position-horizontal-relative:text;mso-position-vertical:absolute;mso-position-vertical-relative:text;mso-height-percent:0;mso-height-relative:margin;v-text-anchor:middle" o:gfxdata="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" filled="f" strokecolor="#e00" strokeweight="1.5pt"/>
+            </w:pict>
+          </mc:Fallback>
+        </mc:AlternateContent>
+      </w:r>
+      <w:r>
+        <w:rPr>
+          <w:szCs w:val="21"/>
+        </w:rPr>
+        <w:drawing>
+          <wp:inline distT="0" distB="0" distL="0" distR="0" wp14:anchorId="3F086184" wp14:editId="3379718C">
+            <wp:extent cx="4395537" cy="3019087"/>
+            <wp:effectExtent l="0" t="0" r="5080" b="0"/>
+            <wp:docPr id="266093356" name="图片 1"/>
+            <wp:cNvGraphicFramePr>
+              <a:graphicFrameLocks xmlns:a="http://schemas.openxmlformats.org/drawingml/2006/main" noChangeAspect="1"/>
+            </wp:cNvGraphicFramePr>
+            <a:graphic xmlns:a="http://schemas.openxmlformats.org/drawingml/2006/main">
+              <a:graphicData uri="http://schemas.openxmlformats.org/drawingml/2006/picture">
+                <pic:pic xmlns:pic="http://schemas.openxmlformats.org/drawingml/2006/picture">
+                  <pic:nvPicPr>
+                    <pic:cNvPr id="266093356" name=""/>
+                    <pic:cNvPicPr/>
+                  </pic:nvPicPr>
+                  <pic:blipFill>
+                    <a:blip r:embed="rId28"/>
+                    <a:stretch>
+                      <a:fillRect/>
+                    </a:stretch>
+                  </pic:blipFill>
+                  <pic:spPr>
+                    <a:xfrm>
+                      <a:off x="0" y="0"/>
+                      <a:ext cx="4401182" cy="3022964"/>
+                    </a:xfrm>
+                    <a:prstGeom prst="rect">
+                      <a:avLst/>
+                    </a:prstGeom>
+                  </pic:spPr>
+                </pic:pic>
+              </a:graphicData>
+            </a:graphic>
+          </wp:inline>
+        </w:drawing>
+      </w:r>
+    </w:p>
+    <w:p>
+      <w:pPr>
+        <w:rPr>
+          <w:szCs w:val="21"/>
+        </w:rPr>
+      </w:pPr>
+      <w:r>
+        <w:rPr>
+          <w:szCs w:val="21"/>
+        </w:rPr>
+        <w:drawing>
+          <wp:inline distT="0" distB="0" distL="0" distR="0" wp14:anchorId="5400225A" wp14:editId="71A88F54">
+            <wp:extent cx="5049253" cy="1798789"/>
+            <wp:effectExtent l="0" t="0" r="0" b="0"/>
+            <wp:docPr id="2008430659" name="图片 1"/>
+            <wp:cNvGraphicFramePr>
+              <a:graphicFrameLocks xmlns:a="http://schemas.openxmlformats.org/drawingml/2006/main" noChangeAspect="1"/>
+            </wp:cNvGraphicFramePr>
+            <a:graphic xmlns:a="http://schemas.openxmlformats.org/drawingml/2006/main">
+              <a:graphicData uri="http://schemas.openxmlformats.org/drawingml/2006/picture">
+                <pic:pic xmlns:pic="http://schemas.openxmlformats.org/drawingml/2006/picture">
+                  <pic:nvPicPr>
+                    <pic:cNvPr id="2008430659" name=""/>
+                    <pic:cNvPicPr/>
+                  </pic:nvPicPr>
+                  <pic:blipFill>
+                    <a:blip r:embed="rId29"/>
+                    <a:stretch>
+                      <a:fillRect/>
+                    </a:stretch>
+                  </pic:blipFill>
+                  <pic:spPr>
+                    <a:xfrm>
+                      <a:off x="0" y="0"/>
+                      <a:ext cx="5052252" cy="1799857"/>
+                    </a:xfrm>
+                    <a:prstGeom prst="rect">
+                      <a:avLst/>
+                    </a:prstGeom>
+                  </pic:spPr>
+                </pic:pic>
+              </a:graphicData>
+            </a:graphic>
+          </wp:inline>
+        </w:drawing>
+      </w:r>
+    </w:p>
+    <w:p>
+      <w:pPr>
+        <w:rPr>
+          <w:rFonts w:hint="eastAsia"/>
+          <w:szCs w:val="21"/>
+        </w:rPr>
+      </w:pPr>
+      <w:r>
+        <w:rPr>
+          <w:szCs w:val="21"/>
+        </w:rPr>
+        <w:drawing>
+          <wp:inline distT="0" distB="0" distL="0" distR="0" wp14:anchorId="7DD73E4E" wp14:editId="384DB6E5">
+            <wp:extent cx="5061284" cy="3636008"/>
+            <wp:effectExtent l="0" t="0" r="6350" b="3175"/>
+            <wp:docPr id="760664950" name="图片 1"/>
+            <wp:cNvGraphicFramePr>
+              <a:graphicFrameLocks xmlns:a="http://schemas.openxmlformats.org/drawingml/2006/main" noChangeAspect="1"/>
+            </wp:cNvGraphicFramePr>
+            <a:graphic xmlns:a="http://schemas.openxmlformats.org/drawingml/2006/main">
+              <a:graphicData uri="http://schemas.openxmlformats.org/drawingml/2006/picture">
+                <pic:pic xmlns:pic="http://schemas.openxmlformats.org/drawingml/2006/picture">
+                  <pic:nvPicPr>
+                    <pic:cNvPr id="760664950" name=""/>
+                    <pic:cNvPicPr/>
+                  </pic:nvPicPr>
+                  <pic:blipFill>
+                    <a:blip r:embed="rId30"/>
+                    <a:stretch>
+                      <a:fillRect/>
+                    </a:stretch>
+                  </pic:blipFill>
+                  <pic:spPr>
+                    <a:xfrm>
+                      <a:off x="0" y="0"/>
+                      <a:ext cx="5071124" cy="3643077"/>
+                    </a:xfrm>
+                    <a:prstGeom prst="rect">
+                      <a:avLst/>
+                    </a:prstGeom>
+                  </pic:spPr>
+                </pic:pic>
+              </a:graphicData>
+            </a:graphic>
+          </wp:inline>
+        </w:drawing>
+      </w:r>
     </w:p>
     <w:sectPr>
       <w:pgSz w:w="11906" w:h="16838"/>
